--- a/Inhalte.docx
+++ b/Inhalte.docx
@@ -20,17 +20,51 @@
           <w:sz w:val="22"/>
           <w:szCs w:val="22"/>
         </w:rPr>
-        <w:t>-</w:t>
-      </w:r>
-      <w:r>
-        <w:rPr>
-          <w:rFonts w:asciiTheme="majorHAnsi" w:hAnsiTheme="majorHAnsi"/>
-          <w:b/>
-          <w:bCs/>
-          <w:sz w:val="22"/>
-          <w:szCs w:val="22"/>
-        </w:rPr>
-        <w:t>Analyse bestehender Gaze-Detection-Ansätze und deren Limitierungen (diskrete Targets, Overfitting auf definierte Blickpunkte)</w:t>
+        <w:t>-Analyse bestehender Gaze-</w:t>
+      </w:r>
+      <w:proofErr w:type="spellStart"/>
+      <w:r>
+        <w:rPr>
+          <w:rFonts w:asciiTheme="majorHAnsi" w:hAnsiTheme="majorHAnsi"/>
+          <w:b/>
+          <w:bCs/>
+          <w:sz w:val="22"/>
+          <w:szCs w:val="22"/>
+        </w:rPr>
+        <w:t>Detection</w:t>
+      </w:r>
+      <w:proofErr w:type="spellEnd"/>
+      <w:r>
+        <w:rPr>
+          <w:rFonts w:asciiTheme="majorHAnsi" w:hAnsiTheme="majorHAnsi"/>
+          <w:b/>
+          <w:bCs/>
+          <w:sz w:val="22"/>
+          <w:szCs w:val="22"/>
+        </w:rPr>
+        <w:t xml:space="preserve">-Ansätze und deren Limitierungen (diskrete Targets, </w:t>
+      </w:r>
+      <w:proofErr w:type="spellStart"/>
+      <w:r>
+        <w:rPr>
+          <w:rFonts w:asciiTheme="majorHAnsi" w:hAnsiTheme="majorHAnsi"/>
+          <w:b/>
+          <w:bCs/>
+          <w:sz w:val="22"/>
+          <w:szCs w:val="22"/>
+        </w:rPr>
+        <w:t>Overfitting</w:t>
+      </w:r>
+      <w:proofErr w:type="spellEnd"/>
+      <w:r>
+        <w:rPr>
+          <w:rFonts w:asciiTheme="majorHAnsi" w:hAnsiTheme="majorHAnsi"/>
+          <w:b/>
+          <w:bCs/>
+          <w:sz w:val="22"/>
+          <w:szCs w:val="22"/>
+        </w:rPr>
+        <w:t xml:space="preserve"> auf definierte Blickpunkte)</w:t>
       </w:r>
     </w:p>
     <w:p>
@@ -69,6 +103,44 @@
       <w:pPr>
         <w:rPr>
           <w:rFonts w:asciiTheme="majorHAnsi" w:hAnsiTheme="majorHAnsi"/>
+          <w:sz w:val="22"/>
+          <w:szCs w:val="22"/>
+        </w:rPr>
+      </w:pPr>
+      <w:r>
+        <w:rPr>
+          <w:rFonts w:asciiTheme="majorHAnsi" w:hAnsiTheme="majorHAnsi"/>
+          <w:sz w:val="22"/>
+          <w:szCs w:val="22"/>
+        </w:rPr>
+        <w:t>Testpersonen Eigenschaften, Setup [Kameras, Testperson Position, Targets, Beleuchtung], Kalibrierung, Datenvariation,</w:t>
+      </w:r>
+    </w:p>
+    <w:p>
+      <w:pPr>
+        <w:rPr>
+          <w:rFonts w:asciiTheme="majorHAnsi" w:hAnsiTheme="majorHAnsi"/>
+          <w:b/>
+          <w:bCs/>
+          <w:sz w:val="22"/>
+          <w:szCs w:val="22"/>
+        </w:rPr>
+      </w:pPr>
+      <w:r>
+        <w:rPr>
+          <w:rFonts w:asciiTheme="majorHAnsi" w:hAnsiTheme="majorHAnsi"/>
+          <w:b/>
+          <w:bCs/>
+          <w:sz w:val="22"/>
+          <w:szCs w:val="22"/>
+        </w:rPr>
+        <w:t>- Nutzung eines Projektors oder großen Screens zur Darstellung variabler Gaze-Targets</w:t>
+      </w:r>
+    </w:p>
+    <w:p>
+      <w:pPr>
+        <w:rPr>
+          <w:rFonts w:asciiTheme="majorHAnsi" w:hAnsiTheme="majorHAnsi"/>
           <w:b/>
           <w:bCs/>
           <w:sz w:val="22"/>
@@ -94,7 +166,7 @@
           <w:sz w:val="22"/>
           <w:szCs w:val="22"/>
         </w:rPr>
-        <w:t>- Nutzung eines Projektors oder großen Screens zur Darstellung variabler Gaze-Targets</w:t>
+        <w:t>- Entwicklung eines Verfahrens zur präzisen Bestimmung der 3D-Position der Targets als Ground Truth</w:t>
       </w:r>
     </w:p>
     <w:p>
@@ -126,7 +198,7 @@
           <w:sz w:val="22"/>
           <w:szCs w:val="22"/>
         </w:rPr>
-        <w:t>- Entwicklung eines Verfahrens zur präzisen Bestimmung der 3D-Position der Targets als Ground Truth</w:t>
+        <w:t>- Integration und Nutzung eines bestehenden Multi-Kamera-Messaufbaus (synchronisierte Kameras aus verschiedenen Blickwinkeln)</w:t>
       </w:r>
     </w:p>
     <w:p>
@@ -158,7 +230,7 @@
           <w:sz w:val="22"/>
           <w:szCs w:val="22"/>
         </w:rPr>
-        <w:t>- Integration und Nutzung eines bestehenden Multi-Kamera-Messaufbaus (synchronisierte Kameras aus verschiedenen Blickwinkeln)</w:t>
+        <w:t>- Synchronisation von Bilddaten, Target-Positionen und ggf. Kopf- bzw. Augenpose</w:t>
       </w:r>
     </w:p>
     <w:p>
@@ -190,7 +262,7 @@
           <w:sz w:val="22"/>
           <w:szCs w:val="22"/>
         </w:rPr>
-        <w:t>- Synchronisation von Bilddaten, Target-Positionen und ggf. Kopf- bzw. Augenpose</w:t>
+        <w:t>- Datenaufbereitung und Annotation für Trainingszwecke</w:t>
       </w:r>
     </w:p>
     <w:p>
@@ -222,38 +294,6 @@
           <w:sz w:val="22"/>
           <w:szCs w:val="22"/>
         </w:rPr>
-        <w:t>- Datenaufbereitung und Annotation für Trainingszwecke</w:t>
-      </w:r>
-    </w:p>
-    <w:p>
-      <w:pPr>
-        <w:rPr>
-          <w:rFonts w:asciiTheme="majorHAnsi" w:hAnsiTheme="majorHAnsi"/>
-          <w:b/>
-          <w:bCs/>
-          <w:sz w:val="22"/>
-          <w:szCs w:val="22"/>
-        </w:rPr>
-      </w:pPr>
-    </w:p>
-    <w:p>
-      <w:pPr>
-        <w:rPr>
-          <w:rFonts w:asciiTheme="majorHAnsi" w:hAnsiTheme="majorHAnsi"/>
-          <w:b/>
-          <w:bCs/>
-          <w:sz w:val="22"/>
-          <w:szCs w:val="22"/>
-        </w:rPr>
-      </w:pPr>
-      <w:r>
-        <w:rPr>
-          <w:rFonts w:asciiTheme="majorHAnsi" w:hAnsiTheme="majorHAnsi"/>
-          <w:b/>
-          <w:bCs/>
-          <w:sz w:val="22"/>
-          <w:szCs w:val="22"/>
-        </w:rPr>
         <w:t>- Entwicklung von Datenaugmentationsstrategien (z.</w:t>
       </w:r>
       <w:r>
@@ -274,7 +314,51 @@
           <w:sz w:val="22"/>
           <w:szCs w:val="22"/>
         </w:rPr>
-        <w:t>B. Variation von Beleuchtung, Kopfpose, Occlusions)</w:t>
+        <w:t xml:space="preserve">B. Variation von Beleuchtung, </w:t>
+      </w:r>
+      <w:proofErr w:type="spellStart"/>
+      <w:r>
+        <w:rPr>
+          <w:rFonts w:asciiTheme="majorHAnsi" w:hAnsiTheme="majorHAnsi"/>
+          <w:b/>
+          <w:bCs/>
+          <w:sz w:val="22"/>
+          <w:szCs w:val="22"/>
+        </w:rPr>
+        <w:t>Kopfpose</w:t>
+      </w:r>
+      <w:proofErr w:type="spellEnd"/>
+      <w:r>
+        <w:rPr>
+          <w:rFonts w:asciiTheme="majorHAnsi" w:hAnsiTheme="majorHAnsi"/>
+          <w:b/>
+          <w:bCs/>
+          <w:sz w:val="22"/>
+          <w:szCs w:val="22"/>
+        </w:rPr>
+        <w:t xml:space="preserve">, </w:t>
+      </w:r>
+      <w:proofErr w:type="spellStart"/>
+      <w:r>
+        <w:rPr>
+          <w:rFonts w:asciiTheme="majorHAnsi" w:hAnsiTheme="majorHAnsi"/>
+          <w:b/>
+          <w:bCs/>
+          <w:sz w:val="22"/>
+          <w:szCs w:val="22"/>
+        </w:rPr>
+        <w:t>Occlusions</w:t>
+      </w:r>
+      <w:proofErr w:type="spellEnd"/>
+      <w:r>
+        <w:rPr>
+          <w:rFonts w:asciiTheme="majorHAnsi" w:hAnsiTheme="majorHAnsi"/>
+          <w:b/>
+          <w:bCs/>
+          <w:sz w:val="22"/>
+          <w:szCs w:val="22"/>
+        </w:rPr>
+        <w:t>)</w:t>
       </w:r>
     </w:p>
     <w:p>
@@ -1388,6 +1472,7 @@
   <w:style w:type="character" w:default="1" w:styleId="Absatz-Standardschriftart">
     <w:name w:val="Default Paragraph Font"/>
     <w:uiPriority w:val="1"/>
+    <w:semiHidden/>
     <w:unhideWhenUsed/>
   </w:style>
   <w:style w:type="table" w:default="1" w:styleId="NormaleTabelle">

--- a/Inhalte.docx
+++ b/Inhalte.docx
@@ -173,10 +173,155 @@
       <w:pPr>
         <w:rPr>
           <w:rFonts w:asciiTheme="majorHAnsi" w:hAnsiTheme="majorHAnsi"/>
-          <w:b/>
-          <w:bCs/>
-          <w:sz w:val="22"/>
-          <w:szCs w:val="22"/>
+          <w:sz w:val="22"/>
+          <w:szCs w:val="22"/>
+        </w:rPr>
+      </w:pPr>
+      <w:r>
+        <w:rPr>
+          <w:rFonts w:asciiTheme="majorHAnsi" w:hAnsiTheme="majorHAnsi"/>
+          <w:sz w:val="22"/>
+          <w:szCs w:val="22"/>
+        </w:rPr>
+        <w:t xml:space="preserve">2D Bildschirm Koordinate mit Ursprung in Ecke normalisiert: links </w:t>
+      </w:r>
+      <w:proofErr w:type="gramStart"/>
+      <w:r>
+        <w:rPr>
+          <w:rFonts w:asciiTheme="majorHAnsi" w:hAnsiTheme="majorHAnsi"/>
+          <w:sz w:val="22"/>
+          <w:szCs w:val="22"/>
+        </w:rPr>
+        <w:t>oben[</w:t>
+      </w:r>
+      <w:proofErr w:type="gramEnd"/>
+      <w:r>
+        <w:rPr>
+          <w:rFonts w:asciiTheme="majorHAnsi" w:hAnsiTheme="majorHAnsi"/>
+          <w:sz w:val="22"/>
+          <w:szCs w:val="22"/>
+        </w:rPr>
+        <w:t xml:space="preserve">0,0], rechts </w:t>
+      </w:r>
+      <w:proofErr w:type="gramStart"/>
+      <w:r>
+        <w:rPr>
+          <w:rFonts w:asciiTheme="majorHAnsi" w:hAnsiTheme="majorHAnsi"/>
+          <w:sz w:val="22"/>
+          <w:szCs w:val="22"/>
+        </w:rPr>
+        <w:t>unten[</w:t>
+      </w:r>
+      <w:proofErr w:type="gramEnd"/>
+      <w:r>
+        <w:rPr>
+          <w:rFonts w:asciiTheme="majorHAnsi" w:hAnsiTheme="majorHAnsi"/>
+          <w:sz w:val="22"/>
+          <w:szCs w:val="22"/>
+        </w:rPr>
+        <w:t>1,1]</w:t>
+      </w:r>
+    </w:p>
+    <w:p>
+      <w:pPr>
+        <w:rPr>
+          <w:rFonts w:asciiTheme="majorHAnsi" w:hAnsiTheme="majorHAnsi"/>
+          <w:sz w:val="22"/>
+          <w:szCs w:val="22"/>
+        </w:rPr>
+      </w:pPr>
+      <w:r>
+        <w:rPr>
+          <w:rFonts w:asciiTheme="majorHAnsi" w:hAnsiTheme="majorHAnsi"/>
+          <w:sz w:val="22"/>
+          <w:szCs w:val="22"/>
+        </w:rPr>
+        <w:t>Bildschirm als Ebene, physische Berechnung der Koordinate mit Pixelgröße</w:t>
+      </w:r>
+    </w:p>
+    <w:p>
+      <w:pPr>
+        <w:rPr>
+          <w:rFonts w:asciiTheme="majorHAnsi" w:hAnsiTheme="majorHAnsi"/>
+          <w:sz w:val="22"/>
+          <w:szCs w:val="22"/>
+        </w:rPr>
+      </w:pPr>
+    </w:p>
+    <w:p>
+      <w:pPr>
+        <w:rPr>
+          <w:rFonts w:asciiTheme="majorHAnsi" w:hAnsiTheme="majorHAnsi"/>
+          <w:sz w:val="22"/>
+          <w:szCs w:val="22"/>
+          <w:lang w:val="en-US"/>
+        </w:rPr>
+      </w:pPr>
+      <w:r>
+        <w:rPr>
+          <w:rFonts w:asciiTheme="majorHAnsi" w:hAnsiTheme="majorHAnsi"/>
+          <w:sz w:val="22"/>
+          <w:szCs w:val="22"/>
+          <w:lang w:val="en-US"/>
+        </w:rPr>
+        <w:t>R. Rodrigues, J. a. Barreto, and U. Nunes,</w:t>
+      </w:r>
+      <w:r>
+        <w:rPr>
+          <w:rFonts w:asciiTheme="majorHAnsi" w:hAnsiTheme="majorHAnsi"/>
+          <w:sz w:val="22"/>
+          <w:szCs w:val="22"/>
+          <w:lang w:val="en-US"/>
+        </w:rPr>
+        <w:t xml:space="preserve"> “</w:t>
+      </w:r>
+      <w:r>
+        <w:rPr>
+          <w:rFonts w:asciiTheme="majorHAnsi" w:hAnsiTheme="majorHAnsi"/>
+          <w:sz w:val="22"/>
+          <w:szCs w:val="22"/>
+          <w:lang w:val="en-US"/>
+        </w:rPr>
+        <w:t>Camera pose estimation using images of planar mirror reflections</w:t>
+      </w:r>
+      <w:r>
+        <w:rPr>
+          <w:rFonts w:asciiTheme="majorHAnsi" w:hAnsiTheme="majorHAnsi"/>
+          <w:sz w:val="22"/>
+          <w:szCs w:val="22"/>
+          <w:lang w:val="en-US"/>
+        </w:rPr>
+        <w:t>,”</w:t>
+      </w:r>
+    </w:p>
+    <w:p>
+      <w:pPr>
+        <w:rPr>
+          <w:rFonts w:asciiTheme="majorHAnsi" w:hAnsiTheme="majorHAnsi"/>
+          <w:sz w:val="22"/>
+          <w:szCs w:val="22"/>
+          <w:lang w:val="en-US"/>
+        </w:rPr>
+      </w:pPr>
+      <w:r>
+        <w:rPr>
+          <w:rFonts w:asciiTheme="majorHAnsi" w:hAnsiTheme="majorHAnsi"/>
+          <w:sz w:val="22"/>
+          <w:szCs w:val="22"/>
+          <w:lang w:val="en-US"/>
+        </w:rPr>
+        <w:t>G. Bradski, “The OpenCV Library,”</w:t>
+      </w:r>
+    </w:p>
+    <w:p>
+      <w:pPr>
+        <w:rPr>
+          <w:rFonts w:asciiTheme="majorHAnsi" w:hAnsiTheme="majorHAnsi"/>
+          <w:b/>
+          <w:bCs/>
+          <w:sz w:val="22"/>
+          <w:szCs w:val="22"/>
+          <w:lang w:val="en-US"/>
         </w:rPr>
       </w:pPr>
     </w:p>
@@ -1472,7 +1617,6 @@
   <w:style w:type="character" w:default="1" w:styleId="Absatz-Standardschriftart">
     <w:name w:val="Default Paragraph Font"/>
     <w:uiPriority w:val="1"/>
-    <w:semiHidden/>
     <w:unhideWhenUsed/>
   </w:style>
   <w:style w:type="table" w:default="1" w:styleId="NormaleTabelle">

--- a/Inhalte.docx
+++ b/Inhalte.docx
@@ -183,7 +183,31 @@
           <w:sz w:val="22"/>
           <w:szCs w:val="22"/>
         </w:rPr>
-        <w:t xml:space="preserve">2D Bildschirm Koordinate mit Ursprung in Ecke normalisiert: links </w:t>
+        <w:t xml:space="preserve">1) </w:t>
+      </w:r>
+      <w:r>
+        <w:rPr>
+          <w:rFonts w:asciiTheme="majorHAnsi" w:hAnsiTheme="majorHAnsi"/>
+          <w:sz w:val="22"/>
+          <w:szCs w:val="22"/>
+        </w:rPr>
+        <w:t>Bildschirm als Ebene, physische Berechnung der Koordinate -&gt; alle 4 Ecken</w:t>
+      </w:r>
+      <w:r>
+        <w:rPr>
+          <w:rFonts w:asciiTheme="majorHAnsi" w:hAnsiTheme="majorHAnsi"/>
+          <w:sz w:val="22"/>
+          <w:szCs w:val="22"/>
+        </w:rPr>
+        <w:t xml:space="preserve"> P1-4</w:t>
+      </w:r>
+      <w:r>
+        <w:rPr>
+          <w:rFonts w:asciiTheme="majorHAnsi" w:hAnsiTheme="majorHAnsi"/>
+          <w:sz w:val="22"/>
+          <w:szCs w:val="22"/>
+        </w:rPr>
+        <w:t xml:space="preserve"> [0,0] [1,</w:t>
       </w:r>
       <w:proofErr w:type="gramStart"/>
       <w:r>
@@ -192,7 +216,7 @@
           <w:sz w:val="22"/>
           <w:szCs w:val="22"/>
         </w:rPr>
-        <w:t>oben[</w:t>
+        <w:t>0][</w:t>
       </w:r>
       <w:proofErr w:type="gramEnd"/>
       <w:r>
@@ -201,7 +225,7 @@
           <w:sz w:val="22"/>
           <w:szCs w:val="22"/>
         </w:rPr>
-        <w:t xml:space="preserve">0,0], rechts </w:t>
+        <w:t>0,</w:t>
       </w:r>
       <w:proofErr w:type="gramStart"/>
       <w:r>
@@ -210,7 +234,7 @@
           <w:sz w:val="22"/>
           <w:szCs w:val="22"/>
         </w:rPr>
-        <w:t>unten[</w:t>
+        <w:t>9][</w:t>
       </w:r>
       <w:proofErr w:type="gramEnd"/>
       <w:r>
@@ -219,39 +243,69 @@
           <w:sz w:val="22"/>
           <w:szCs w:val="22"/>
         </w:rPr>
-        <w:t>1,1]</w:t>
-      </w:r>
-    </w:p>
-    <w:p>
-      <w:pPr>
-        <w:rPr>
-          <w:rFonts w:asciiTheme="majorHAnsi" w:hAnsiTheme="majorHAnsi"/>
-          <w:sz w:val="22"/>
-          <w:szCs w:val="22"/>
-        </w:rPr>
-      </w:pPr>
-      <w:r>
-        <w:rPr>
-          <w:rFonts w:asciiTheme="majorHAnsi" w:hAnsiTheme="majorHAnsi"/>
-          <w:sz w:val="22"/>
-          <w:szCs w:val="22"/>
-        </w:rPr>
-        <w:t>Bildschirm als Ebene, physische Berechnung der Koordinate mit Pixelgröße</w:t>
-      </w:r>
-    </w:p>
-    <w:p>
-      <w:pPr>
-        <w:rPr>
-          <w:rFonts w:asciiTheme="majorHAnsi" w:hAnsiTheme="majorHAnsi"/>
-          <w:sz w:val="22"/>
-          <w:szCs w:val="22"/>
-        </w:rPr>
-      </w:pPr>
-    </w:p>
-    <w:p>
-      <w:pPr>
-        <w:rPr>
-          <w:rFonts w:asciiTheme="majorHAnsi" w:hAnsiTheme="majorHAnsi"/>
+        <w:t>1,9]</w:t>
+      </w:r>
+    </w:p>
+    <w:p>
+      <w:pPr>
+        <w:rPr>
+          <w:rFonts w:asciiTheme="majorHAnsi" w:hAnsiTheme="majorHAnsi"/>
+          <w:sz w:val="22"/>
+          <w:szCs w:val="22"/>
+        </w:rPr>
+      </w:pPr>
+      <w:r>
+        <w:rPr>
+          <w:rFonts w:asciiTheme="majorHAnsi" w:hAnsiTheme="majorHAnsi"/>
+          <w:sz w:val="22"/>
+          <w:szCs w:val="22"/>
+        </w:rPr>
+        <w:t>Target wird angezeigt (</w:t>
+      </w:r>
+      <w:proofErr w:type="spellStart"/>
+      <w:proofErr w:type="gramStart"/>
+      <w:r>
+        <w:rPr>
+          <w:rFonts w:asciiTheme="majorHAnsi" w:hAnsiTheme="majorHAnsi"/>
+          <w:sz w:val="22"/>
+          <w:szCs w:val="22"/>
+        </w:rPr>
+        <w:t>u,v</w:t>
+      </w:r>
+      <w:proofErr w:type="spellEnd"/>
+      <w:proofErr w:type="gramEnd"/>
+      <w:r>
+        <w:rPr>
+          <w:rFonts w:asciiTheme="majorHAnsi" w:hAnsiTheme="majorHAnsi"/>
+          <w:sz w:val="22"/>
+          <w:szCs w:val="22"/>
+        </w:rPr>
+        <w:t xml:space="preserve">) - &gt; </w:t>
+      </w:r>
+      <w:proofErr w:type="gramStart"/>
+      <w:r>
+        <w:rPr>
+          <w:rFonts w:asciiTheme="majorHAnsi" w:hAnsiTheme="majorHAnsi"/>
+          <w:sz w:val="22"/>
+          <w:szCs w:val="22"/>
+        </w:rPr>
+        <w:t>normalisiert  u</w:t>
+      </w:r>
+      <w:proofErr w:type="gramEnd"/>
+      <w:r>
+        <w:rPr>
+          <w:rFonts w:asciiTheme="majorHAnsi" w:hAnsiTheme="majorHAnsi"/>
+          <w:sz w:val="22"/>
+          <w:szCs w:val="22"/>
+        </w:rPr>
+        <w:t xml:space="preserve"> /Breite, v/Höhe</w:t>
+      </w:r>
+    </w:p>
+    <w:p>
+      <w:pPr>
+        <w:rPr>
+          <w:rFonts w:asciiTheme="majorHAnsi" w:hAnsiTheme="majorHAnsi"/>
+          <w:b/>
           <w:sz w:val="22"/>
           <w:szCs w:val="22"/>
           <w:lang w:val="en-US"/>
@@ -264,8 +318,9 @@
           <w:szCs w:val="22"/>
           <w:lang w:val="en-US"/>
         </w:rPr>
-        <w:t>R. Rodrigues, J. a. Barreto, and U. Nunes,</w:t>
-      </w:r>
+        <w:t xml:space="preserve">-&gt; </w:t>
+      </w:r>
+      <w:proofErr w:type="spellStart"/>
       <w:r>
         <w:rPr>
           <w:rFonts w:asciiTheme="majorHAnsi" w:hAnsiTheme="majorHAnsi"/>
@@ -273,8 +328,9 @@
           <w:szCs w:val="22"/>
           <w:lang w:val="en-US"/>
         </w:rPr>
-        <w:t xml:space="preserve"> “</w:t>
-      </w:r>
+        <w:t>P_target</w:t>
+      </w:r>
+      <w:proofErr w:type="spellEnd"/>
       <w:r>
         <w:rPr>
           <w:rFonts w:asciiTheme="majorHAnsi" w:hAnsiTheme="majorHAnsi"/>
@@ -282,8 +338,9 @@
           <w:szCs w:val="22"/>
           <w:lang w:val="en-US"/>
         </w:rPr>
-        <w:t>Camera pose estimation using images of planar mirror reflections</w:t>
-      </w:r>
+        <w:t xml:space="preserve"> = P1 + </w:t>
+      </w:r>
+      <w:proofErr w:type="spellStart"/>
       <w:r>
         <w:rPr>
           <w:rFonts w:asciiTheme="majorHAnsi" w:hAnsiTheme="majorHAnsi"/>
@@ -291,18 +348,19 @@
           <w:szCs w:val="22"/>
           <w:lang w:val="en-US"/>
         </w:rPr>
-        <w:t>,”</w:t>
-      </w:r>
-    </w:p>
-    <w:p>
-      <w:pPr>
+        <w:t>u_norm</w:t>
+      </w:r>
+      <w:proofErr w:type="spellEnd"/>
+      <w:r>
         <w:rPr>
           <w:rFonts w:asciiTheme="majorHAnsi" w:hAnsiTheme="majorHAnsi"/>
           <w:sz w:val="22"/>
           <w:szCs w:val="22"/>
           <w:lang w:val="en-US"/>
         </w:rPr>
-      </w:pPr>
+        <w:t xml:space="preserve"> * (P2-P1) + </w:t>
+      </w:r>
+      <w:proofErr w:type="spellStart"/>
       <w:r>
         <w:rPr>
           <w:rFonts w:asciiTheme="majorHAnsi" w:hAnsiTheme="majorHAnsi"/>
@@ -310,8 +368,328 @@
           <w:szCs w:val="22"/>
           <w:lang w:val="en-US"/>
         </w:rPr>
-        <w:t>G. Bradski, “The OpenCV Library,”</w:t>
-      </w:r>
+        <w:t>v_norm</w:t>
+      </w:r>
+      <w:proofErr w:type="spellEnd"/>
+      <w:r>
+        <w:rPr>
+          <w:rFonts w:asciiTheme="majorHAnsi" w:hAnsiTheme="majorHAnsi"/>
+          <w:sz w:val="22"/>
+          <w:szCs w:val="22"/>
+          <w:lang w:val="en-US"/>
+        </w:rPr>
+        <w:t xml:space="preserve"> * (P3-P1)</w:t>
+      </w:r>
+      <w:r>
+        <w:rPr>
+          <w:rFonts w:asciiTheme="majorHAnsi" w:hAnsiTheme="majorHAnsi"/>
+          <w:sz w:val="22"/>
+          <w:szCs w:val="22"/>
+          <w:lang w:val="en-US"/>
+        </w:rPr>
+        <w:t xml:space="preserve"> -&gt; </w:t>
+      </w:r>
+      <w:r>
+        <w:rPr>
+          <w:rFonts w:asciiTheme="majorHAnsi" w:hAnsiTheme="majorHAnsi"/>
+          <w:b/>
+          <w:sz w:val="22"/>
+          <w:szCs w:val="22"/>
+          <w:lang w:val="en-US"/>
+        </w:rPr>
+        <w:t>3D Position</w:t>
+      </w:r>
+    </w:p>
+    <w:p>
+      <w:pPr>
+        <w:rPr>
+          <w:rFonts w:asciiTheme="majorHAnsi" w:hAnsiTheme="majorHAnsi"/>
+          <w:sz w:val="22"/>
+          <w:szCs w:val="22"/>
+          <w:lang w:val="en-US"/>
+        </w:rPr>
+      </w:pPr>
+      <w:r>
+        <w:rPr>
+          <w:rFonts w:asciiTheme="majorHAnsi" w:hAnsiTheme="majorHAnsi"/>
+          <w:sz w:val="22"/>
+          <w:szCs w:val="22"/>
+          <w:lang w:val="en-US"/>
+        </w:rPr>
+        <w:t>2)</w:t>
+      </w:r>
+      <w:r>
+        <w:rPr>
+          <w:rFonts w:asciiTheme="majorHAnsi" w:hAnsiTheme="majorHAnsi"/>
+          <w:sz w:val="22"/>
+          <w:szCs w:val="22"/>
+          <w:lang w:val="en-US"/>
+        </w:rPr>
+        <w:t xml:space="preserve"> Augen </w:t>
+      </w:r>
+      <w:proofErr w:type="spellStart"/>
+      <w:r>
+        <w:rPr>
+          <w:rFonts w:asciiTheme="majorHAnsi" w:hAnsiTheme="majorHAnsi"/>
+          <w:sz w:val="22"/>
+          <w:szCs w:val="22"/>
+          <w:lang w:val="en-US"/>
+        </w:rPr>
+        <w:t>oder</w:t>
+      </w:r>
+      <w:proofErr w:type="spellEnd"/>
+      <w:r>
+        <w:rPr>
+          <w:rFonts w:asciiTheme="majorHAnsi" w:hAnsiTheme="majorHAnsi"/>
+          <w:sz w:val="22"/>
+          <w:szCs w:val="22"/>
+          <w:lang w:val="en-US"/>
+        </w:rPr>
+        <w:t xml:space="preserve"> </w:t>
+      </w:r>
+      <w:proofErr w:type="spellStart"/>
+      <w:r>
+        <w:rPr>
+          <w:rFonts w:asciiTheme="majorHAnsi" w:hAnsiTheme="majorHAnsi"/>
+          <w:sz w:val="22"/>
+          <w:szCs w:val="22"/>
+          <w:lang w:val="en-US"/>
+        </w:rPr>
+        <w:t>Kopfposition</w:t>
+      </w:r>
+      <w:proofErr w:type="spellEnd"/>
+    </w:p>
+    <w:p>
+      <w:pPr>
+        <w:rPr>
+          <w:rFonts w:asciiTheme="majorHAnsi" w:hAnsiTheme="majorHAnsi"/>
+          <w:sz w:val="22"/>
+          <w:szCs w:val="22"/>
+          <w:lang w:val="en-US"/>
+        </w:rPr>
+      </w:pPr>
+      <w:r>
+        <w:rPr>
+          <w:rFonts w:asciiTheme="majorHAnsi" w:hAnsiTheme="majorHAnsi"/>
+          <w:sz w:val="22"/>
+          <w:szCs w:val="22"/>
+          <w:lang w:val="en-US"/>
+        </w:rPr>
+        <w:t xml:space="preserve">3) </w:t>
+      </w:r>
+      <w:proofErr w:type="spellStart"/>
+      <w:r>
+        <w:rPr>
+          <w:rFonts w:asciiTheme="majorHAnsi" w:hAnsiTheme="majorHAnsi"/>
+          <w:sz w:val="22"/>
+          <w:szCs w:val="22"/>
+          <w:lang w:val="en-US"/>
+        </w:rPr>
+        <w:t>Gazevektor</w:t>
+      </w:r>
+      <w:proofErr w:type="spellEnd"/>
+      <w:r>
+        <w:rPr>
+          <w:rFonts w:asciiTheme="majorHAnsi" w:hAnsiTheme="majorHAnsi"/>
+          <w:sz w:val="22"/>
+          <w:szCs w:val="22"/>
+          <w:lang w:val="en-US"/>
+        </w:rPr>
+        <w:t xml:space="preserve"> = Target – </w:t>
+      </w:r>
+      <w:proofErr w:type="spellStart"/>
+      <w:r>
+        <w:rPr>
+          <w:rFonts w:asciiTheme="majorHAnsi" w:hAnsiTheme="majorHAnsi"/>
+          <w:sz w:val="22"/>
+          <w:szCs w:val="22"/>
+          <w:lang w:val="en-US"/>
+        </w:rPr>
+        <w:t>EyeCenter</w:t>
+      </w:r>
+      <w:proofErr w:type="spellEnd"/>
+      <w:r>
+        <w:rPr>
+          <w:rFonts w:asciiTheme="majorHAnsi" w:hAnsiTheme="majorHAnsi"/>
+          <w:sz w:val="22"/>
+          <w:szCs w:val="22"/>
+          <w:lang w:val="en-US"/>
+        </w:rPr>
+        <w:t xml:space="preserve"> -&gt; </w:t>
+      </w:r>
+      <w:proofErr w:type="spellStart"/>
+      <w:r>
+        <w:rPr>
+          <w:rFonts w:asciiTheme="majorHAnsi" w:hAnsiTheme="majorHAnsi"/>
+          <w:sz w:val="22"/>
+          <w:szCs w:val="22"/>
+          <w:lang w:val="en-US"/>
+        </w:rPr>
+        <w:t>norm_gaze</w:t>
+      </w:r>
+      <w:proofErr w:type="spellEnd"/>
+      <w:r>
+        <w:rPr>
+          <w:rFonts w:asciiTheme="majorHAnsi" w:hAnsiTheme="majorHAnsi"/>
+          <w:sz w:val="22"/>
+          <w:szCs w:val="22"/>
+          <w:lang w:val="en-US"/>
+        </w:rPr>
+        <w:t xml:space="preserve"> = gaze / || gaze || -&gt; </w:t>
+      </w:r>
+      <w:r>
+        <w:rPr>
+          <w:rFonts w:asciiTheme="majorHAnsi" w:hAnsiTheme="majorHAnsi"/>
+          <w:b/>
+          <w:sz w:val="22"/>
+          <w:szCs w:val="22"/>
+          <w:lang w:val="en-US"/>
+        </w:rPr>
+        <w:t>Ground Truth 3D Gaze</w:t>
+      </w:r>
+    </w:p>
+    <w:p>
+      <w:pPr>
+        <w:rPr>
+          <w:rFonts w:asciiTheme="majorHAnsi" w:hAnsiTheme="majorHAnsi"/>
+          <w:sz w:val="22"/>
+          <w:szCs w:val="22"/>
+        </w:rPr>
+      </w:pPr>
+      <w:r>
+        <w:rPr>
+          <w:rFonts w:asciiTheme="majorHAnsi" w:hAnsiTheme="majorHAnsi"/>
+          <w:sz w:val="22"/>
+          <w:szCs w:val="22"/>
+        </w:rPr>
+        <w:t xml:space="preserve">4) Daten sind: </w:t>
+      </w:r>
+      <w:proofErr w:type="spellStart"/>
+      <w:r>
+        <w:rPr>
+          <w:rFonts w:asciiTheme="majorHAnsi" w:hAnsiTheme="majorHAnsi"/>
+          <w:sz w:val="22"/>
+          <w:szCs w:val="22"/>
+        </w:rPr>
+        <w:t>timestamp</w:t>
+      </w:r>
+      <w:proofErr w:type="spellEnd"/>
+      <w:r>
+        <w:rPr>
+          <w:rFonts w:asciiTheme="majorHAnsi" w:hAnsiTheme="majorHAnsi"/>
+          <w:sz w:val="22"/>
+          <w:szCs w:val="22"/>
+        </w:rPr>
+        <w:t xml:space="preserve"> + </w:t>
+      </w:r>
+      <w:proofErr w:type="spellStart"/>
+      <w:r>
+        <w:rPr>
+          <w:rFonts w:asciiTheme="majorHAnsi" w:hAnsiTheme="majorHAnsi"/>
+          <w:sz w:val="22"/>
+          <w:szCs w:val="22"/>
+        </w:rPr>
+        <w:t>kamerabilder</w:t>
+      </w:r>
+      <w:proofErr w:type="spellEnd"/>
+      <w:r>
+        <w:rPr>
+          <w:rFonts w:asciiTheme="majorHAnsi" w:hAnsiTheme="majorHAnsi"/>
+          <w:sz w:val="22"/>
+          <w:szCs w:val="22"/>
+        </w:rPr>
+        <w:t xml:space="preserve"> + </w:t>
+      </w:r>
+      <w:proofErr w:type="spellStart"/>
+      <w:r>
+        <w:rPr>
+          <w:rFonts w:asciiTheme="majorHAnsi" w:hAnsiTheme="majorHAnsi"/>
+          <w:sz w:val="22"/>
+          <w:szCs w:val="22"/>
+        </w:rPr>
+        <w:t>t</w:t>
+      </w:r>
+      <w:r>
+        <w:rPr>
+          <w:rFonts w:asciiTheme="majorHAnsi" w:hAnsiTheme="majorHAnsi"/>
+          <w:sz w:val="22"/>
+          <w:szCs w:val="22"/>
+        </w:rPr>
+        <w:t>arget</w:t>
+      </w:r>
+      <w:proofErr w:type="spellEnd"/>
+      <w:r>
+        <w:rPr>
+          <w:rFonts w:asciiTheme="majorHAnsi" w:hAnsiTheme="majorHAnsi"/>
+          <w:sz w:val="22"/>
+          <w:szCs w:val="22"/>
+        </w:rPr>
+        <w:t xml:space="preserve"> </w:t>
+      </w:r>
+      <w:proofErr w:type="spellStart"/>
+      <w:r>
+        <w:rPr>
+          <w:rFonts w:asciiTheme="majorHAnsi" w:hAnsiTheme="majorHAnsi"/>
+          <w:sz w:val="22"/>
+          <w:szCs w:val="22"/>
+        </w:rPr>
+        <w:t>position</w:t>
+      </w:r>
+      <w:proofErr w:type="spellEnd"/>
+      <w:r>
+        <w:rPr>
+          <w:rFonts w:asciiTheme="majorHAnsi" w:hAnsiTheme="majorHAnsi"/>
+          <w:sz w:val="22"/>
+          <w:szCs w:val="22"/>
+        </w:rPr>
+        <w:t xml:space="preserve"> + </w:t>
+      </w:r>
+      <w:proofErr w:type="spellStart"/>
+      <w:r>
+        <w:rPr>
+          <w:rFonts w:asciiTheme="majorHAnsi" w:hAnsiTheme="majorHAnsi"/>
+          <w:sz w:val="22"/>
+          <w:szCs w:val="22"/>
+        </w:rPr>
+        <w:t>eyecenter</w:t>
+      </w:r>
+      <w:proofErr w:type="spellEnd"/>
+      <w:r>
+        <w:rPr>
+          <w:rFonts w:asciiTheme="majorHAnsi" w:hAnsiTheme="majorHAnsi"/>
+          <w:sz w:val="22"/>
+          <w:szCs w:val="22"/>
+        </w:rPr>
+        <w:t xml:space="preserve"> </w:t>
+      </w:r>
+      <w:proofErr w:type="spellStart"/>
+      <w:r>
+        <w:rPr>
+          <w:rFonts w:asciiTheme="majorHAnsi" w:hAnsiTheme="majorHAnsi"/>
+          <w:sz w:val="22"/>
+          <w:szCs w:val="22"/>
+        </w:rPr>
+        <w:t>position</w:t>
+      </w:r>
+      <w:proofErr w:type="spellEnd"/>
+      <w:r>
+        <w:rPr>
+          <w:rFonts w:asciiTheme="majorHAnsi" w:hAnsiTheme="majorHAnsi"/>
+          <w:sz w:val="22"/>
+          <w:szCs w:val="22"/>
+        </w:rPr>
+        <w:t xml:space="preserve"> + </w:t>
+      </w:r>
+      <w:proofErr w:type="spellStart"/>
+      <w:r>
+        <w:rPr>
+          <w:rFonts w:asciiTheme="majorHAnsi" w:hAnsiTheme="majorHAnsi"/>
+          <w:sz w:val="22"/>
+          <w:szCs w:val="22"/>
+        </w:rPr>
+        <w:t>gaze</w:t>
+      </w:r>
+      <w:proofErr w:type="spellEnd"/>
     </w:p>
     <w:p>
       <w:pPr>
@@ -321,7 +699,6 @@
           <w:bCs/>
           <w:sz w:val="22"/>
           <w:szCs w:val="22"/>
-          <w:lang w:val="en-US"/>
         </w:rPr>
       </w:pPr>
     </w:p>
@@ -350,15 +727,30 @@
       <w:pPr>
         <w:rPr>
           <w:rFonts w:asciiTheme="majorHAnsi" w:hAnsiTheme="majorHAnsi"/>
+          <w:sz w:val="22"/>
+          <w:szCs w:val="22"/>
+        </w:rPr>
+      </w:pPr>
+      <w:r>
+        <w:rPr>
+          <w:rFonts w:asciiTheme="majorHAnsi" w:hAnsiTheme="majorHAnsi"/>
+          <w:sz w:val="22"/>
+          <w:szCs w:val="22"/>
+        </w:rPr>
+        <w:t>noch keine Kameras</w:t>
+      </w:r>
+    </w:p>
+    <w:p>
+      <w:pPr>
+        <w:rPr>
+          <w:rFonts w:asciiTheme="majorHAnsi" w:hAnsiTheme="majorHAnsi"/>
           <w:b/>
           <w:bCs/>
           <w:sz w:val="22"/>
           <w:szCs w:val="22"/>
         </w:rPr>
       </w:pPr>
-    </w:p>
-    <w:p>
-      <w:pPr>
+      <w:r>
         <w:rPr>
           <w:rFonts w:asciiTheme="majorHAnsi" w:hAnsiTheme="majorHAnsi"/>
           <w:b/>
@@ -366,15 +758,6 @@
           <w:sz w:val="22"/>
           <w:szCs w:val="22"/>
         </w:rPr>
-      </w:pPr>
-      <w:r>
-        <w:rPr>
-          <w:rFonts w:asciiTheme="majorHAnsi" w:hAnsiTheme="majorHAnsi"/>
-          <w:b/>
-          <w:bCs/>
-          <w:sz w:val="22"/>
-          <w:szCs w:val="22"/>
-        </w:rPr>
         <w:t>- Synchronisation von Bilddaten, Target-Positionen und ggf. Kopf- bzw. Augenpose</w:t>
       </w:r>
     </w:p>
@@ -382,12 +765,63 @@
       <w:pPr>
         <w:rPr>
           <w:rFonts w:asciiTheme="majorHAnsi" w:hAnsiTheme="majorHAnsi"/>
-          <w:b/>
-          <w:bCs/>
-          <w:sz w:val="22"/>
-          <w:szCs w:val="22"/>
-        </w:rPr>
-      </w:pPr>
+          <w:sz w:val="22"/>
+          <w:szCs w:val="22"/>
+        </w:rPr>
+      </w:pPr>
+      <w:r>
+        <w:rPr>
+          <w:rFonts w:asciiTheme="majorHAnsi" w:hAnsiTheme="majorHAnsi"/>
+          <w:sz w:val="22"/>
+          <w:szCs w:val="22"/>
+        </w:rPr>
+        <w:t>Gemeinsame Systemzeit</w:t>
+      </w:r>
+    </w:p>
+    <w:p>
+      <w:pPr>
+        <w:rPr>
+          <w:rFonts w:asciiTheme="majorHAnsi" w:hAnsiTheme="majorHAnsi"/>
+          <w:sz w:val="22"/>
+          <w:szCs w:val="22"/>
+        </w:rPr>
+      </w:pPr>
+      <w:proofErr w:type="spellStart"/>
+      <w:r>
+        <w:rPr>
+          <w:rFonts w:asciiTheme="majorHAnsi" w:hAnsiTheme="majorHAnsi"/>
+          <w:sz w:val="22"/>
+          <w:szCs w:val="22"/>
+        </w:rPr>
+        <w:t>Timestamp</w:t>
+      </w:r>
+      <w:proofErr w:type="spellEnd"/>
+      <w:r>
+        <w:rPr>
+          <w:rFonts w:asciiTheme="majorHAnsi" w:hAnsiTheme="majorHAnsi"/>
+          <w:sz w:val="22"/>
+          <w:szCs w:val="22"/>
+        </w:rPr>
+        <w:t xml:space="preserve">, </w:t>
+      </w:r>
+      <w:proofErr w:type="spellStart"/>
+      <w:r>
+        <w:rPr>
+          <w:rFonts w:asciiTheme="majorHAnsi" w:hAnsiTheme="majorHAnsi"/>
+          <w:sz w:val="22"/>
+          <w:szCs w:val="22"/>
+        </w:rPr>
+        <w:t>KameraID</w:t>
+      </w:r>
+      <w:proofErr w:type="spellEnd"/>
+      <w:r>
+        <w:rPr>
+          <w:rFonts w:asciiTheme="majorHAnsi" w:hAnsiTheme="majorHAnsi"/>
+          <w:sz w:val="22"/>
+          <w:szCs w:val="22"/>
+        </w:rPr>
+        <w:t>, Frame</w:t>
+      </w:r>
     </w:p>
     <w:p>
       <w:pPr>
@@ -558,10 +992,2607 @@
         <w:t>t und der Auswirkungen auf die Modell-Performance</w:t>
       </w:r>
     </w:p>
+    <w:p>
+      <w:pPr>
+        <w:rPr>
+          <w:rFonts w:asciiTheme="majorHAnsi" w:hAnsiTheme="majorHAnsi"/>
+          <w:b/>
+          <w:bCs/>
+          <w:sz w:val="22"/>
+          <w:szCs w:val="22"/>
+        </w:rPr>
+      </w:pPr>
+      <w:r>
+        <w:rPr>
+          <w:rFonts w:asciiTheme="majorHAnsi" w:hAnsiTheme="majorHAnsi"/>
+          <w:b/>
+          <w:bCs/>
+          <w:sz w:val="22"/>
+          <w:szCs w:val="22"/>
+        </w:rPr>
+        <w:br w:type="page"/>
+      </w:r>
+    </w:p>
+    <w:p>
+      <w:pPr>
+        <w:rPr>
+          <w:rFonts w:asciiTheme="majorHAnsi" w:hAnsiTheme="majorHAnsi"/>
+          <w:sz w:val="22"/>
+          <w:szCs w:val="22"/>
+        </w:rPr>
+      </w:pPr>
+      <w:r>
+        <w:rPr>
+          <w:rFonts w:asciiTheme="majorHAnsi" w:hAnsiTheme="majorHAnsi"/>
+          <w:sz w:val="22"/>
+          <w:szCs w:val="22"/>
+        </w:rPr>
+        <w:lastRenderedPageBreak/>
+        <w:t>Kurz gesagt: Für eine Bachelorarbeit zur Konzeption und Erstellung eines neuen Gaze-Datensatzes reichen die bisher genannten Paper als Fundament nicht ganz aus.</w:t>
+      </w:r>
+    </w:p>
+    <w:p>
+      <w:pPr>
+        <w:rPr>
+          <w:rFonts w:asciiTheme="majorHAnsi" w:hAnsiTheme="majorHAnsi"/>
+          <w:sz w:val="22"/>
+          <w:szCs w:val="22"/>
+        </w:rPr>
+      </w:pPr>
+      <w:r>
+        <w:rPr>
+          <w:rFonts w:asciiTheme="majorHAnsi" w:hAnsiTheme="majorHAnsi"/>
+          <w:sz w:val="22"/>
+          <w:szCs w:val="22"/>
+        </w:rPr>
+        <w:t>Du hast bereits gute Quellen für:</w:t>
+      </w:r>
+    </w:p>
+    <w:p>
+      <w:pPr>
+        <w:numPr>
+          <w:ilvl w:val="0"/>
+          <w:numId w:val="1"/>
+        </w:numPr>
+        <w:rPr>
+          <w:rFonts w:asciiTheme="majorHAnsi" w:hAnsiTheme="majorHAnsi"/>
+          <w:sz w:val="22"/>
+          <w:szCs w:val="22"/>
+        </w:rPr>
+      </w:pPr>
+      <w:r>
+        <w:rPr>
+          <w:rFonts w:asciiTheme="majorHAnsi" w:hAnsiTheme="majorHAnsi"/>
+          <w:sz w:val="22"/>
+          <w:szCs w:val="22"/>
+        </w:rPr>
+        <w:t>Gaze-</w:t>
+      </w:r>
+      <w:proofErr w:type="spellStart"/>
+      <w:r>
+        <w:rPr>
+          <w:rFonts w:asciiTheme="majorHAnsi" w:hAnsiTheme="majorHAnsi"/>
+          <w:sz w:val="22"/>
+          <w:szCs w:val="22"/>
+        </w:rPr>
+        <w:t>Estimation</w:t>
+      </w:r>
+      <w:proofErr w:type="spellEnd"/>
+      <w:r>
+        <w:rPr>
+          <w:rFonts w:asciiTheme="majorHAnsi" w:hAnsiTheme="majorHAnsi"/>
+          <w:sz w:val="22"/>
+          <w:szCs w:val="22"/>
+        </w:rPr>
+        <w:t>-Verfahren</w:t>
+      </w:r>
+    </w:p>
+    <w:p>
+      <w:pPr>
+        <w:numPr>
+          <w:ilvl w:val="0"/>
+          <w:numId w:val="1"/>
+        </w:numPr>
+        <w:rPr>
+          <w:rFonts w:asciiTheme="majorHAnsi" w:hAnsiTheme="majorHAnsi"/>
+          <w:sz w:val="22"/>
+          <w:szCs w:val="22"/>
+        </w:rPr>
+      </w:pPr>
+      <w:r>
+        <w:rPr>
+          <w:rFonts w:asciiTheme="majorHAnsi" w:hAnsiTheme="majorHAnsi"/>
+          <w:sz w:val="22"/>
+          <w:szCs w:val="22"/>
+        </w:rPr>
+        <w:t>Datensatzvergleich</w:t>
+      </w:r>
+    </w:p>
+    <w:p>
+      <w:pPr>
+        <w:numPr>
+          <w:ilvl w:val="0"/>
+          <w:numId w:val="1"/>
+        </w:numPr>
+        <w:rPr>
+          <w:rFonts w:asciiTheme="majorHAnsi" w:hAnsiTheme="majorHAnsi"/>
+          <w:sz w:val="22"/>
+          <w:szCs w:val="22"/>
+        </w:rPr>
+      </w:pPr>
+      <w:r>
+        <w:rPr>
+          <w:rFonts w:asciiTheme="majorHAnsi" w:hAnsiTheme="majorHAnsi"/>
+          <w:sz w:val="22"/>
+          <w:szCs w:val="22"/>
+        </w:rPr>
+        <w:t>Limitierungen bestehender Datensätze</w:t>
+      </w:r>
+    </w:p>
+    <w:p>
+      <w:pPr>
+        <w:numPr>
+          <w:ilvl w:val="0"/>
+          <w:numId w:val="1"/>
+        </w:numPr>
+        <w:rPr>
+          <w:rFonts w:asciiTheme="majorHAnsi" w:hAnsiTheme="majorHAnsi"/>
+          <w:sz w:val="22"/>
+          <w:szCs w:val="22"/>
+        </w:rPr>
+      </w:pPr>
+      <w:r>
+        <w:rPr>
+          <w:rFonts w:asciiTheme="majorHAnsi" w:hAnsiTheme="majorHAnsi"/>
+          <w:sz w:val="22"/>
+          <w:szCs w:val="22"/>
+        </w:rPr>
+        <w:t xml:space="preserve">moderne </w:t>
+      </w:r>
+      <w:proofErr w:type="spellStart"/>
+      <w:r>
+        <w:rPr>
+          <w:rFonts w:asciiTheme="majorHAnsi" w:hAnsiTheme="majorHAnsi"/>
+          <w:sz w:val="22"/>
+          <w:szCs w:val="22"/>
+        </w:rPr>
+        <w:t>Appearance-Based</w:t>
+      </w:r>
+      <w:proofErr w:type="spellEnd"/>
+      <w:r>
+        <w:rPr>
+          <w:rFonts w:asciiTheme="majorHAnsi" w:hAnsiTheme="majorHAnsi"/>
+          <w:sz w:val="22"/>
+          <w:szCs w:val="22"/>
+        </w:rPr>
+        <w:t xml:space="preserve"> Gaze </w:t>
+      </w:r>
+      <w:proofErr w:type="spellStart"/>
+      <w:r>
+        <w:rPr>
+          <w:rFonts w:asciiTheme="majorHAnsi" w:hAnsiTheme="majorHAnsi"/>
+          <w:sz w:val="22"/>
+          <w:szCs w:val="22"/>
+        </w:rPr>
+        <w:t>Estimation</w:t>
+      </w:r>
+      <w:proofErr w:type="spellEnd"/>
+    </w:p>
+    <w:p>
+      <w:pPr>
+        <w:rPr>
+          <w:rFonts w:asciiTheme="majorHAnsi" w:hAnsiTheme="majorHAnsi"/>
+          <w:sz w:val="22"/>
+          <w:szCs w:val="22"/>
+        </w:rPr>
+      </w:pPr>
+      <w:r>
+        <w:rPr>
+          <w:rFonts w:asciiTheme="majorHAnsi" w:hAnsiTheme="majorHAnsi"/>
+          <w:sz w:val="22"/>
+          <w:szCs w:val="22"/>
+        </w:rPr>
+        <w:t>nämlich:</w:t>
+      </w:r>
+    </w:p>
+    <w:p>
+      <w:pPr>
+        <w:numPr>
+          <w:ilvl w:val="0"/>
+          <w:numId w:val="2"/>
+        </w:numPr>
+        <w:rPr>
+          <w:rFonts w:asciiTheme="majorHAnsi" w:hAnsiTheme="majorHAnsi"/>
+          <w:sz w:val="22"/>
+          <w:szCs w:val="22"/>
+        </w:rPr>
+      </w:pPr>
+      <w:r>
+        <w:rPr>
+          <w:rFonts w:asciiTheme="majorHAnsi" w:hAnsiTheme="majorHAnsi"/>
+          <w:sz w:val="22"/>
+          <w:szCs w:val="22"/>
+        </w:rPr>
+        <w:t xml:space="preserve">Hansen &amp; Ji (2010) </w:t>
+      </w:r>
+      <w:hyperlink r:id="rId7" w:history="1">
+        <w:r>
+          <w:rPr>
+            <w:rStyle w:val="Hyperlink"/>
+            <w:rFonts w:asciiTheme="majorHAnsi" w:hAnsiTheme="majorHAnsi"/>
+            <w:sz w:val="22"/>
+            <w:szCs w:val="22"/>
+          </w:rPr>
+          <w:t>[github.com]</w:t>
+        </w:r>
+      </w:hyperlink>
+      <w:r>
+        <w:rPr>
+          <w:rFonts w:asciiTheme="majorHAnsi" w:hAnsiTheme="majorHAnsi"/>
+          <w:sz w:val="22"/>
+          <w:szCs w:val="22"/>
+        </w:rPr>
+        <w:t xml:space="preserve">, </w:t>
+      </w:r>
+      <w:hyperlink r:id="rId8" w:history="1">
+        <w:r>
+          <w:rPr>
+            <w:rStyle w:val="Hyperlink"/>
+            <w:rFonts w:asciiTheme="majorHAnsi" w:hAnsiTheme="majorHAnsi"/>
+            <w:sz w:val="22"/>
+            <w:szCs w:val="22"/>
+          </w:rPr>
+          <w:t>[arxiv.org]</w:t>
+        </w:r>
+      </w:hyperlink>
+    </w:p>
+    <w:p>
+      <w:pPr>
+        <w:numPr>
+          <w:ilvl w:val="0"/>
+          <w:numId w:val="2"/>
+        </w:numPr>
+        <w:rPr>
+          <w:rFonts w:asciiTheme="majorHAnsi" w:hAnsiTheme="majorHAnsi"/>
+          <w:sz w:val="22"/>
+          <w:szCs w:val="22"/>
+        </w:rPr>
+      </w:pPr>
+      <w:r>
+        <w:rPr>
+          <w:rFonts w:asciiTheme="majorHAnsi" w:hAnsiTheme="majorHAnsi"/>
+          <w:sz w:val="22"/>
+          <w:szCs w:val="22"/>
+        </w:rPr>
+        <w:t xml:space="preserve">Gaze360 (2019) </w:t>
+      </w:r>
+      <w:hyperlink r:id="rId9" w:history="1">
+        <w:r>
+          <w:rPr>
+            <w:rStyle w:val="Hyperlink"/>
+            <w:rFonts w:asciiTheme="majorHAnsi" w:hAnsiTheme="majorHAnsi"/>
+            <w:sz w:val="22"/>
+            <w:szCs w:val="22"/>
+          </w:rPr>
+          <w:t>[ieeexplore.ieee.org]</w:t>
+        </w:r>
+      </w:hyperlink>
+    </w:p>
+    <w:p>
+      <w:pPr>
+        <w:numPr>
+          <w:ilvl w:val="0"/>
+          <w:numId w:val="2"/>
+        </w:numPr>
+        <w:rPr>
+          <w:rFonts w:asciiTheme="majorHAnsi" w:hAnsiTheme="majorHAnsi"/>
+          <w:sz w:val="22"/>
+          <w:szCs w:val="22"/>
+          <w:lang w:val="en-US"/>
+        </w:rPr>
+      </w:pPr>
+      <w:r>
+        <w:rPr>
+          <w:rFonts w:asciiTheme="majorHAnsi" w:hAnsiTheme="majorHAnsi"/>
+          <w:sz w:val="22"/>
+          <w:szCs w:val="22"/>
+          <w:lang w:val="en-US"/>
+        </w:rPr>
+        <w:t xml:space="preserve">Appearance-based Gaze Estimation: A Review and Benchmark (2024) </w:t>
+      </w:r>
+      <w:hyperlink r:id="rId10" w:history="1">
+        <w:r>
+          <w:rPr>
+            <w:rStyle w:val="Hyperlink"/>
+            <w:rFonts w:asciiTheme="majorHAnsi" w:hAnsiTheme="majorHAnsi"/>
+            <w:sz w:val="22"/>
+            <w:szCs w:val="22"/>
+            <w:lang w:val="en-US"/>
+          </w:rPr>
+          <w:t>[mdpi.com]</w:t>
+        </w:r>
+      </w:hyperlink>
+      <w:r>
+        <w:rPr>
+          <w:rFonts w:asciiTheme="majorHAnsi" w:hAnsiTheme="majorHAnsi"/>
+          <w:sz w:val="22"/>
+          <w:szCs w:val="22"/>
+          <w:lang w:val="en-US"/>
+        </w:rPr>
+        <w:t xml:space="preserve">, </w:t>
+      </w:r>
+      <w:hyperlink r:id="rId11" w:history="1">
+        <w:r>
+          <w:rPr>
+            <w:rStyle w:val="Hyperlink"/>
+            <w:rFonts w:asciiTheme="majorHAnsi" w:hAnsiTheme="majorHAnsi"/>
+            <w:sz w:val="22"/>
+            <w:szCs w:val="22"/>
+            <w:lang w:val="en-US"/>
+          </w:rPr>
+          <w:t>[mdpi.com]</w:t>
+        </w:r>
+      </w:hyperlink>
+    </w:p>
+    <w:p>
+      <w:pPr>
+        <w:rPr>
+          <w:rFonts w:asciiTheme="majorHAnsi" w:hAnsiTheme="majorHAnsi"/>
+          <w:sz w:val="22"/>
+          <w:szCs w:val="22"/>
+        </w:rPr>
+      </w:pPr>
+      <w:r>
+        <w:rPr>
+          <w:rFonts w:asciiTheme="majorHAnsi" w:hAnsiTheme="majorHAnsi"/>
+          <w:sz w:val="22"/>
+          <w:szCs w:val="22"/>
+        </w:rPr>
+        <w:t>Damit kannst du die ersten beiden Punkte sehr gut abdecken:</w:t>
+      </w:r>
+    </w:p>
+    <w:p>
+      <w:pPr>
+        <w:rPr>
+          <w:rFonts w:asciiTheme="majorHAnsi" w:hAnsiTheme="majorHAnsi"/>
+          <w:sz w:val="22"/>
+          <w:szCs w:val="22"/>
+        </w:rPr>
+      </w:pPr>
+      <w:r>
+        <w:rPr>
+          <w:rFonts w:asciiTheme="majorHAnsi" w:hAnsiTheme="majorHAnsi"/>
+          <w:sz w:val="22"/>
+          <w:szCs w:val="22"/>
+        </w:rPr>
+        <w:t xml:space="preserve"> Analyse bestehender Ansätze</w:t>
+      </w:r>
+    </w:p>
+    <w:p>
+      <w:pPr>
+        <w:rPr>
+          <w:rFonts w:asciiTheme="majorHAnsi" w:hAnsiTheme="majorHAnsi"/>
+          <w:sz w:val="22"/>
+          <w:szCs w:val="22"/>
+        </w:rPr>
+      </w:pPr>
+      <w:r>
+        <w:rPr>
+          <w:rFonts w:asciiTheme="majorHAnsi" w:hAnsiTheme="majorHAnsi"/>
+          <w:sz w:val="22"/>
+          <w:szCs w:val="22"/>
+        </w:rPr>
+        <w:t xml:space="preserve"> Analyse von Limitierungen bestehender Datensätze</w:t>
+      </w:r>
+    </w:p>
+    <w:p>
+      <w:pPr>
+        <w:rPr>
+          <w:rFonts w:asciiTheme="majorHAnsi" w:hAnsiTheme="majorHAnsi"/>
+          <w:sz w:val="22"/>
+          <w:szCs w:val="22"/>
+        </w:rPr>
+      </w:pPr>
+      <w:r>
+        <w:rPr>
+          <w:rFonts w:asciiTheme="majorHAnsi" w:hAnsiTheme="majorHAnsi"/>
+          <w:sz w:val="22"/>
+          <w:szCs w:val="22"/>
+        </w:rPr>
+        <w:pict w14:anchorId="59AF3001">
+          <v:rect id="_x0000_i1055" style="width:0;height:1.5pt" o:hralign="center" o:hrstd="t" o:hr="t" fillcolor="#a0a0a0" stroked="f"/>
+        </w:pict>
+      </w:r>
+    </w:p>
+    <w:p>
+      <w:pPr>
+        <w:rPr>
+          <w:rFonts w:asciiTheme="majorHAnsi" w:hAnsiTheme="majorHAnsi"/>
+          <w:sz w:val="22"/>
+          <w:szCs w:val="22"/>
+        </w:rPr>
+      </w:pPr>
+      <w:r>
+        <w:rPr>
+          <w:rFonts w:asciiTheme="majorHAnsi" w:hAnsiTheme="majorHAnsi"/>
+          <w:sz w:val="22"/>
+          <w:szCs w:val="22"/>
+        </w:rPr>
+        <w:t>Was dir noch fehlt</w:t>
+      </w:r>
+    </w:p>
+    <w:p>
+      <w:pPr>
+        <w:rPr>
+          <w:rFonts w:asciiTheme="majorHAnsi" w:hAnsiTheme="majorHAnsi"/>
+          <w:sz w:val="22"/>
+          <w:szCs w:val="22"/>
+        </w:rPr>
+      </w:pPr>
+      <w:r>
+        <w:rPr>
+          <w:rFonts w:asciiTheme="majorHAnsi" w:hAnsiTheme="majorHAnsi"/>
+          <w:sz w:val="22"/>
+          <w:szCs w:val="22"/>
+        </w:rPr>
+        <w:t>1. Datensatz-Design und Ground Truth</w:t>
+      </w:r>
+    </w:p>
+    <w:p>
+      <w:pPr>
+        <w:rPr>
+          <w:rFonts w:asciiTheme="majorHAnsi" w:hAnsiTheme="majorHAnsi"/>
+          <w:sz w:val="22"/>
+          <w:szCs w:val="22"/>
+        </w:rPr>
+      </w:pPr>
+      <w:r>
+        <w:rPr>
+          <w:rFonts w:asciiTheme="majorHAnsi" w:hAnsiTheme="majorHAnsi"/>
+          <w:sz w:val="22"/>
+          <w:szCs w:val="22"/>
+        </w:rPr>
+        <w:t>Für</w:t>
+      </w:r>
+    </w:p>
+    <w:p>
+      <w:pPr>
+        <w:rPr>
+          <w:rFonts w:asciiTheme="majorHAnsi" w:hAnsiTheme="majorHAnsi"/>
+          <w:sz w:val="22"/>
+          <w:szCs w:val="22"/>
+        </w:rPr>
+      </w:pPr>
+      <w:r>
+        <w:rPr>
+          <w:rFonts w:asciiTheme="majorHAnsi" w:hAnsiTheme="majorHAnsi"/>
+          <w:sz w:val="22"/>
+          <w:szCs w:val="22"/>
+        </w:rPr>
+        <w:t>Entwicklung eines Verfahrens zur präzisen Bestimmung der 3D-Position der Targets als Ground Truth</w:t>
+      </w:r>
+    </w:p>
+    <w:p>
+      <w:pPr>
+        <w:rPr>
+          <w:rFonts w:asciiTheme="majorHAnsi" w:hAnsiTheme="majorHAnsi"/>
+          <w:sz w:val="22"/>
+          <w:szCs w:val="22"/>
+        </w:rPr>
+      </w:pPr>
+      <w:r>
+        <w:rPr>
+          <w:rFonts w:asciiTheme="majorHAnsi" w:hAnsiTheme="majorHAnsi"/>
+          <w:sz w:val="22"/>
+          <w:szCs w:val="22"/>
+        </w:rPr>
+        <w:t>würde ich zusätzlich lesen:</w:t>
+      </w:r>
+    </w:p>
+    <w:p>
+      <w:pPr>
+        <w:rPr>
+          <w:rFonts w:asciiTheme="majorHAnsi" w:hAnsiTheme="majorHAnsi"/>
+          <w:sz w:val="22"/>
+          <w:szCs w:val="22"/>
+        </w:rPr>
+      </w:pPr>
+      <w:r>
+        <w:rPr>
+          <w:rFonts w:asciiTheme="majorHAnsi" w:hAnsiTheme="majorHAnsi"/>
+          <w:sz w:val="22"/>
+          <w:szCs w:val="22"/>
+        </w:rPr>
+        <w:t xml:space="preserve">Zhang (2000) </w:t>
+      </w:r>
+      <w:r>
+        <w:rPr>
+          <w:rFonts w:asciiTheme="majorHAnsi" w:hAnsiTheme="majorHAnsi"/>
+          <w:i/>
+          <w:iCs/>
+          <w:sz w:val="22"/>
+          <w:szCs w:val="22"/>
+        </w:rPr>
+        <w:t xml:space="preserve">A Flexible New </w:t>
+      </w:r>
+      <w:proofErr w:type="spellStart"/>
+      <w:r>
+        <w:rPr>
+          <w:rFonts w:asciiTheme="majorHAnsi" w:hAnsiTheme="majorHAnsi"/>
+          <w:i/>
+          <w:iCs/>
+          <w:sz w:val="22"/>
+          <w:szCs w:val="22"/>
+        </w:rPr>
+        <w:t>Technique</w:t>
+      </w:r>
+      <w:proofErr w:type="spellEnd"/>
+      <w:r>
+        <w:rPr>
+          <w:rFonts w:asciiTheme="majorHAnsi" w:hAnsiTheme="majorHAnsi"/>
+          <w:i/>
+          <w:iCs/>
+          <w:sz w:val="22"/>
+          <w:szCs w:val="22"/>
+        </w:rPr>
+        <w:t xml:space="preserve"> </w:t>
+      </w:r>
+      <w:proofErr w:type="spellStart"/>
+      <w:r>
+        <w:rPr>
+          <w:rFonts w:asciiTheme="majorHAnsi" w:hAnsiTheme="majorHAnsi"/>
+          <w:i/>
+          <w:iCs/>
+          <w:sz w:val="22"/>
+          <w:szCs w:val="22"/>
+        </w:rPr>
+        <w:t>for</w:t>
+      </w:r>
+      <w:proofErr w:type="spellEnd"/>
+      <w:r>
+        <w:rPr>
+          <w:rFonts w:asciiTheme="majorHAnsi" w:hAnsiTheme="majorHAnsi"/>
+          <w:i/>
+          <w:iCs/>
+          <w:sz w:val="22"/>
+          <w:szCs w:val="22"/>
+        </w:rPr>
+        <w:t xml:space="preserve"> </w:t>
+      </w:r>
+      <w:proofErr w:type="spellStart"/>
+      <w:r>
+        <w:rPr>
+          <w:rFonts w:asciiTheme="majorHAnsi" w:hAnsiTheme="majorHAnsi"/>
+          <w:i/>
+          <w:iCs/>
+          <w:sz w:val="22"/>
+          <w:szCs w:val="22"/>
+        </w:rPr>
+        <w:t>Camera</w:t>
+      </w:r>
+      <w:proofErr w:type="spellEnd"/>
+      <w:r>
+        <w:rPr>
+          <w:rFonts w:asciiTheme="majorHAnsi" w:hAnsiTheme="majorHAnsi"/>
+          <w:i/>
+          <w:iCs/>
+          <w:sz w:val="22"/>
+          <w:szCs w:val="22"/>
+        </w:rPr>
+        <w:t xml:space="preserve"> </w:t>
+      </w:r>
+      <w:proofErr w:type="spellStart"/>
+      <w:r>
+        <w:rPr>
+          <w:rFonts w:asciiTheme="majorHAnsi" w:hAnsiTheme="majorHAnsi"/>
+          <w:i/>
+          <w:iCs/>
+          <w:sz w:val="22"/>
+          <w:szCs w:val="22"/>
+        </w:rPr>
+        <w:t>Calibration</w:t>
+      </w:r>
+      <w:proofErr w:type="spellEnd"/>
+    </w:p>
+    <w:p>
+      <w:pPr>
+        <w:rPr>
+          <w:rFonts w:asciiTheme="majorHAnsi" w:hAnsiTheme="majorHAnsi"/>
+          <w:sz w:val="22"/>
+          <w:szCs w:val="22"/>
+        </w:rPr>
+      </w:pPr>
+      <w:r>
+        <w:rPr>
+          <w:rFonts w:asciiTheme="majorHAnsi" w:hAnsiTheme="majorHAnsi"/>
+          <w:sz w:val="22"/>
+          <w:szCs w:val="22"/>
+        </w:rPr>
+        <w:t>Das ist praktisch die Standardquelle für:</w:t>
+      </w:r>
+    </w:p>
+    <w:p>
+      <w:pPr>
+        <w:numPr>
+          <w:ilvl w:val="0"/>
+          <w:numId w:val="3"/>
+        </w:numPr>
+        <w:rPr>
+          <w:rFonts w:asciiTheme="majorHAnsi" w:hAnsiTheme="majorHAnsi"/>
+          <w:sz w:val="22"/>
+          <w:szCs w:val="22"/>
+        </w:rPr>
+      </w:pPr>
+      <w:r>
+        <w:rPr>
+          <w:rFonts w:asciiTheme="majorHAnsi" w:hAnsiTheme="majorHAnsi"/>
+          <w:sz w:val="22"/>
+          <w:szCs w:val="22"/>
+        </w:rPr>
+        <w:t>Kamerakalibrierung</w:t>
+      </w:r>
+    </w:p>
+    <w:p>
+      <w:pPr>
+        <w:numPr>
+          <w:ilvl w:val="0"/>
+          <w:numId w:val="3"/>
+        </w:numPr>
+        <w:rPr>
+          <w:rFonts w:asciiTheme="majorHAnsi" w:hAnsiTheme="majorHAnsi"/>
+          <w:sz w:val="22"/>
+          <w:szCs w:val="22"/>
+        </w:rPr>
+      </w:pPr>
+      <w:r>
+        <w:rPr>
+          <w:rFonts w:asciiTheme="majorHAnsi" w:hAnsiTheme="majorHAnsi"/>
+          <w:sz w:val="22"/>
+          <w:szCs w:val="22"/>
+        </w:rPr>
+        <w:t>Weltkoordinatensystem</w:t>
+      </w:r>
+    </w:p>
+    <w:p>
+      <w:pPr>
+        <w:numPr>
+          <w:ilvl w:val="0"/>
+          <w:numId w:val="3"/>
+        </w:numPr>
+        <w:rPr>
+          <w:rFonts w:asciiTheme="majorHAnsi" w:hAnsiTheme="majorHAnsi"/>
+          <w:sz w:val="22"/>
+          <w:szCs w:val="22"/>
+        </w:rPr>
+      </w:pPr>
+      <w:r>
+        <w:rPr>
+          <w:rFonts w:asciiTheme="majorHAnsi" w:hAnsiTheme="majorHAnsi"/>
+          <w:sz w:val="22"/>
+          <w:szCs w:val="22"/>
+        </w:rPr>
+        <w:t>Homographien</w:t>
+      </w:r>
+    </w:p>
+    <w:p>
+      <w:pPr>
+        <w:numPr>
+          <w:ilvl w:val="0"/>
+          <w:numId w:val="3"/>
+        </w:numPr>
+        <w:rPr>
+          <w:rFonts w:asciiTheme="majorHAnsi" w:hAnsiTheme="majorHAnsi"/>
+          <w:sz w:val="22"/>
+          <w:szCs w:val="22"/>
+        </w:rPr>
+      </w:pPr>
+      <w:r>
+        <w:rPr>
+          <w:rFonts w:asciiTheme="majorHAnsi" w:hAnsiTheme="majorHAnsi"/>
+          <w:sz w:val="22"/>
+          <w:szCs w:val="22"/>
+        </w:rPr>
+        <w:t>Extrinsische Parameter</w:t>
+      </w:r>
+    </w:p>
+    <w:p>
+      <w:pPr>
+        <w:rPr>
+          <w:rFonts w:asciiTheme="majorHAnsi" w:hAnsiTheme="majorHAnsi"/>
+          <w:sz w:val="22"/>
+          <w:szCs w:val="22"/>
+        </w:rPr>
+      </w:pPr>
+      <w:r>
+        <w:rPr>
+          <w:rFonts w:asciiTheme="majorHAnsi" w:hAnsiTheme="majorHAnsi"/>
+          <w:sz w:val="22"/>
+          <w:szCs w:val="22"/>
+        </w:rPr>
+        <w:t>Fast jeder Datensatz nutzt diese Konzepte.</w:t>
+      </w:r>
+    </w:p>
+    <w:p>
+      <w:pPr>
+        <w:rPr>
+          <w:rFonts w:asciiTheme="majorHAnsi" w:hAnsiTheme="majorHAnsi"/>
+          <w:sz w:val="22"/>
+          <w:szCs w:val="22"/>
+        </w:rPr>
+      </w:pPr>
+      <w:r>
+        <w:rPr>
+          <w:rFonts w:asciiTheme="majorHAnsi" w:hAnsiTheme="majorHAnsi"/>
+          <w:sz w:val="22"/>
+          <w:szCs w:val="22"/>
+        </w:rPr>
+        <w:pict w14:anchorId="30D16AF5">
+          <v:rect id="_x0000_i1056" style="width:0;height:1.5pt" o:hralign="center" o:hrstd="t" o:hr="t" fillcolor="#a0a0a0" stroked="f"/>
+        </w:pict>
+      </w:r>
+    </w:p>
+    <w:p>
+      <w:pPr>
+        <w:rPr>
+          <w:rFonts w:asciiTheme="majorHAnsi" w:hAnsiTheme="majorHAnsi"/>
+          <w:sz w:val="22"/>
+          <w:szCs w:val="22"/>
+        </w:rPr>
+      </w:pPr>
+      <w:r>
+        <w:rPr>
+          <w:rFonts w:asciiTheme="majorHAnsi" w:hAnsiTheme="majorHAnsi"/>
+          <w:sz w:val="22"/>
+          <w:szCs w:val="22"/>
+        </w:rPr>
+        <w:t>2. Multi-Kamera-Setup</w:t>
+      </w:r>
+    </w:p>
+    <w:p>
+      <w:pPr>
+        <w:rPr>
+          <w:rFonts w:asciiTheme="majorHAnsi" w:hAnsiTheme="majorHAnsi"/>
+          <w:sz w:val="22"/>
+          <w:szCs w:val="22"/>
+        </w:rPr>
+      </w:pPr>
+      <w:r>
+        <w:rPr>
+          <w:rFonts w:asciiTheme="majorHAnsi" w:hAnsiTheme="majorHAnsi"/>
+          <w:sz w:val="22"/>
+          <w:szCs w:val="22"/>
+        </w:rPr>
+        <w:t>Für</w:t>
+      </w:r>
+    </w:p>
+    <w:p>
+      <w:pPr>
+        <w:rPr>
+          <w:rFonts w:asciiTheme="majorHAnsi" w:hAnsiTheme="majorHAnsi"/>
+          <w:sz w:val="22"/>
+          <w:szCs w:val="22"/>
+        </w:rPr>
+      </w:pPr>
+      <w:r>
+        <w:rPr>
+          <w:rFonts w:asciiTheme="majorHAnsi" w:hAnsiTheme="majorHAnsi"/>
+          <w:sz w:val="22"/>
+          <w:szCs w:val="22"/>
+        </w:rPr>
+        <w:t>Integration eines bestehenden Multi-Kamera-Messaufbaus</w:t>
+      </w:r>
+    </w:p>
+    <w:p>
+      <w:pPr>
+        <w:rPr>
+          <w:rFonts w:asciiTheme="majorHAnsi" w:hAnsiTheme="majorHAnsi"/>
+          <w:sz w:val="22"/>
+          <w:szCs w:val="22"/>
+        </w:rPr>
+      </w:pPr>
+      <w:r>
+        <w:rPr>
+          <w:rFonts w:asciiTheme="majorHAnsi" w:hAnsiTheme="majorHAnsi"/>
+          <w:sz w:val="22"/>
+          <w:szCs w:val="22"/>
+        </w:rPr>
+        <w:lastRenderedPageBreak/>
+        <w:t>würde ich zusätzlich Paper anschauen, die explizit Multiview verwenden:</w:t>
+      </w:r>
+    </w:p>
+    <w:p>
+      <w:pPr>
+        <w:numPr>
+          <w:ilvl w:val="0"/>
+          <w:numId w:val="4"/>
+        </w:numPr>
+        <w:rPr>
+          <w:rFonts w:asciiTheme="majorHAnsi" w:hAnsiTheme="majorHAnsi"/>
+          <w:sz w:val="22"/>
+          <w:szCs w:val="22"/>
+        </w:rPr>
+      </w:pPr>
+      <w:r>
+        <w:rPr>
+          <w:rFonts w:asciiTheme="majorHAnsi" w:hAnsiTheme="majorHAnsi"/>
+          <w:sz w:val="22"/>
+          <w:szCs w:val="22"/>
+        </w:rPr>
+        <w:t xml:space="preserve">Gaze360 </w:t>
+      </w:r>
+      <w:hyperlink r:id="rId12" w:history="1">
+        <w:r>
+          <w:rPr>
+            <w:rStyle w:val="Hyperlink"/>
+            <w:rFonts w:asciiTheme="majorHAnsi" w:hAnsiTheme="majorHAnsi"/>
+            <w:sz w:val="22"/>
+            <w:szCs w:val="22"/>
+          </w:rPr>
+          <w:t>[ieeexplore.ieee.org]</w:t>
+        </w:r>
+      </w:hyperlink>
+    </w:p>
+    <w:p>
+      <w:pPr>
+        <w:numPr>
+          <w:ilvl w:val="0"/>
+          <w:numId w:val="4"/>
+        </w:numPr>
+        <w:rPr>
+          <w:rFonts w:asciiTheme="majorHAnsi" w:hAnsiTheme="majorHAnsi"/>
+          <w:sz w:val="22"/>
+          <w:szCs w:val="22"/>
+        </w:rPr>
+      </w:pPr>
+      <w:r>
+        <w:rPr>
+          <w:rFonts w:asciiTheme="majorHAnsi" w:hAnsiTheme="majorHAnsi"/>
+          <w:sz w:val="22"/>
+          <w:szCs w:val="22"/>
+        </w:rPr>
+        <w:t>RT-GENE</w:t>
+      </w:r>
+    </w:p>
+    <w:p>
+      <w:pPr>
+        <w:numPr>
+          <w:ilvl w:val="0"/>
+          <w:numId w:val="4"/>
+        </w:numPr>
+        <w:rPr>
+          <w:rFonts w:asciiTheme="majorHAnsi" w:hAnsiTheme="majorHAnsi"/>
+          <w:sz w:val="22"/>
+          <w:szCs w:val="22"/>
+        </w:rPr>
+      </w:pPr>
+      <w:r>
+        <w:rPr>
+          <w:rFonts w:asciiTheme="majorHAnsi" w:hAnsiTheme="majorHAnsi"/>
+          <w:sz w:val="22"/>
+          <w:szCs w:val="22"/>
+        </w:rPr>
+        <w:t>EYEDIAP</w:t>
+      </w:r>
+    </w:p>
+    <w:p>
+      <w:pPr>
+        <w:numPr>
+          <w:ilvl w:val="0"/>
+          <w:numId w:val="4"/>
+        </w:numPr>
+        <w:rPr>
+          <w:rFonts w:asciiTheme="majorHAnsi" w:hAnsiTheme="majorHAnsi"/>
+          <w:sz w:val="22"/>
+          <w:szCs w:val="22"/>
+        </w:rPr>
+      </w:pPr>
+      <w:proofErr w:type="spellStart"/>
+      <w:r>
+        <w:rPr>
+          <w:rFonts w:asciiTheme="majorHAnsi" w:hAnsiTheme="majorHAnsi"/>
+          <w:sz w:val="22"/>
+          <w:szCs w:val="22"/>
+        </w:rPr>
+        <w:t>FreeGaze</w:t>
+      </w:r>
+      <w:proofErr w:type="spellEnd"/>
+      <w:r>
+        <w:rPr>
+          <w:rFonts w:asciiTheme="majorHAnsi" w:hAnsiTheme="majorHAnsi"/>
+          <w:sz w:val="22"/>
+          <w:szCs w:val="22"/>
+        </w:rPr>
+        <w:t xml:space="preserve"> (2023) wird häufig als moderner Datensatz zitiert. </w:t>
+      </w:r>
+      <w:hyperlink r:id="rId13" w:history="1">
+        <w:r>
+          <w:rPr>
+            <w:rStyle w:val="Hyperlink"/>
+            <w:rFonts w:asciiTheme="majorHAnsi" w:hAnsiTheme="majorHAnsi"/>
+            <w:sz w:val="22"/>
+            <w:szCs w:val="22"/>
+          </w:rPr>
+          <w:t>[arxiv.org]</w:t>
+        </w:r>
+      </w:hyperlink>
+    </w:p>
+    <w:p>
+      <w:pPr>
+        <w:rPr>
+          <w:rFonts w:asciiTheme="majorHAnsi" w:hAnsiTheme="majorHAnsi"/>
+          <w:sz w:val="22"/>
+          <w:szCs w:val="22"/>
+        </w:rPr>
+      </w:pPr>
+      <w:r>
+        <w:rPr>
+          <w:rFonts w:asciiTheme="majorHAnsi" w:hAnsiTheme="majorHAnsi"/>
+          <w:sz w:val="22"/>
+          <w:szCs w:val="22"/>
+        </w:rPr>
+        <w:t>Hier interessieren dich insbesondere:</w:t>
+      </w:r>
+    </w:p>
+    <w:p>
+      <w:pPr>
+        <w:numPr>
+          <w:ilvl w:val="0"/>
+          <w:numId w:val="5"/>
+        </w:numPr>
+        <w:rPr>
+          <w:rFonts w:asciiTheme="majorHAnsi" w:hAnsiTheme="majorHAnsi"/>
+          <w:sz w:val="22"/>
+          <w:szCs w:val="22"/>
+        </w:rPr>
+      </w:pPr>
+      <w:r>
+        <w:rPr>
+          <w:rFonts w:asciiTheme="majorHAnsi" w:hAnsiTheme="majorHAnsi"/>
+          <w:sz w:val="22"/>
+          <w:szCs w:val="22"/>
+        </w:rPr>
+        <w:t>Kalibrierung</w:t>
+      </w:r>
+    </w:p>
+    <w:p>
+      <w:pPr>
+        <w:numPr>
+          <w:ilvl w:val="0"/>
+          <w:numId w:val="5"/>
+        </w:numPr>
+        <w:rPr>
+          <w:rFonts w:asciiTheme="majorHAnsi" w:hAnsiTheme="majorHAnsi"/>
+          <w:sz w:val="22"/>
+          <w:szCs w:val="22"/>
+        </w:rPr>
+      </w:pPr>
+      <w:r>
+        <w:rPr>
+          <w:rFonts w:asciiTheme="majorHAnsi" w:hAnsiTheme="majorHAnsi"/>
+          <w:sz w:val="22"/>
+          <w:szCs w:val="22"/>
+        </w:rPr>
+        <w:t>Synchronisation</w:t>
+      </w:r>
+    </w:p>
+    <w:p>
+      <w:pPr>
+        <w:numPr>
+          <w:ilvl w:val="0"/>
+          <w:numId w:val="5"/>
+        </w:numPr>
+        <w:rPr>
+          <w:rFonts w:asciiTheme="majorHAnsi" w:hAnsiTheme="majorHAnsi"/>
+          <w:sz w:val="22"/>
+          <w:szCs w:val="22"/>
+        </w:rPr>
+      </w:pPr>
+      <w:r>
+        <w:rPr>
+          <w:rFonts w:asciiTheme="majorHAnsi" w:hAnsiTheme="majorHAnsi"/>
+          <w:sz w:val="22"/>
+          <w:szCs w:val="22"/>
+        </w:rPr>
+        <w:t>Kamerapositionierung</w:t>
+      </w:r>
+    </w:p>
+    <w:p>
+      <w:pPr>
+        <w:numPr>
+          <w:ilvl w:val="0"/>
+          <w:numId w:val="5"/>
+        </w:numPr>
+        <w:rPr>
+          <w:rFonts w:asciiTheme="majorHAnsi" w:hAnsiTheme="majorHAnsi"/>
+          <w:sz w:val="22"/>
+          <w:szCs w:val="22"/>
+        </w:rPr>
+      </w:pPr>
+      <w:r>
+        <w:rPr>
+          <w:rFonts w:asciiTheme="majorHAnsi" w:hAnsiTheme="majorHAnsi"/>
+          <w:sz w:val="22"/>
+          <w:szCs w:val="22"/>
+        </w:rPr>
+        <w:t>Ground-Truth-Erstellung</w:t>
+      </w:r>
+    </w:p>
+    <w:p>
+      <w:pPr>
+        <w:rPr>
+          <w:rFonts w:asciiTheme="majorHAnsi" w:hAnsiTheme="majorHAnsi"/>
+          <w:sz w:val="22"/>
+          <w:szCs w:val="22"/>
+        </w:rPr>
+      </w:pPr>
+      <w:r>
+        <w:rPr>
+          <w:rFonts w:asciiTheme="majorHAnsi" w:hAnsiTheme="majorHAnsi"/>
+          <w:sz w:val="22"/>
+          <w:szCs w:val="22"/>
+        </w:rPr>
+        <w:pict w14:anchorId="6D01159D">
+          <v:rect id="_x0000_i1057" style="width:0;height:1.5pt" o:hralign="center" o:hrstd="t" o:hr="t" fillcolor="#a0a0a0" stroked="f"/>
+        </w:pict>
+      </w:r>
+    </w:p>
+    <w:p>
+      <w:pPr>
+        <w:rPr>
+          <w:rFonts w:asciiTheme="majorHAnsi" w:hAnsiTheme="majorHAnsi"/>
+          <w:sz w:val="22"/>
+          <w:szCs w:val="22"/>
+        </w:rPr>
+      </w:pPr>
+      <w:r>
+        <w:rPr>
+          <w:rFonts w:asciiTheme="majorHAnsi" w:hAnsiTheme="majorHAnsi"/>
+          <w:sz w:val="22"/>
+          <w:szCs w:val="22"/>
+        </w:rPr>
+        <w:t>3. Datenaugmentation</w:t>
+      </w:r>
+    </w:p>
+    <w:p>
+      <w:pPr>
+        <w:rPr>
+          <w:rFonts w:asciiTheme="majorHAnsi" w:hAnsiTheme="majorHAnsi"/>
+          <w:sz w:val="22"/>
+          <w:szCs w:val="22"/>
+        </w:rPr>
+      </w:pPr>
+      <w:r>
+        <w:rPr>
+          <w:rFonts w:asciiTheme="majorHAnsi" w:hAnsiTheme="majorHAnsi"/>
+          <w:sz w:val="22"/>
+          <w:szCs w:val="22"/>
+        </w:rPr>
+        <w:t>Für</w:t>
+      </w:r>
+    </w:p>
+    <w:p>
+      <w:pPr>
+        <w:rPr>
+          <w:rFonts w:asciiTheme="majorHAnsi" w:hAnsiTheme="majorHAnsi"/>
+          <w:sz w:val="22"/>
+          <w:szCs w:val="22"/>
+        </w:rPr>
+      </w:pPr>
+      <w:r>
+        <w:rPr>
+          <w:rFonts w:asciiTheme="majorHAnsi" w:hAnsiTheme="majorHAnsi"/>
+          <w:sz w:val="22"/>
+          <w:szCs w:val="22"/>
+        </w:rPr>
+        <w:t>Entwicklung von Datenaugmentationsstrategien</w:t>
+      </w:r>
+    </w:p>
+    <w:p>
+      <w:pPr>
+        <w:rPr>
+          <w:rFonts w:asciiTheme="majorHAnsi" w:hAnsiTheme="majorHAnsi"/>
+          <w:sz w:val="22"/>
+          <w:szCs w:val="22"/>
+        </w:rPr>
+      </w:pPr>
+      <w:r>
+        <w:rPr>
+          <w:rFonts w:asciiTheme="majorHAnsi" w:hAnsiTheme="majorHAnsi"/>
+          <w:sz w:val="22"/>
+          <w:szCs w:val="22"/>
+        </w:rPr>
+        <w:t>reichen die bisherigen Papers meist nicht aus.</w:t>
+      </w:r>
+    </w:p>
+    <w:p>
+      <w:pPr>
+        <w:rPr>
+          <w:rFonts w:asciiTheme="majorHAnsi" w:hAnsiTheme="majorHAnsi"/>
+          <w:sz w:val="22"/>
+          <w:szCs w:val="22"/>
+        </w:rPr>
+      </w:pPr>
+      <w:r>
+        <w:rPr>
+          <w:rFonts w:asciiTheme="majorHAnsi" w:hAnsiTheme="majorHAnsi"/>
+          <w:sz w:val="22"/>
+          <w:szCs w:val="22"/>
+        </w:rPr>
+        <w:t>Hier solltest du gezielt suchen nach:</w:t>
+      </w:r>
+    </w:p>
+    <w:p>
+      <w:pPr>
+        <w:rPr>
+          <w:rFonts w:asciiTheme="majorHAnsi" w:hAnsiTheme="majorHAnsi"/>
+          <w:sz w:val="22"/>
+          <w:szCs w:val="22"/>
+          <w:lang w:val="en-US"/>
+        </w:rPr>
+      </w:pPr>
+      <w:r>
+        <w:rPr>
+          <w:rFonts w:asciiTheme="majorHAnsi" w:hAnsiTheme="majorHAnsi"/>
+          <w:sz w:val="22"/>
+          <w:szCs w:val="22"/>
+          <w:lang w:val="en-US"/>
+        </w:rPr>
+        <w:t>gaze estimation data augmentation</w:t>
+      </w:r>
+    </w:p>
+    <w:p>
+      <w:pPr>
+        <w:rPr>
+          <w:rFonts w:asciiTheme="majorHAnsi" w:hAnsiTheme="majorHAnsi"/>
+          <w:sz w:val="22"/>
+          <w:szCs w:val="22"/>
+          <w:lang w:val="en-US"/>
+        </w:rPr>
+      </w:pPr>
+      <w:r>
+        <w:rPr>
+          <w:rFonts w:asciiTheme="majorHAnsi" w:hAnsiTheme="majorHAnsi"/>
+          <w:sz w:val="22"/>
+          <w:szCs w:val="22"/>
+          <w:lang w:val="en-US"/>
+        </w:rPr>
+        <w:t>cross-dataset gaze estimation</w:t>
+      </w:r>
+    </w:p>
+    <w:p>
+      <w:pPr>
+        <w:rPr>
+          <w:rFonts w:asciiTheme="majorHAnsi" w:hAnsiTheme="majorHAnsi"/>
+          <w:sz w:val="22"/>
+          <w:szCs w:val="22"/>
+        </w:rPr>
+      </w:pPr>
+      <w:proofErr w:type="spellStart"/>
+      <w:r>
+        <w:rPr>
+          <w:rFonts w:asciiTheme="majorHAnsi" w:hAnsiTheme="majorHAnsi"/>
+          <w:sz w:val="22"/>
+          <w:szCs w:val="22"/>
+        </w:rPr>
+        <w:t>domain</w:t>
+      </w:r>
+      <w:proofErr w:type="spellEnd"/>
+      <w:r>
+        <w:rPr>
+          <w:rFonts w:asciiTheme="majorHAnsi" w:hAnsiTheme="majorHAnsi"/>
+          <w:sz w:val="22"/>
+          <w:szCs w:val="22"/>
+        </w:rPr>
+        <w:t xml:space="preserve"> </w:t>
+      </w:r>
+      <w:proofErr w:type="spellStart"/>
+      <w:r>
+        <w:rPr>
+          <w:rFonts w:asciiTheme="majorHAnsi" w:hAnsiTheme="majorHAnsi"/>
+          <w:sz w:val="22"/>
+          <w:szCs w:val="22"/>
+        </w:rPr>
+        <w:t>adaptation</w:t>
+      </w:r>
+      <w:proofErr w:type="spellEnd"/>
+      <w:r>
+        <w:rPr>
+          <w:rFonts w:asciiTheme="majorHAnsi" w:hAnsiTheme="majorHAnsi"/>
+          <w:sz w:val="22"/>
+          <w:szCs w:val="22"/>
+        </w:rPr>
+        <w:t xml:space="preserve"> </w:t>
+      </w:r>
+      <w:proofErr w:type="spellStart"/>
+      <w:r>
+        <w:rPr>
+          <w:rFonts w:asciiTheme="majorHAnsi" w:hAnsiTheme="majorHAnsi"/>
+          <w:sz w:val="22"/>
+          <w:szCs w:val="22"/>
+        </w:rPr>
+        <w:t>gaze</w:t>
+      </w:r>
+      <w:proofErr w:type="spellEnd"/>
+      <w:r>
+        <w:rPr>
+          <w:rFonts w:asciiTheme="majorHAnsi" w:hAnsiTheme="majorHAnsi"/>
+          <w:sz w:val="22"/>
+          <w:szCs w:val="22"/>
+        </w:rPr>
+        <w:t xml:space="preserve"> </w:t>
+      </w:r>
+      <w:proofErr w:type="spellStart"/>
+      <w:r>
+        <w:rPr>
+          <w:rFonts w:asciiTheme="majorHAnsi" w:hAnsiTheme="majorHAnsi"/>
+          <w:sz w:val="22"/>
+          <w:szCs w:val="22"/>
+        </w:rPr>
+        <w:t>estimation</w:t>
+      </w:r>
+      <w:proofErr w:type="spellEnd"/>
+    </w:p>
+    <w:p>
+      <w:pPr>
+        <w:rPr>
+          <w:rFonts w:asciiTheme="majorHAnsi" w:hAnsiTheme="majorHAnsi"/>
+          <w:sz w:val="22"/>
+          <w:szCs w:val="22"/>
+        </w:rPr>
+      </w:pPr>
+      <w:r>
+        <w:rPr>
+          <w:rFonts w:asciiTheme="majorHAnsi" w:hAnsiTheme="majorHAnsi"/>
+          <w:sz w:val="22"/>
+          <w:szCs w:val="22"/>
+        </w:rPr>
+        <w:t xml:space="preserve">Das wird im Review-Paper zwar angesprochen, aber nicht tiefgehend behandelt. </w:t>
+      </w:r>
+      <w:hyperlink r:id="rId14" w:history="1">
+        <w:r>
+          <w:rPr>
+            <w:rStyle w:val="Hyperlink"/>
+            <w:rFonts w:asciiTheme="majorHAnsi" w:hAnsiTheme="majorHAnsi"/>
+            <w:sz w:val="22"/>
+            <w:szCs w:val="22"/>
+          </w:rPr>
+          <w:t>[mdpi.com]</w:t>
+        </w:r>
+      </w:hyperlink>
+      <w:r>
+        <w:rPr>
+          <w:rFonts w:asciiTheme="majorHAnsi" w:hAnsiTheme="majorHAnsi"/>
+          <w:sz w:val="22"/>
+          <w:szCs w:val="22"/>
+        </w:rPr>
+        <w:t xml:space="preserve">, </w:t>
+      </w:r>
+      <w:hyperlink r:id="rId15" w:history="1">
+        <w:r>
+          <w:rPr>
+            <w:rStyle w:val="Hyperlink"/>
+            <w:rFonts w:asciiTheme="majorHAnsi" w:hAnsiTheme="majorHAnsi"/>
+            <w:sz w:val="22"/>
+            <w:szCs w:val="22"/>
+          </w:rPr>
+          <w:t>[mdpi.com]</w:t>
+        </w:r>
+      </w:hyperlink>
+    </w:p>
+    <w:p>
+      <w:pPr>
+        <w:rPr>
+          <w:rFonts w:asciiTheme="majorHAnsi" w:hAnsiTheme="majorHAnsi"/>
+          <w:sz w:val="22"/>
+          <w:szCs w:val="22"/>
+        </w:rPr>
+      </w:pPr>
+      <w:r>
+        <w:rPr>
+          <w:rFonts w:asciiTheme="majorHAnsi" w:hAnsiTheme="majorHAnsi"/>
+          <w:sz w:val="22"/>
+          <w:szCs w:val="22"/>
+        </w:rPr>
+        <w:pict w14:anchorId="5DA7155B">
+          <v:rect id="_x0000_i1058" style="width:0;height:1.5pt" o:hralign="center" o:hrstd="t" o:hr="t" fillcolor="#a0a0a0" stroked="f"/>
+        </w:pict>
+      </w:r>
+    </w:p>
+    <w:p>
+      <w:pPr>
+        <w:rPr>
+          <w:rFonts w:asciiTheme="majorHAnsi" w:hAnsiTheme="majorHAnsi"/>
+          <w:sz w:val="22"/>
+          <w:szCs w:val="22"/>
+        </w:rPr>
+      </w:pPr>
+      <w:r>
+        <w:rPr>
+          <w:rFonts w:asciiTheme="majorHAnsi" w:hAnsiTheme="majorHAnsi"/>
+          <w:sz w:val="22"/>
+          <w:szCs w:val="22"/>
+        </w:rPr>
+        <w:t>4. Evaluierung der Datenqualität</w:t>
+      </w:r>
+    </w:p>
+    <w:p>
+      <w:pPr>
+        <w:rPr>
+          <w:rFonts w:asciiTheme="majorHAnsi" w:hAnsiTheme="majorHAnsi"/>
+          <w:sz w:val="22"/>
+          <w:szCs w:val="22"/>
+        </w:rPr>
+      </w:pPr>
+      <w:r>
+        <w:rPr>
+          <w:rFonts w:asciiTheme="majorHAnsi" w:hAnsiTheme="majorHAnsi"/>
+          <w:sz w:val="22"/>
+          <w:szCs w:val="22"/>
+        </w:rPr>
+        <w:t>Für</w:t>
+      </w:r>
+    </w:p>
+    <w:p>
+      <w:pPr>
+        <w:rPr>
+          <w:rFonts w:asciiTheme="majorHAnsi" w:hAnsiTheme="majorHAnsi"/>
+          <w:sz w:val="22"/>
+          <w:szCs w:val="22"/>
+        </w:rPr>
+      </w:pPr>
+      <w:r>
+        <w:rPr>
+          <w:rFonts w:asciiTheme="majorHAnsi" w:hAnsiTheme="majorHAnsi"/>
+          <w:sz w:val="22"/>
+          <w:szCs w:val="22"/>
+        </w:rPr>
+        <w:t>Evaluierung der Datenqualität und Auswirkungen auf die Modellperformance</w:t>
+      </w:r>
+    </w:p>
+    <w:p>
+      <w:pPr>
+        <w:rPr>
+          <w:rFonts w:asciiTheme="majorHAnsi" w:hAnsiTheme="majorHAnsi"/>
+          <w:sz w:val="22"/>
+          <w:szCs w:val="22"/>
+        </w:rPr>
+      </w:pPr>
+      <w:r>
+        <w:rPr>
+          <w:rFonts w:asciiTheme="majorHAnsi" w:hAnsiTheme="majorHAnsi"/>
+          <w:sz w:val="22"/>
+          <w:szCs w:val="22"/>
+        </w:rPr>
+        <w:t>solltest du Dataset-Paper anschauen, die eigene Fehleranalysen durchführen.</w:t>
+      </w:r>
+    </w:p>
+    <w:p>
+      <w:pPr>
+        <w:rPr>
+          <w:rFonts w:asciiTheme="majorHAnsi" w:hAnsiTheme="majorHAnsi"/>
+          <w:sz w:val="22"/>
+          <w:szCs w:val="22"/>
+        </w:rPr>
+      </w:pPr>
+      <w:r>
+        <w:rPr>
+          <w:rFonts w:asciiTheme="majorHAnsi" w:hAnsiTheme="majorHAnsi"/>
+          <w:sz w:val="22"/>
+          <w:szCs w:val="22"/>
+        </w:rPr>
+        <w:t>Besonders wertvoll:</w:t>
+      </w:r>
+    </w:p>
+    <w:p>
+      <w:pPr>
+        <w:numPr>
+          <w:ilvl w:val="0"/>
+          <w:numId w:val="6"/>
+        </w:numPr>
+        <w:rPr>
+          <w:rFonts w:asciiTheme="majorHAnsi" w:hAnsiTheme="majorHAnsi"/>
+          <w:sz w:val="22"/>
+          <w:szCs w:val="22"/>
+        </w:rPr>
+      </w:pPr>
+      <w:r>
+        <w:rPr>
+          <w:rFonts w:asciiTheme="majorHAnsi" w:hAnsiTheme="majorHAnsi"/>
+          <w:sz w:val="22"/>
+          <w:szCs w:val="22"/>
+        </w:rPr>
+        <w:t xml:space="preserve">Gaze360 → Abschnitt "Error </w:t>
+      </w:r>
+      <w:proofErr w:type="spellStart"/>
+      <w:r>
+        <w:rPr>
+          <w:rFonts w:asciiTheme="majorHAnsi" w:hAnsiTheme="majorHAnsi"/>
+          <w:sz w:val="22"/>
+          <w:szCs w:val="22"/>
+        </w:rPr>
+        <w:t>Characterization</w:t>
+      </w:r>
+      <w:proofErr w:type="spellEnd"/>
+      <w:r>
+        <w:rPr>
+          <w:rFonts w:asciiTheme="majorHAnsi" w:hAnsiTheme="majorHAnsi"/>
+          <w:sz w:val="22"/>
+          <w:szCs w:val="22"/>
+        </w:rPr>
+        <w:t xml:space="preserve">" </w:t>
+      </w:r>
+      <w:hyperlink r:id="rId16" w:history="1">
+        <w:r>
+          <w:rPr>
+            <w:rStyle w:val="Hyperlink"/>
+            <w:rFonts w:asciiTheme="majorHAnsi" w:hAnsiTheme="majorHAnsi"/>
+            <w:sz w:val="22"/>
+            <w:szCs w:val="22"/>
+          </w:rPr>
+          <w:t>[ieeexplore.ieee.org]</w:t>
+        </w:r>
+      </w:hyperlink>
+    </w:p>
+    <w:p>
+      <w:pPr>
+        <w:numPr>
+          <w:ilvl w:val="0"/>
+          <w:numId w:val="6"/>
+        </w:numPr>
+        <w:rPr>
+          <w:rFonts w:asciiTheme="majorHAnsi" w:hAnsiTheme="majorHAnsi"/>
+          <w:sz w:val="22"/>
+          <w:szCs w:val="22"/>
+        </w:rPr>
+      </w:pPr>
+      <w:r>
+        <w:rPr>
+          <w:rFonts w:asciiTheme="majorHAnsi" w:hAnsiTheme="majorHAnsi"/>
+          <w:sz w:val="22"/>
+          <w:szCs w:val="22"/>
+        </w:rPr>
+        <w:t>EVE</w:t>
+      </w:r>
+    </w:p>
+    <w:p>
+      <w:pPr>
+        <w:numPr>
+          <w:ilvl w:val="0"/>
+          <w:numId w:val="6"/>
+        </w:numPr>
+        <w:rPr>
+          <w:rFonts w:asciiTheme="majorHAnsi" w:hAnsiTheme="majorHAnsi"/>
+          <w:sz w:val="22"/>
+          <w:szCs w:val="22"/>
+        </w:rPr>
+      </w:pPr>
+      <w:proofErr w:type="spellStart"/>
+      <w:r>
+        <w:rPr>
+          <w:rFonts w:asciiTheme="majorHAnsi" w:hAnsiTheme="majorHAnsi"/>
+          <w:sz w:val="22"/>
+          <w:szCs w:val="22"/>
+        </w:rPr>
+        <w:t>MPIIGaze</w:t>
+      </w:r>
+      <w:proofErr w:type="spellEnd"/>
+    </w:p>
+    <w:p>
+      <w:pPr>
+        <w:numPr>
+          <w:ilvl w:val="0"/>
+          <w:numId w:val="6"/>
+        </w:numPr>
+        <w:rPr>
+          <w:rFonts w:asciiTheme="majorHAnsi" w:hAnsiTheme="majorHAnsi"/>
+          <w:sz w:val="22"/>
+          <w:szCs w:val="22"/>
+        </w:rPr>
+      </w:pPr>
+      <w:proofErr w:type="spellStart"/>
+      <w:r>
+        <w:rPr>
+          <w:rFonts w:asciiTheme="majorHAnsi" w:hAnsiTheme="majorHAnsi"/>
+          <w:sz w:val="22"/>
+          <w:szCs w:val="22"/>
+        </w:rPr>
+        <w:t>GazeCapture</w:t>
+      </w:r>
+      <w:proofErr w:type="spellEnd"/>
+    </w:p>
+    <w:p>
+      <w:pPr>
+        <w:rPr>
+          <w:rFonts w:asciiTheme="majorHAnsi" w:hAnsiTheme="majorHAnsi"/>
+          <w:sz w:val="22"/>
+          <w:szCs w:val="22"/>
+        </w:rPr>
+      </w:pPr>
+      <w:r>
+        <w:rPr>
+          <w:rFonts w:asciiTheme="majorHAnsi" w:hAnsiTheme="majorHAnsi"/>
+          <w:sz w:val="22"/>
+          <w:szCs w:val="22"/>
+        </w:rPr>
+        <w:lastRenderedPageBreak/>
+        <w:t>Diese zeigen, wie Autoren begründen, dass ihre Labels präzise genug sind.</w:t>
+      </w:r>
+    </w:p>
+    <w:p>
+      <w:pPr>
+        <w:rPr>
+          <w:rFonts w:asciiTheme="majorHAnsi" w:hAnsiTheme="majorHAnsi"/>
+          <w:sz w:val="22"/>
+          <w:szCs w:val="22"/>
+        </w:rPr>
+      </w:pPr>
+      <w:r>
+        <w:rPr>
+          <w:rFonts w:asciiTheme="majorHAnsi" w:hAnsiTheme="majorHAnsi"/>
+          <w:sz w:val="22"/>
+          <w:szCs w:val="22"/>
+        </w:rPr>
+        <w:pict w14:anchorId="6DEB1E7F">
+          <v:rect id="_x0000_i1059" style="width:0;height:1.5pt" o:hralign="center" o:hrstd="t" o:hr="t" fillcolor="#a0a0a0" stroked="f"/>
+        </w:pict>
+      </w:r>
+    </w:p>
+    <w:p>
+      <w:pPr>
+        <w:rPr>
+          <w:rFonts w:asciiTheme="majorHAnsi" w:hAnsiTheme="majorHAnsi"/>
+          <w:sz w:val="22"/>
+          <w:szCs w:val="22"/>
+        </w:rPr>
+      </w:pPr>
+      <w:r>
+        <w:rPr>
+          <w:rFonts w:asciiTheme="majorHAnsi" w:hAnsiTheme="majorHAnsi"/>
+          <w:sz w:val="22"/>
+          <w:szCs w:val="22"/>
+        </w:rPr>
+        <w:t>Mein Urteil zu deinen Arbeitspaketen</w:t>
+      </w:r>
+    </w:p>
+    <w:tbl>
+      <w:tblPr>
+        <w:tblW w:w="0" w:type="auto"/>
+        <w:tblCellSpacing w:w="15" w:type="dxa"/>
+        <w:tblCellMar>
+          <w:top w:w="15" w:type="dxa"/>
+          <w:left w:w="15" w:type="dxa"/>
+          <w:bottom w:w="15" w:type="dxa"/>
+          <w:right w:w="15" w:type="dxa"/>
+        </w:tblCellMar>
+        <w:tblLook w:val="04A0" w:firstRow="1" w:lastRow="0" w:firstColumn="1" w:lastColumn="0" w:noHBand="0" w:noVBand="1"/>
+      </w:tblPr>
+      <w:tblGrid>
+        <w:gridCol w:w="3259"/>
+        <w:gridCol w:w="3821"/>
+      </w:tblGrid>
+      <w:tr>
+        <w:trPr>
+          <w:tblCellSpacing w:w="15" w:type="dxa"/>
+        </w:trPr>
+        <w:tc>
+          <w:tcPr>
+            <w:tcW w:w="0" w:type="auto"/>
+            <w:tcBorders>
+              <w:top w:val="single" w:sz="6" w:space="0" w:color="E6E6E6"/>
+              <w:left w:val="single" w:sz="6" w:space="0" w:color="E6E6E6"/>
+              <w:bottom w:val="single" w:sz="6" w:space="0" w:color="E6E6E6"/>
+              <w:right w:val="single" w:sz="6" w:space="0" w:color="E6E6E6"/>
+            </w:tcBorders>
+            <w:shd w:val="clear" w:color="auto" w:fill="F5F5F5"/>
+            <w:vAlign w:val="center"/>
+            <w:hideMark/>
+          </w:tcPr>
+          <w:p>
+            <w:pPr>
+              <w:rPr>
+                <w:rFonts w:asciiTheme="majorHAnsi" w:hAnsiTheme="majorHAnsi"/>
+                <w:sz w:val="22"/>
+                <w:szCs w:val="22"/>
+              </w:rPr>
+            </w:pPr>
+            <w:r>
+              <w:rPr>
+                <w:rFonts w:asciiTheme="majorHAnsi" w:hAnsiTheme="majorHAnsi"/>
+                <w:sz w:val="22"/>
+                <w:szCs w:val="22"/>
+              </w:rPr>
+              <w:t>Arbeitspaket</w:t>
+            </w:r>
+          </w:p>
+        </w:tc>
+        <w:tc>
+          <w:tcPr>
+            <w:tcW w:w="0" w:type="auto"/>
+            <w:tcBorders>
+              <w:top w:val="single" w:sz="6" w:space="0" w:color="E6E6E6"/>
+              <w:left w:val="single" w:sz="6" w:space="0" w:color="E6E6E6"/>
+              <w:bottom w:val="single" w:sz="6" w:space="0" w:color="E6E6E6"/>
+              <w:right w:val="single" w:sz="6" w:space="0" w:color="E6E6E6"/>
+            </w:tcBorders>
+            <w:shd w:val="clear" w:color="auto" w:fill="F5F5F5"/>
+            <w:vAlign w:val="center"/>
+            <w:hideMark/>
+          </w:tcPr>
+          <w:p>
+            <w:pPr>
+              <w:rPr>
+                <w:rFonts w:asciiTheme="majorHAnsi" w:hAnsiTheme="majorHAnsi"/>
+                <w:sz w:val="22"/>
+                <w:szCs w:val="22"/>
+              </w:rPr>
+            </w:pPr>
+            <w:r>
+              <w:rPr>
+                <w:rFonts w:asciiTheme="majorHAnsi" w:hAnsiTheme="majorHAnsi"/>
+                <w:sz w:val="22"/>
+                <w:szCs w:val="22"/>
+              </w:rPr>
+              <w:t>Aktuelle Quellen ausreichend?</w:t>
+            </w:r>
+          </w:p>
+        </w:tc>
+      </w:tr>
+      <w:tr>
+        <w:trPr>
+          <w:tblCellSpacing w:w="15" w:type="dxa"/>
+        </w:trPr>
+        <w:tc>
+          <w:tcPr>
+            <w:tcW w:w="0" w:type="auto"/>
+            <w:tcBorders>
+              <w:top w:val="single" w:sz="6" w:space="0" w:color="E6E6E6"/>
+              <w:left w:val="single" w:sz="6" w:space="0" w:color="E6E6E6"/>
+              <w:bottom w:val="single" w:sz="6" w:space="0" w:color="E6E6E6"/>
+              <w:right w:val="single" w:sz="6" w:space="0" w:color="E6E6E6"/>
+            </w:tcBorders>
+            <w:vAlign w:val="center"/>
+            <w:hideMark/>
+          </w:tcPr>
+          <w:p>
+            <w:pPr>
+              <w:rPr>
+                <w:rFonts w:asciiTheme="majorHAnsi" w:hAnsiTheme="majorHAnsi"/>
+                <w:sz w:val="22"/>
+                <w:szCs w:val="22"/>
+              </w:rPr>
+            </w:pPr>
+            <w:r>
+              <w:rPr>
+                <w:rFonts w:asciiTheme="majorHAnsi" w:hAnsiTheme="majorHAnsi"/>
+                <w:sz w:val="22"/>
+                <w:szCs w:val="22"/>
+              </w:rPr>
+              <w:t>Analyse bestehender Gaze-Ansätze</w:t>
+            </w:r>
+          </w:p>
+        </w:tc>
+        <w:tc>
+          <w:tcPr>
+            <w:tcW w:w="0" w:type="auto"/>
+            <w:tcBorders>
+              <w:top w:val="single" w:sz="6" w:space="0" w:color="E6E6E6"/>
+              <w:left w:val="single" w:sz="6" w:space="0" w:color="E6E6E6"/>
+              <w:bottom w:val="single" w:sz="6" w:space="0" w:color="E6E6E6"/>
+              <w:right w:val="single" w:sz="6" w:space="0" w:color="E6E6E6"/>
+            </w:tcBorders>
+            <w:vAlign w:val="center"/>
+            <w:hideMark/>
+          </w:tcPr>
+          <w:p>
+            <w:pPr>
+              <w:rPr>
+                <w:rFonts w:asciiTheme="majorHAnsi" w:hAnsiTheme="majorHAnsi"/>
+                <w:sz w:val="22"/>
+                <w:szCs w:val="22"/>
+              </w:rPr>
+            </w:pPr>
+            <w:r>
+              <w:rPr>
+                <w:rFonts w:ascii="Segoe UI Emoji" w:hAnsi="Segoe UI Emoji" w:cs="Segoe UI Emoji"/>
+                <w:sz w:val="22"/>
+                <w:szCs w:val="22"/>
+              </w:rPr>
+              <w:t>✅</w:t>
+            </w:r>
+            <w:r>
+              <w:rPr>
+                <w:rFonts w:asciiTheme="majorHAnsi" w:hAnsiTheme="majorHAnsi"/>
+                <w:sz w:val="22"/>
+                <w:szCs w:val="22"/>
+              </w:rPr>
+              <w:t xml:space="preserve"> Ja</w:t>
+            </w:r>
+          </w:p>
+        </w:tc>
+      </w:tr>
+      <w:tr>
+        <w:trPr>
+          <w:tblCellSpacing w:w="15" w:type="dxa"/>
+        </w:trPr>
+        <w:tc>
+          <w:tcPr>
+            <w:tcW w:w="0" w:type="auto"/>
+            <w:tcBorders>
+              <w:top w:val="single" w:sz="6" w:space="0" w:color="E6E6E6"/>
+              <w:left w:val="single" w:sz="6" w:space="0" w:color="E6E6E6"/>
+              <w:bottom w:val="single" w:sz="6" w:space="0" w:color="E6E6E6"/>
+              <w:right w:val="single" w:sz="6" w:space="0" w:color="E6E6E6"/>
+            </w:tcBorders>
+            <w:vAlign w:val="center"/>
+            <w:hideMark/>
+          </w:tcPr>
+          <w:p>
+            <w:pPr>
+              <w:rPr>
+                <w:rFonts w:asciiTheme="majorHAnsi" w:hAnsiTheme="majorHAnsi"/>
+                <w:sz w:val="22"/>
+                <w:szCs w:val="22"/>
+              </w:rPr>
+            </w:pPr>
+            <w:r>
+              <w:rPr>
+                <w:rFonts w:asciiTheme="majorHAnsi" w:hAnsiTheme="majorHAnsi"/>
+                <w:sz w:val="22"/>
+                <w:szCs w:val="22"/>
+              </w:rPr>
+              <w:t>Analyse der Limitierungen</w:t>
+            </w:r>
+          </w:p>
+        </w:tc>
+        <w:tc>
+          <w:tcPr>
+            <w:tcW w:w="0" w:type="auto"/>
+            <w:tcBorders>
+              <w:top w:val="single" w:sz="6" w:space="0" w:color="E6E6E6"/>
+              <w:left w:val="single" w:sz="6" w:space="0" w:color="E6E6E6"/>
+              <w:bottom w:val="single" w:sz="6" w:space="0" w:color="E6E6E6"/>
+              <w:right w:val="single" w:sz="6" w:space="0" w:color="E6E6E6"/>
+            </w:tcBorders>
+            <w:vAlign w:val="center"/>
+            <w:hideMark/>
+          </w:tcPr>
+          <w:p>
+            <w:pPr>
+              <w:rPr>
+                <w:rFonts w:asciiTheme="majorHAnsi" w:hAnsiTheme="majorHAnsi"/>
+                <w:sz w:val="22"/>
+                <w:szCs w:val="22"/>
+              </w:rPr>
+            </w:pPr>
+            <w:r>
+              <w:rPr>
+                <w:rFonts w:ascii="Segoe UI Emoji" w:hAnsi="Segoe UI Emoji" w:cs="Segoe UI Emoji"/>
+                <w:sz w:val="22"/>
+                <w:szCs w:val="22"/>
+              </w:rPr>
+              <w:t>✅</w:t>
+            </w:r>
+            <w:r>
+              <w:rPr>
+                <w:rFonts w:asciiTheme="majorHAnsi" w:hAnsiTheme="majorHAnsi"/>
+                <w:sz w:val="22"/>
+                <w:szCs w:val="22"/>
+              </w:rPr>
+              <w:t xml:space="preserve"> Ja</w:t>
+            </w:r>
+          </w:p>
+        </w:tc>
+      </w:tr>
+      <w:tr>
+        <w:trPr>
+          <w:tblCellSpacing w:w="15" w:type="dxa"/>
+        </w:trPr>
+        <w:tc>
+          <w:tcPr>
+            <w:tcW w:w="0" w:type="auto"/>
+            <w:tcBorders>
+              <w:top w:val="single" w:sz="6" w:space="0" w:color="E6E6E6"/>
+              <w:left w:val="single" w:sz="6" w:space="0" w:color="E6E6E6"/>
+              <w:bottom w:val="single" w:sz="6" w:space="0" w:color="E6E6E6"/>
+              <w:right w:val="single" w:sz="6" w:space="0" w:color="E6E6E6"/>
+            </w:tcBorders>
+            <w:vAlign w:val="center"/>
+            <w:hideMark/>
+          </w:tcPr>
+          <w:p>
+            <w:pPr>
+              <w:rPr>
+                <w:rFonts w:asciiTheme="majorHAnsi" w:hAnsiTheme="majorHAnsi"/>
+                <w:sz w:val="22"/>
+                <w:szCs w:val="22"/>
+              </w:rPr>
+            </w:pPr>
+            <w:r>
+              <w:rPr>
+                <w:rFonts w:asciiTheme="majorHAnsi" w:hAnsiTheme="majorHAnsi"/>
+                <w:sz w:val="22"/>
+                <w:szCs w:val="22"/>
+              </w:rPr>
+              <w:t>Konzeption des Datensatzes</w:t>
+            </w:r>
+          </w:p>
+        </w:tc>
+        <w:tc>
+          <w:tcPr>
+            <w:tcW w:w="0" w:type="auto"/>
+            <w:tcBorders>
+              <w:top w:val="single" w:sz="6" w:space="0" w:color="E6E6E6"/>
+              <w:left w:val="single" w:sz="6" w:space="0" w:color="E6E6E6"/>
+              <w:bottom w:val="single" w:sz="6" w:space="0" w:color="E6E6E6"/>
+              <w:right w:val="single" w:sz="6" w:space="0" w:color="E6E6E6"/>
+            </w:tcBorders>
+            <w:vAlign w:val="center"/>
+            <w:hideMark/>
+          </w:tcPr>
+          <w:p>
+            <w:pPr>
+              <w:rPr>
+                <w:rFonts w:asciiTheme="majorHAnsi" w:hAnsiTheme="majorHAnsi"/>
+                <w:sz w:val="22"/>
+                <w:szCs w:val="22"/>
+              </w:rPr>
+            </w:pPr>
+            <w:r>
+              <w:rPr>
+                <w:rFonts w:ascii="Segoe UI Emoji" w:hAnsi="Segoe UI Emoji" w:cs="Segoe UI Emoji"/>
+                <w:sz w:val="22"/>
+                <w:szCs w:val="22"/>
+              </w:rPr>
+              <w:t>⚠️</w:t>
+            </w:r>
+            <w:r>
+              <w:rPr>
+                <w:rFonts w:asciiTheme="majorHAnsi" w:hAnsiTheme="majorHAnsi"/>
+                <w:sz w:val="22"/>
+                <w:szCs w:val="22"/>
+              </w:rPr>
+              <w:t xml:space="preserve"> Fast</w:t>
+            </w:r>
+          </w:p>
+        </w:tc>
+      </w:tr>
+      <w:tr>
+        <w:trPr>
+          <w:tblCellSpacing w:w="15" w:type="dxa"/>
+        </w:trPr>
+        <w:tc>
+          <w:tcPr>
+            <w:tcW w:w="0" w:type="auto"/>
+            <w:tcBorders>
+              <w:top w:val="single" w:sz="6" w:space="0" w:color="E6E6E6"/>
+              <w:left w:val="single" w:sz="6" w:space="0" w:color="E6E6E6"/>
+              <w:bottom w:val="single" w:sz="6" w:space="0" w:color="E6E6E6"/>
+              <w:right w:val="single" w:sz="6" w:space="0" w:color="E6E6E6"/>
+            </w:tcBorders>
+            <w:vAlign w:val="center"/>
+            <w:hideMark/>
+          </w:tcPr>
+          <w:p>
+            <w:pPr>
+              <w:rPr>
+                <w:rFonts w:asciiTheme="majorHAnsi" w:hAnsiTheme="majorHAnsi"/>
+                <w:sz w:val="22"/>
+                <w:szCs w:val="22"/>
+              </w:rPr>
+            </w:pPr>
+            <w:r>
+              <w:rPr>
+                <w:rFonts w:asciiTheme="majorHAnsi" w:hAnsiTheme="majorHAnsi"/>
+                <w:sz w:val="22"/>
+                <w:szCs w:val="22"/>
+              </w:rPr>
+              <w:t>Variable Targets im Raum</w:t>
+            </w:r>
+          </w:p>
+        </w:tc>
+        <w:tc>
+          <w:tcPr>
+            <w:tcW w:w="0" w:type="auto"/>
+            <w:tcBorders>
+              <w:top w:val="single" w:sz="6" w:space="0" w:color="E6E6E6"/>
+              <w:left w:val="single" w:sz="6" w:space="0" w:color="E6E6E6"/>
+              <w:bottom w:val="single" w:sz="6" w:space="0" w:color="E6E6E6"/>
+              <w:right w:val="single" w:sz="6" w:space="0" w:color="E6E6E6"/>
+            </w:tcBorders>
+            <w:vAlign w:val="center"/>
+            <w:hideMark/>
+          </w:tcPr>
+          <w:p>
+            <w:pPr>
+              <w:rPr>
+                <w:rFonts w:asciiTheme="majorHAnsi" w:hAnsiTheme="majorHAnsi"/>
+                <w:sz w:val="22"/>
+                <w:szCs w:val="22"/>
+              </w:rPr>
+            </w:pPr>
+            <w:r>
+              <w:rPr>
+                <w:rFonts w:ascii="Segoe UI Emoji" w:hAnsi="Segoe UI Emoji" w:cs="Segoe UI Emoji"/>
+                <w:sz w:val="22"/>
+                <w:szCs w:val="22"/>
+              </w:rPr>
+              <w:t>⚠️</w:t>
+            </w:r>
+            <w:r>
+              <w:rPr>
+                <w:rFonts w:asciiTheme="majorHAnsi" w:hAnsiTheme="majorHAnsi"/>
+                <w:sz w:val="22"/>
+                <w:szCs w:val="22"/>
+              </w:rPr>
+              <w:t xml:space="preserve"> Noch Ground-Truth-Literatur nötig</w:t>
+            </w:r>
+          </w:p>
+        </w:tc>
+      </w:tr>
+      <w:tr>
+        <w:trPr>
+          <w:tblCellSpacing w:w="15" w:type="dxa"/>
+        </w:trPr>
+        <w:tc>
+          <w:tcPr>
+            <w:tcW w:w="0" w:type="auto"/>
+            <w:tcBorders>
+              <w:top w:val="single" w:sz="6" w:space="0" w:color="E6E6E6"/>
+              <w:left w:val="single" w:sz="6" w:space="0" w:color="E6E6E6"/>
+              <w:bottom w:val="single" w:sz="6" w:space="0" w:color="E6E6E6"/>
+              <w:right w:val="single" w:sz="6" w:space="0" w:color="E6E6E6"/>
+            </w:tcBorders>
+            <w:vAlign w:val="center"/>
+            <w:hideMark/>
+          </w:tcPr>
+          <w:p>
+            <w:pPr>
+              <w:rPr>
+                <w:rFonts w:asciiTheme="majorHAnsi" w:hAnsiTheme="majorHAnsi"/>
+                <w:sz w:val="22"/>
+                <w:szCs w:val="22"/>
+              </w:rPr>
+            </w:pPr>
+            <w:r>
+              <w:rPr>
+                <w:rFonts w:asciiTheme="majorHAnsi" w:hAnsiTheme="majorHAnsi"/>
+                <w:sz w:val="22"/>
+                <w:szCs w:val="22"/>
+              </w:rPr>
+              <w:t>3D-Positionsbestimmung</w:t>
+            </w:r>
+          </w:p>
+        </w:tc>
+        <w:tc>
+          <w:tcPr>
+            <w:tcW w:w="0" w:type="auto"/>
+            <w:tcBorders>
+              <w:top w:val="single" w:sz="6" w:space="0" w:color="E6E6E6"/>
+              <w:left w:val="single" w:sz="6" w:space="0" w:color="E6E6E6"/>
+              <w:bottom w:val="single" w:sz="6" w:space="0" w:color="E6E6E6"/>
+              <w:right w:val="single" w:sz="6" w:space="0" w:color="E6E6E6"/>
+            </w:tcBorders>
+            <w:vAlign w:val="center"/>
+            <w:hideMark/>
+          </w:tcPr>
+          <w:p>
+            <w:pPr>
+              <w:rPr>
+                <w:rFonts w:asciiTheme="majorHAnsi" w:hAnsiTheme="majorHAnsi"/>
+                <w:sz w:val="22"/>
+                <w:szCs w:val="22"/>
+              </w:rPr>
+            </w:pPr>
+            <w:r>
+              <w:rPr>
+                <w:rFonts w:ascii="Segoe UI Emoji" w:hAnsi="Segoe UI Emoji" w:cs="Segoe UI Emoji"/>
+                <w:sz w:val="22"/>
+                <w:szCs w:val="22"/>
+              </w:rPr>
+              <w:t>❌</w:t>
+            </w:r>
+            <w:r>
+              <w:rPr>
+                <w:rFonts w:asciiTheme="majorHAnsi" w:hAnsiTheme="majorHAnsi"/>
+                <w:sz w:val="22"/>
+                <w:szCs w:val="22"/>
+              </w:rPr>
+              <w:t xml:space="preserve"> Kalibrierungsquellen fehlen</w:t>
+            </w:r>
+          </w:p>
+        </w:tc>
+      </w:tr>
+      <w:tr>
+        <w:trPr>
+          <w:tblCellSpacing w:w="15" w:type="dxa"/>
+        </w:trPr>
+        <w:tc>
+          <w:tcPr>
+            <w:tcW w:w="0" w:type="auto"/>
+            <w:tcBorders>
+              <w:top w:val="single" w:sz="6" w:space="0" w:color="E6E6E6"/>
+              <w:left w:val="single" w:sz="6" w:space="0" w:color="E6E6E6"/>
+              <w:bottom w:val="single" w:sz="6" w:space="0" w:color="E6E6E6"/>
+              <w:right w:val="single" w:sz="6" w:space="0" w:color="E6E6E6"/>
+            </w:tcBorders>
+            <w:vAlign w:val="center"/>
+            <w:hideMark/>
+          </w:tcPr>
+          <w:p>
+            <w:pPr>
+              <w:rPr>
+                <w:rFonts w:asciiTheme="majorHAnsi" w:hAnsiTheme="majorHAnsi"/>
+                <w:sz w:val="22"/>
+                <w:szCs w:val="22"/>
+              </w:rPr>
+            </w:pPr>
+            <w:r>
+              <w:rPr>
+                <w:rFonts w:asciiTheme="majorHAnsi" w:hAnsiTheme="majorHAnsi"/>
+                <w:sz w:val="22"/>
+                <w:szCs w:val="22"/>
+              </w:rPr>
+              <w:t>Multi-Kamera-Setup</w:t>
+            </w:r>
+          </w:p>
+        </w:tc>
+        <w:tc>
+          <w:tcPr>
+            <w:tcW w:w="0" w:type="auto"/>
+            <w:tcBorders>
+              <w:top w:val="single" w:sz="6" w:space="0" w:color="E6E6E6"/>
+              <w:left w:val="single" w:sz="6" w:space="0" w:color="E6E6E6"/>
+              <w:bottom w:val="single" w:sz="6" w:space="0" w:color="E6E6E6"/>
+              <w:right w:val="single" w:sz="6" w:space="0" w:color="E6E6E6"/>
+            </w:tcBorders>
+            <w:vAlign w:val="center"/>
+            <w:hideMark/>
+          </w:tcPr>
+          <w:p>
+            <w:pPr>
+              <w:rPr>
+                <w:rFonts w:asciiTheme="majorHAnsi" w:hAnsiTheme="majorHAnsi"/>
+                <w:sz w:val="22"/>
+                <w:szCs w:val="22"/>
+              </w:rPr>
+            </w:pPr>
+            <w:r>
+              <w:rPr>
+                <w:rFonts w:ascii="Segoe UI Emoji" w:hAnsi="Segoe UI Emoji" w:cs="Segoe UI Emoji"/>
+                <w:sz w:val="22"/>
+                <w:szCs w:val="22"/>
+              </w:rPr>
+              <w:t>⚠️</w:t>
+            </w:r>
+            <w:r>
+              <w:rPr>
+                <w:rFonts w:asciiTheme="majorHAnsi" w:hAnsiTheme="majorHAnsi"/>
+                <w:sz w:val="22"/>
+                <w:szCs w:val="22"/>
+              </w:rPr>
+              <w:t xml:space="preserve"> Noch 1–2 Multi-View-Paper lesen</w:t>
+            </w:r>
+          </w:p>
+        </w:tc>
+      </w:tr>
+      <w:tr>
+        <w:trPr>
+          <w:tblCellSpacing w:w="15" w:type="dxa"/>
+        </w:trPr>
+        <w:tc>
+          <w:tcPr>
+            <w:tcW w:w="0" w:type="auto"/>
+            <w:tcBorders>
+              <w:top w:val="single" w:sz="6" w:space="0" w:color="E6E6E6"/>
+              <w:left w:val="single" w:sz="6" w:space="0" w:color="E6E6E6"/>
+              <w:bottom w:val="single" w:sz="6" w:space="0" w:color="E6E6E6"/>
+              <w:right w:val="single" w:sz="6" w:space="0" w:color="E6E6E6"/>
+            </w:tcBorders>
+            <w:vAlign w:val="center"/>
+            <w:hideMark/>
+          </w:tcPr>
+          <w:p>
+            <w:pPr>
+              <w:rPr>
+                <w:rFonts w:asciiTheme="majorHAnsi" w:hAnsiTheme="majorHAnsi"/>
+                <w:sz w:val="22"/>
+                <w:szCs w:val="22"/>
+              </w:rPr>
+            </w:pPr>
+            <w:r>
+              <w:rPr>
+                <w:rFonts w:asciiTheme="majorHAnsi" w:hAnsiTheme="majorHAnsi"/>
+                <w:sz w:val="22"/>
+                <w:szCs w:val="22"/>
+              </w:rPr>
+              <w:t>Synchronisation</w:t>
+            </w:r>
+          </w:p>
+        </w:tc>
+        <w:tc>
+          <w:tcPr>
+            <w:tcW w:w="0" w:type="auto"/>
+            <w:tcBorders>
+              <w:top w:val="single" w:sz="6" w:space="0" w:color="E6E6E6"/>
+              <w:left w:val="single" w:sz="6" w:space="0" w:color="E6E6E6"/>
+              <w:bottom w:val="single" w:sz="6" w:space="0" w:color="E6E6E6"/>
+              <w:right w:val="single" w:sz="6" w:space="0" w:color="E6E6E6"/>
+            </w:tcBorders>
+            <w:vAlign w:val="center"/>
+            <w:hideMark/>
+          </w:tcPr>
+          <w:p>
+            <w:pPr>
+              <w:rPr>
+                <w:rFonts w:asciiTheme="majorHAnsi" w:hAnsiTheme="majorHAnsi"/>
+                <w:sz w:val="22"/>
+                <w:szCs w:val="22"/>
+              </w:rPr>
+            </w:pPr>
+            <w:r>
+              <w:rPr>
+                <w:rFonts w:ascii="Segoe UI Emoji" w:hAnsi="Segoe UI Emoji" w:cs="Segoe UI Emoji"/>
+                <w:sz w:val="22"/>
+                <w:szCs w:val="22"/>
+              </w:rPr>
+              <w:t>⚠️</w:t>
+            </w:r>
+            <w:r>
+              <w:rPr>
+                <w:rFonts w:asciiTheme="majorHAnsi" w:hAnsiTheme="majorHAnsi"/>
+                <w:sz w:val="22"/>
+                <w:szCs w:val="22"/>
+              </w:rPr>
+              <w:t xml:space="preserve"> Technische Quellen fehlen</w:t>
+            </w:r>
+          </w:p>
+        </w:tc>
+      </w:tr>
+      <w:tr>
+        <w:trPr>
+          <w:tblCellSpacing w:w="15" w:type="dxa"/>
+        </w:trPr>
+        <w:tc>
+          <w:tcPr>
+            <w:tcW w:w="0" w:type="auto"/>
+            <w:tcBorders>
+              <w:top w:val="single" w:sz="6" w:space="0" w:color="E6E6E6"/>
+              <w:left w:val="single" w:sz="6" w:space="0" w:color="E6E6E6"/>
+              <w:bottom w:val="single" w:sz="6" w:space="0" w:color="E6E6E6"/>
+              <w:right w:val="single" w:sz="6" w:space="0" w:color="E6E6E6"/>
+            </w:tcBorders>
+            <w:vAlign w:val="center"/>
+            <w:hideMark/>
+          </w:tcPr>
+          <w:p>
+            <w:pPr>
+              <w:rPr>
+                <w:rFonts w:asciiTheme="majorHAnsi" w:hAnsiTheme="majorHAnsi"/>
+                <w:sz w:val="22"/>
+                <w:szCs w:val="22"/>
+              </w:rPr>
+            </w:pPr>
+            <w:r>
+              <w:rPr>
+                <w:rFonts w:asciiTheme="majorHAnsi" w:hAnsiTheme="majorHAnsi"/>
+                <w:sz w:val="22"/>
+                <w:szCs w:val="22"/>
+              </w:rPr>
+              <w:t>Annotation</w:t>
+            </w:r>
+          </w:p>
+        </w:tc>
+        <w:tc>
+          <w:tcPr>
+            <w:tcW w:w="0" w:type="auto"/>
+            <w:tcBorders>
+              <w:top w:val="single" w:sz="6" w:space="0" w:color="E6E6E6"/>
+              <w:left w:val="single" w:sz="6" w:space="0" w:color="E6E6E6"/>
+              <w:bottom w:val="single" w:sz="6" w:space="0" w:color="E6E6E6"/>
+              <w:right w:val="single" w:sz="6" w:space="0" w:color="E6E6E6"/>
+            </w:tcBorders>
+            <w:vAlign w:val="center"/>
+            <w:hideMark/>
+          </w:tcPr>
+          <w:p>
+            <w:pPr>
+              <w:rPr>
+                <w:rFonts w:asciiTheme="majorHAnsi" w:hAnsiTheme="majorHAnsi"/>
+                <w:sz w:val="22"/>
+                <w:szCs w:val="22"/>
+              </w:rPr>
+            </w:pPr>
+            <w:r>
+              <w:rPr>
+                <w:rFonts w:ascii="Segoe UI Emoji" w:hAnsi="Segoe UI Emoji" w:cs="Segoe UI Emoji"/>
+                <w:sz w:val="22"/>
+                <w:szCs w:val="22"/>
+              </w:rPr>
+              <w:t>✅</w:t>
+            </w:r>
+            <w:r>
+              <w:rPr>
+                <w:rFonts w:asciiTheme="majorHAnsi" w:hAnsiTheme="majorHAnsi"/>
+                <w:sz w:val="22"/>
+                <w:szCs w:val="22"/>
+              </w:rPr>
+              <w:t xml:space="preserve"> </w:t>
+            </w:r>
+            <w:proofErr w:type="gramStart"/>
+            <w:r>
+              <w:rPr>
+                <w:rFonts w:asciiTheme="majorHAnsi" w:hAnsiTheme="majorHAnsi"/>
+                <w:sz w:val="22"/>
+                <w:szCs w:val="22"/>
+              </w:rPr>
+              <w:t>Weitgehend</w:t>
+            </w:r>
+            <w:proofErr w:type="gramEnd"/>
+          </w:p>
+        </w:tc>
+      </w:tr>
+      <w:tr>
+        <w:trPr>
+          <w:tblCellSpacing w:w="15" w:type="dxa"/>
+        </w:trPr>
+        <w:tc>
+          <w:tcPr>
+            <w:tcW w:w="0" w:type="auto"/>
+            <w:tcBorders>
+              <w:top w:val="single" w:sz="6" w:space="0" w:color="E6E6E6"/>
+              <w:left w:val="single" w:sz="6" w:space="0" w:color="E6E6E6"/>
+              <w:bottom w:val="single" w:sz="6" w:space="0" w:color="E6E6E6"/>
+              <w:right w:val="single" w:sz="6" w:space="0" w:color="E6E6E6"/>
+            </w:tcBorders>
+            <w:vAlign w:val="center"/>
+            <w:hideMark/>
+          </w:tcPr>
+          <w:p>
+            <w:pPr>
+              <w:rPr>
+                <w:rFonts w:asciiTheme="majorHAnsi" w:hAnsiTheme="majorHAnsi"/>
+                <w:sz w:val="22"/>
+                <w:szCs w:val="22"/>
+              </w:rPr>
+            </w:pPr>
+            <w:r>
+              <w:rPr>
+                <w:rFonts w:asciiTheme="majorHAnsi" w:hAnsiTheme="majorHAnsi"/>
+                <w:sz w:val="22"/>
+                <w:szCs w:val="22"/>
+              </w:rPr>
+              <w:t>Datenaugmentation</w:t>
+            </w:r>
+          </w:p>
+        </w:tc>
+        <w:tc>
+          <w:tcPr>
+            <w:tcW w:w="0" w:type="auto"/>
+            <w:tcBorders>
+              <w:top w:val="single" w:sz="6" w:space="0" w:color="E6E6E6"/>
+              <w:left w:val="single" w:sz="6" w:space="0" w:color="E6E6E6"/>
+              <w:bottom w:val="single" w:sz="6" w:space="0" w:color="E6E6E6"/>
+              <w:right w:val="single" w:sz="6" w:space="0" w:color="E6E6E6"/>
+            </w:tcBorders>
+            <w:vAlign w:val="center"/>
+            <w:hideMark/>
+          </w:tcPr>
+          <w:p>
+            <w:pPr>
+              <w:rPr>
+                <w:rFonts w:asciiTheme="majorHAnsi" w:hAnsiTheme="majorHAnsi"/>
+                <w:sz w:val="22"/>
+                <w:szCs w:val="22"/>
+              </w:rPr>
+            </w:pPr>
+            <w:r>
+              <w:rPr>
+                <w:rFonts w:ascii="Segoe UI Emoji" w:hAnsi="Segoe UI Emoji" w:cs="Segoe UI Emoji"/>
+                <w:sz w:val="22"/>
+                <w:szCs w:val="22"/>
+              </w:rPr>
+              <w:t>❌</w:t>
+            </w:r>
+            <w:r>
+              <w:rPr>
+                <w:rFonts w:asciiTheme="majorHAnsi" w:hAnsiTheme="majorHAnsi"/>
+                <w:sz w:val="22"/>
+                <w:szCs w:val="22"/>
+              </w:rPr>
+              <w:t xml:space="preserve"> Zusätzliche Literatur nötig</w:t>
+            </w:r>
+          </w:p>
+        </w:tc>
+      </w:tr>
+      <w:tr>
+        <w:trPr>
+          <w:tblCellSpacing w:w="15" w:type="dxa"/>
+        </w:trPr>
+        <w:tc>
+          <w:tcPr>
+            <w:tcW w:w="0" w:type="auto"/>
+            <w:tcBorders>
+              <w:top w:val="single" w:sz="6" w:space="0" w:color="E6E6E6"/>
+              <w:left w:val="single" w:sz="6" w:space="0" w:color="E6E6E6"/>
+              <w:bottom w:val="single" w:sz="6" w:space="0" w:color="E6E6E6"/>
+              <w:right w:val="single" w:sz="6" w:space="0" w:color="E6E6E6"/>
+            </w:tcBorders>
+            <w:vAlign w:val="center"/>
+            <w:hideMark/>
+          </w:tcPr>
+          <w:p>
+            <w:pPr>
+              <w:rPr>
+                <w:rFonts w:asciiTheme="majorHAnsi" w:hAnsiTheme="majorHAnsi"/>
+                <w:sz w:val="22"/>
+                <w:szCs w:val="22"/>
+              </w:rPr>
+            </w:pPr>
+            <w:r>
+              <w:rPr>
+                <w:rFonts w:asciiTheme="majorHAnsi" w:hAnsiTheme="majorHAnsi"/>
+                <w:sz w:val="22"/>
+                <w:szCs w:val="22"/>
+              </w:rPr>
+              <w:t>Datenqualitätsanalyse</w:t>
+            </w:r>
+          </w:p>
+        </w:tc>
+        <w:tc>
+          <w:tcPr>
+            <w:tcW w:w="0" w:type="auto"/>
+            <w:tcBorders>
+              <w:top w:val="single" w:sz="6" w:space="0" w:color="E6E6E6"/>
+              <w:left w:val="single" w:sz="6" w:space="0" w:color="E6E6E6"/>
+              <w:bottom w:val="single" w:sz="6" w:space="0" w:color="E6E6E6"/>
+              <w:right w:val="single" w:sz="6" w:space="0" w:color="E6E6E6"/>
+            </w:tcBorders>
+            <w:vAlign w:val="center"/>
+            <w:hideMark/>
+          </w:tcPr>
+          <w:p>
+            <w:pPr>
+              <w:rPr>
+                <w:rFonts w:asciiTheme="majorHAnsi" w:hAnsiTheme="majorHAnsi"/>
+                <w:sz w:val="22"/>
+                <w:szCs w:val="22"/>
+              </w:rPr>
+            </w:pPr>
+            <w:r>
+              <w:rPr>
+                <w:rFonts w:ascii="Segoe UI Emoji" w:hAnsi="Segoe UI Emoji" w:cs="Segoe UI Emoji"/>
+                <w:sz w:val="22"/>
+                <w:szCs w:val="22"/>
+              </w:rPr>
+              <w:t>⚠️</w:t>
+            </w:r>
+            <w:r>
+              <w:rPr>
+                <w:rFonts w:asciiTheme="majorHAnsi" w:hAnsiTheme="majorHAnsi"/>
+                <w:sz w:val="22"/>
+                <w:szCs w:val="22"/>
+              </w:rPr>
+              <w:t xml:space="preserve"> EVE/</w:t>
+            </w:r>
+            <w:proofErr w:type="spellStart"/>
+            <w:r>
+              <w:rPr>
+                <w:rFonts w:asciiTheme="majorHAnsi" w:hAnsiTheme="majorHAnsi"/>
+                <w:sz w:val="22"/>
+                <w:szCs w:val="22"/>
+              </w:rPr>
+              <w:t>MPIIGaze</w:t>
+            </w:r>
+            <w:proofErr w:type="spellEnd"/>
+            <w:r>
+              <w:rPr>
+                <w:rFonts w:asciiTheme="majorHAnsi" w:hAnsiTheme="majorHAnsi"/>
+                <w:sz w:val="22"/>
+                <w:szCs w:val="22"/>
+              </w:rPr>
+              <w:t>/</w:t>
+            </w:r>
+            <w:proofErr w:type="spellStart"/>
+            <w:r>
+              <w:rPr>
+                <w:rFonts w:asciiTheme="majorHAnsi" w:hAnsiTheme="majorHAnsi"/>
+                <w:sz w:val="22"/>
+                <w:szCs w:val="22"/>
+              </w:rPr>
+              <w:t>GazeCapture</w:t>
+            </w:r>
+            <w:proofErr w:type="spellEnd"/>
+            <w:r>
+              <w:rPr>
+                <w:rFonts w:asciiTheme="majorHAnsi" w:hAnsiTheme="majorHAnsi"/>
+                <w:sz w:val="22"/>
+                <w:szCs w:val="22"/>
+              </w:rPr>
+              <w:t xml:space="preserve"> ergänzen</w:t>
+            </w:r>
+          </w:p>
+        </w:tc>
+      </w:tr>
+    </w:tbl>
+    <w:p>
+      <w:pPr>
+        <w:rPr>
+          <w:rFonts w:asciiTheme="majorHAnsi" w:hAnsiTheme="majorHAnsi"/>
+          <w:sz w:val="22"/>
+          <w:szCs w:val="22"/>
+        </w:rPr>
+      </w:pPr>
+      <w:r>
+        <w:rPr>
+          <w:rFonts w:asciiTheme="majorHAnsi" w:hAnsiTheme="majorHAnsi"/>
+          <w:sz w:val="22"/>
+          <w:szCs w:val="22"/>
+        </w:rPr>
+        <w:t>Fazit: Für den theoretischen Teil bist du mit Hansen &amp; Ji, Gaze360 und dem 2024er Review schon bei etwa 70–80 %. Für eine wissenschaftlich saubere Datensatzentwicklung würde ich aber noch mindestens folgende vier Quellen ergänzen:</w:t>
+      </w:r>
+    </w:p>
+    <w:p>
+      <w:pPr>
+        <w:numPr>
+          <w:ilvl w:val="0"/>
+          <w:numId w:val="7"/>
+        </w:numPr>
+        <w:rPr>
+          <w:rFonts w:asciiTheme="majorHAnsi" w:hAnsiTheme="majorHAnsi"/>
+          <w:sz w:val="22"/>
+          <w:szCs w:val="22"/>
+        </w:rPr>
+      </w:pPr>
+      <w:r>
+        <w:rPr>
+          <w:rFonts w:asciiTheme="majorHAnsi" w:hAnsiTheme="majorHAnsi"/>
+          <w:sz w:val="22"/>
+          <w:szCs w:val="22"/>
+        </w:rPr>
+        <w:t xml:space="preserve">Zhang (2000) – </w:t>
+      </w:r>
+      <w:proofErr w:type="spellStart"/>
+      <w:r>
+        <w:rPr>
+          <w:rFonts w:asciiTheme="majorHAnsi" w:hAnsiTheme="majorHAnsi"/>
+          <w:sz w:val="22"/>
+          <w:szCs w:val="22"/>
+        </w:rPr>
+        <w:t>Camera</w:t>
+      </w:r>
+      <w:proofErr w:type="spellEnd"/>
+      <w:r>
+        <w:rPr>
+          <w:rFonts w:asciiTheme="majorHAnsi" w:hAnsiTheme="majorHAnsi"/>
+          <w:sz w:val="22"/>
+          <w:szCs w:val="22"/>
+        </w:rPr>
+        <w:t xml:space="preserve"> </w:t>
+      </w:r>
+      <w:proofErr w:type="spellStart"/>
+      <w:r>
+        <w:rPr>
+          <w:rFonts w:asciiTheme="majorHAnsi" w:hAnsiTheme="majorHAnsi"/>
+          <w:sz w:val="22"/>
+          <w:szCs w:val="22"/>
+        </w:rPr>
+        <w:t>Calibration</w:t>
+      </w:r>
+      <w:proofErr w:type="spellEnd"/>
+    </w:p>
+    <w:p>
+      <w:pPr>
+        <w:numPr>
+          <w:ilvl w:val="0"/>
+          <w:numId w:val="7"/>
+        </w:numPr>
+        <w:rPr>
+          <w:rFonts w:asciiTheme="majorHAnsi" w:hAnsiTheme="majorHAnsi"/>
+          <w:sz w:val="22"/>
+          <w:szCs w:val="22"/>
+        </w:rPr>
+      </w:pPr>
+      <w:proofErr w:type="spellStart"/>
+      <w:r>
+        <w:rPr>
+          <w:rFonts w:asciiTheme="majorHAnsi" w:hAnsiTheme="majorHAnsi"/>
+          <w:sz w:val="22"/>
+          <w:szCs w:val="22"/>
+        </w:rPr>
+        <w:t>MPIIGaze</w:t>
+      </w:r>
+      <w:proofErr w:type="spellEnd"/>
+    </w:p>
+    <w:p>
+      <w:pPr>
+        <w:numPr>
+          <w:ilvl w:val="0"/>
+          <w:numId w:val="7"/>
+        </w:numPr>
+        <w:rPr>
+          <w:rFonts w:asciiTheme="majorHAnsi" w:hAnsiTheme="majorHAnsi"/>
+          <w:sz w:val="22"/>
+          <w:szCs w:val="22"/>
+        </w:rPr>
+      </w:pPr>
+      <w:r>
+        <w:rPr>
+          <w:rFonts w:asciiTheme="majorHAnsi" w:hAnsiTheme="majorHAnsi"/>
+          <w:sz w:val="22"/>
+          <w:szCs w:val="22"/>
+        </w:rPr>
+        <w:t>EVE</w:t>
+      </w:r>
+    </w:p>
+    <w:p>
+      <w:pPr>
+        <w:numPr>
+          <w:ilvl w:val="0"/>
+          <w:numId w:val="7"/>
+        </w:numPr>
+        <w:rPr>
+          <w:rFonts w:asciiTheme="majorHAnsi" w:hAnsiTheme="majorHAnsi"/>
+          <w:sz w:val="22"/>
+          <w:szCs w:val="22"/>
+        </w:rPr>
+      </w:pPr>
+      <w:r>
+        <w:rPr>
+          <w:rFonts w:asciiTheme="majorHAnsi" w:hAnsiTheme="majorHAnsi"/>
+          <w:sz w:val="22"/>
+          <w:szCs w:val="22"/>
+        </w:rPr>
+        <w:t xml:space="preserve">RT-GENE oder </w:t>
+      </w:r>
+      <w:proofErr w:type="spellStart"/>
+      <w:r>
+        <w:rPr>
+          <w:rFonts w:asciiTheme="majorHAnsi" w:hAnsiTheme="majorHAnsi"/>
+          <w:sz w:val="22"/>
+          <w:szCs w:val="22"/>
+        </w:rPr>
+        <w:t>FreeGaze</w:t>
+      </w:r>
+      <w:proofErr w:type="spellEnd"/>
+    </w:p>
+    <w:p>
+      <w:pPr>
+        <w:rPr>
+          <w:rFonts w:asciiTheme="majorHAnsi" w:hAnsiTheme="majorHAnsi"/>
+          <w:sz w:val="22"/>
+          <w:szCs w:val="22"/>
+        </w:rPr>
+      </w:pPr>
+      <w:r>
+        <w:rPr>
+          <w:rFonts w:asciiTheme="majorHAnsi" w:hAnsiTheme="majorHAnsi"/>
+          <w:sz w:val="22"/>
+          <w:szCs w:val="22"/>
+        </w:rPr>
+        <w:t>Dann bist du literaturseitig sehr solide aufgestellt.</w:t>
+      </w:r>
+    </w:p>
+    <w:p>
+      <w:pPr>
+        <w:rPr>
+          <w:rFonts w:asciiTheme="majorHAnsi" w:hAnsiTheme="majorHAnsi"/>
+          <w:sz w:val="22"/>
+          <w:szCs w:val="22"/>
+        </w:rPr>
+      </w:pPr>
+      <w:r>
+        <w:rPr>
+          <w:rFonts w:asciiTheme="majorHAnsi" w:hAnsiTheme="majorHAnsi"/>
+          <w:sz w:val="22"/>
+          <w:szCs w:val="22"/>
+        </w:rPr>
+        <w:br w:type="page"/>
+      </w:r>
+    </w:p>
     <w:sectPr>
-      <w:footerReference w:type="even" r:id="rId6"/>
-      <w:footerReference w:type="default" r:id="rId7"/>
-      <w:footerReference w:type="first" r:id="rId8"/>
+      <w:footerReference w:type="even" r:id="rId17"/>
+      <w:footerReference w:type="default" r:id="rId18"/>
+      <w:footerReference w:type="first" r:id="rId19"/>
       <w:pgSz w:w="11906" w:h="16838"/>
       <w:pgMar w:top="1417" w:right="1417" w:bottom="1134" w:left="1417" w:header="708" w:footer="708" w:gutter="0"/>
       <w:cols w:space="708"/>
@@ -690,7 +3721,6 @@
               <v:path gradientshapeok="t" o:connecttype="rect"/>
             </v:shapetype>
             <v:shape id="Textfeld 2" o:spid="_x0000_s1026" type="#_x0000_t202" alt="Internal" style="position:absolute;margin-left:0;margin-top:0;width:26.7pt;height:26.3pt;z-index:251659264;visibility:visible;mso-wrap-style:none;mso-wrap-distance-left:0;mso-wrap-distance-top:0;mso-wrap-distance-right:0;mso-wrap-distance-bottom:0;mso-position-horizontal:center;mso-position-horizontal-relative:page;mso-position-vertical:bottom;mso-position-vertical-relative:page;v-text-anchor:bottom" o:gfxdata="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" filled="f" stroked="f">
-              <v:fill o:detectmouseclick="t"/>
               <v:textbox style="mso-fit-shape-to-text:t" inset="0,0,0,15pt">
                 <w:txbxContent>
                   <w:p>
@@ -821,7 +3851,6 @@
               <v:path gradientshapeok="t" o:connecttype="rect"/>
             </v:shapetype>
             <v:shape id="Textfeld 3" o:spid="_x0000_s1027" type="#_x0000_t202" alt="Internal" style="position:absolute;margin-left:0;margin-top:0;width:26.7pt;height:26.3pt;z-index:251660288;visibility:visible;mso-wrap-style:none;mso-wrap-distance-left:0;mso-wrap-distance-top:0;mso-wrap-distance-right:0;mso-wrap-distance-bottom:0;mso-position-horizontal:center;mso-position-horizontal-relative:page;mso-position-vertical:bottom;mso-position-vertical-relative:page;v-text-anchor:bottom" o:gfxdata="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" filled="f" stroked="f">
-              <v:fill o:detectmouseclick="t"/>
               <v:textbox style="mso-fit-shape-to-text:t" inset="0,0,0,15pt">
                 <w:txbxContent>
                   <w:p>
@@ -952,7 +3981,6 @@
               <v:path gradientshapeok="t" o:connecttype="rect"/>
             </v:shapetype>
             <v:shape id="Textfeld 1" o:spid="_x0000_s1028" type="#_x0000_t202" alt="Internal" style="position:absolute;margin-left:0;margin-top:0;width:26.7pt;height:26.3pt;z-index:251658240;visibility:visible;mso-wrap-style:none;mso-wrap-distance-left:0;mso-wrap-distance-top:0;mso-wrap-distance-right:0;mso-wrap-distance-bottom:0;mso-position-horizontal:center;mso-position-horizontal-relative:page;mso-position-vertical:bottom;mso-position-vertical-relative:page;v-text-anchor:bottom" o:gfxdata="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" filled="f" stroked="f">
-              <v:fill o:detectmouseclick="t"/>
               <v:textbox style="mso-fit-shape-to-text:t" inset="0,0,0,15pt">
                 <w:txbxContent>
                   <w:p>
@@ -1012,6 +4040,1951 @@
     </w:p>
   </w:footnote>
 </w:footnotes>
+</file>
+
+<file path=word/numbering.xml><?xml version="1.0" encoding="utf-8"?>
+<w:numbering xmlns:wpc="http://schemas.microsoft.com/office/word/2010/wordprocessingCanvas" xmlns:cx="http://schemas.microsoft.com/office/drawing/2014/chartex" xmlns:cx1="http://schemas.microsoft.com/office/drawing/2015/9/8/chartex" xmlns:cx2="http://schemas.microsoft.com/office/drawing/2015/10/21/chartex" xmlns:cx3="http://schemas.microsoft.com/office/drawing/2016/5/9/chartex" xmlns:cx4="http://schemas.microsoft.com/office/drawing/2016/5/10/chartex" xmlns:cx5="http://schemas.microsoft.com/office/drawing/2016/5/11/chartex" xmlns:cx6="http://schemas.microsoft.com/office/drawing/2016/5/12/chartex" xmlns:cx7="http://schemas.microsoft.com/office/drawing/2016/5/13/chartex" xmlns:cx8="http://schemas.microsoft.com/office/drawing/2016/5/14/chartex" xmlns:mc="http://schemas.openxmlformats.org/markup-compatibility/2006" xmlns:aink="http://schemas.microsoft.com/office/drawing/2016/ink" xmlns:am3d="http://schemas.microsoft.com/office/drawing/2017/model3d" xmlns:o="urn:schemas-microsoft-com:office:office" xmlns:oel="http://schemas.microsoft.com/office/2019/extlst" xmlns:r="http://schemas.openxmlformats.org/officeDocument/2006/relationships" xmlns:m="http://schemas.openxmlformats.org/officeDocument/2006/math" xmlns:v="urn:schemas-microsoft-com:vml" xmlns:wp14="http://schemas.microsoft.com/office/word/2010/wordprocessingDrawing" xmlns:wp="http://schemas.openxmlformats.org/drawingml/2006/wordprocessingDrawing" xmlns:w10="urn:schemas-microsoft-com:office:word" xmlns:w="http://schemas.openxmlformats.org/wordprocessingml/2006/main" xmlns:w14="http://schemas.microsoft.com/office/word/2010/wordml" xmlns:w15="http://schemas.microsoft.com/office/word/2012/wordml" xmlns:w16cex="http://schemas.microsoft.com/office/word/2018/wordml/cex" xmlns:w16cid="http://schemas.microsoft.com/office/word/2016/wordml/cid" xmlns:w16="http://schemas.microsoft.com/office/word/2018/wordml" xmlns:w16du="http://schemas.microsoft.com/office/word/2023/wordml/word16du" xmlns:w16sdtdh="http://schemas.microsoft.com/office/word/2020/wordml/sdtdatahash" xmlns:w16sdtfl="http://schemas.microsoft.com/office/word/2024/wordml/sdtformatlock" xmlns:w16se="http://schemas.microsoft.com/office/word/2015/wordml/symex" xmlns:wpg="http://schemas.microsoft.com/office/word/2010/wordprocessingGroup" xmlns:wpi="http://schemas.microsoft.com/office/word/2010/wordprocessingInk" xmlns:wne="http://schemas.microsoft.com/office/word/2006/wordml" xmlns:wps="http://schemas.microsoft.com/office/word/2010/wordprocessingShape" mc:Ignorable="w14 w15 w16se w16cid w16 w16cex w16sdtdh w16sdtfl w16du wp14">
+  <w:abstractNum w:abstractNumId="0" w15:restartNumberingAfterBreak="0">
+    <w:nsid w:val="02B21C84"/>
+    <w:multiLevelType w:val="multilevel"/>
+    <w:tmpl w:val="76BEDEA8"/>
+    <w:lvl w:ilvl="0">
+      <w:start w:val="1"/>
+      <w:numFmt w:val="bullet"/>
+      <w:lvlText w:val=""/>
+      <w:lvlJc w:val="left"/>
+      <w:pPr>
+        <w:tabs>
+          <w:tab w:val="num" w:pos="720"/>
+        </w:tabs>
+        <w:ind w:left="720" w:hanging="360"/>
+      </w:pPr>
+      <w:rPr>
+        <w:rFonts w:ascii="Symbol" w:hAnsi="Symbol" w:hint="default"/>
+        <w:sz w:val="20"/>
+      </w:rPr>
+    </w:lvl>
+    <w:lvl w:ilvl="1" w:tentative="1">
+      <w:start w:val="1"/>
+      <w:numFmt w:val="bullet"/>
+      <w:lvlText w:val="o"/>
+      <w:lvlJc w:val="left"/>
+      <w:pPr>
+        <w:tabs>
+          <w:tab w:val="num" w:pos="1440"/>
+        </w:tabs>
+        <w:ind w:left="1440" w:hanging="360"/>
+      </w:pPr>
+      <w:rPr>
+        <w:rFonts w:ascii="Courier New" w:hAnsi="Courier New" w:hint="default"/>
+        <w:sz w:val="20"/>
+      </w:rPr>
+    </w:lvl>
+    <w:lvl w:ilvl="2" w:tentative="1">
+      <w:start w:val="1"/>
+      <w:numFmt w:val="bullet"/>
+      <w:lvlText w:val=""/>
+      <w:lvlJc w:val="left"/>
+      <w:pPr>
+        <w:tabs>
+          <w:tab w:val="num" w:pos="2160"/>
+        </w:tabs>
+        <w:ind w:left="2160" w:hanging="360"/>
+      </w:pPr>
+      <w:rPr>
+        <w:rFonts w:ascii="Wingdings" w:hAnsi="Wingdings" w:hint="default"/>
+        <w:sz w:val="20"/>
+      </w:rPr>
+    </w:lvl>
+    <w:lvl w:ilvl="3" w:tentative="1">
+      <w:start w:val="1"/>
+      <w:numFmt w:val="bullet"/>
+      <w:lvlText w:val=""/>
+      <w:lvlJc w:val="left"/>
+      <w:pPr>
+        <w:tabs>
+          <w:tab w:val="num" w:pos="2880"/>
+        </w:tabs>
+        <w:ind w:left="2880" w:hanging="360"/>
+      </w:pPr>
+      <w:rPr>
+        <w:rFonts w:ascii="Wingdings" w:hAnsi="Wingdings" w:hint="default"/>
+        <w:sz w:val="20"/>
+      </w:rPr>
+    </w:lvl>
+    <w:lvl w:ilvl="4" w:tentative="1">
+      <w:start w:val="1"/>
+      <w:numFmt w:val="bullet"/>
+      <w:lvlText w:val=""/>
+      <w:lvlJc w:val="left"/>
+      <w:pPr>
+        <w:tabs>
+          <w:tab w:val="num" w:pos="3600"/>
+        </w:tabs>
+        <w:ind w:left="3600" w:hanging="360"/>
+      </w:pPr>
+      <w:rPr>
+        <w:rFonts w:ascii="Wingdings" w:hAnsi="Wingdings" w:hint="default"/>
+        <w:sz w:val="20"/>
+      </w:rPr>
+    </w:lvl>
+    <w:lvl w:ilvl="5" w:tentative="1">
+      <w:start w:val="1"/>
+      <w:numFmt w:val="bullet"/>
+      <w:lvlText w:val=""/>
+      <w:lvlJc w:val="left"/>
+      <w:pPr>
+        <w:tabs>
+          <w:tab w:val="num" w:pos="4320"/>
+        </w:tabs>
+        <w:ind w:left="4320" w:hanging="360"/>
+      </w:pPr>
+      <w:rPr>
+        <w:rFonts w:ascii="Wingdings" w:hAnsi="Wingdings" w:hint="default"/>
+        <w:sz w:val="20"/>
+      </w:rPr>
+    </w:lvl>
+    <w:lvl w:ilvl="6" w:tentative="1">
+      <w:start w:val="1"/>
+      <w:numFmt w:val="bullet"/>
+      <w:lvlText w:val=""/>
+      <w:lvlJc w:val="left"/>
+      <w:pPr>
+        <w:tabs>
+          <w:tab w:val="num" w:pos="5040"/>
+        </w:tabs>
+        <w:ind w:left="5040" w:hanging="360"/>
+      </w:pPr>
+      <w:rPr>
+        <w:rFonts w:ascii="Wingdings" w:hAnsi="Wingdings" w:hint="default"/>
+        <w:sz w:val="20"/>
+      </w:rPr>
+    </w:lvl>
+    <w:lvl w:ilvl="7" w:tentative="1">
+      <w:start w:val="1"/>
+      <w:numFmt w:val="bullet"/>
+      <w:lvlText w:val=""/>
+      <w:lvlJc w:val="left"/>
+      <w:pPr>
+        <w:tabs>
+          <w:tab w:val="num" w:pos="5760"/>
+        </w:tabs>
+        <w:ind w:left="5760" w:hanging="360"/>
+      </w:pPr>
+      <w:rPr>
+        <w:rFonts w:ascii="Wingdings" w:hAnsi="Wingdings" w:hint="default"/>
+        <w:sz w:val="20"/>
+      </w:rPr>
+    </w:lvl>
+    <w:lvl w:ilvl="8" w:tentative="1">
+      <w:start w:val="1"/>
+      <w:numFmt w:val="bullet"/>
+      <w:lvlText w:val=""/>
+      <w:lvlJc w:val="left"/>
+      <w:pPr>
+        <w:tabs>
+          <w:tab w:val="num" w:pos="6480"/>
+        </w:tabs>
+        <w:ind w:left="6480" w:hanging="360"/>
+      </w:pPr>
+      <w:rPr>
+        <w:rFonts w:ascii="Wingdings" w:hAnsi="Wingdings" w:hint="default"/>
+        <w:sz w:val="20"/>
+      </w:rPr>
+    </w:lvl>
+  </w:abstractNum>
+  <w:abstractNum w:abstractNumId="1" w15:restartNumberingAfterBreak="0">
+    <w:nsid w:val="0311579C"/>
+    <w:multiLevelType w:val="multilevel"/>
+    <w:tmpl w:val="854E7080"/>
+    <w:lvl w:ilvl="0">
+      <w:start w:val="1"/>
+      <w:numFmt w:val="bullet"/>
+      <w:lvlText w:val=""/>
+      <w:lvlJc w:val="left"/>
+      <w:pPr>
+        <w:tabs>
+          <w:tab w:val="num" w:pos="720"/>
+        </w:tabs>
+        <w:ind w:left="720" w:hanging="360"/>
+      </w:pPr>
+      <w:rPr>
+        <w:rFonts w:ascii="Symbol" w:hAnsi="Symbol" w:hint="default"/>
+        <w:sz w:val="20"/>
+      </w:rPr>
+    </w:lvl>
+    <w:lvl w:ilvl="1" w:tentative="1">
+      <w:start w:val="1"/>
+      <w:numFmt w:val="bullet"/>
+      <w:lvlText w:val="o"/>
+      <w:lvlJc w:val="left"/>
+      <w:pPr>
+        <w:tabs>
+          <w:tab w:val="num" w:pos="1440"/>
+        </w:tabs>
+        <w:ind w:left="1440" w:hanging="360"/>
+      </w:pPr>
+      <w:rPr>
+        <w:rFonts w:ascii="Courier New" w:hAnsi="Courier New" w:hint="default"/>
+        <w:sz w:val="20"/>
+      </w:rPr>
+    </w:lvl>
+    <w:lvl w:ilvl="2" w:tentative="1">
+      <w:start w:val="1"/>
+      <w:numFmt w:val="bullet"/>
+      <w:lvlText w:val=""/>
+      <w:lvlJc w:val="left"/>
+      <w:pPr>
+        <w:tabs>
+          <w:tab w:val="num" w:pos="2160"/>
+        </w:tabs>
+        <w:ind w:left="2160" w:hanging="360"/>
+      </w:pPr>
+      <w:rPr>
+        <w:rFonts w:ascii="Wingdings" w:hAnsi="Wingdings" w:hint="default"/>
+        <w:sz w:val="20"/>
+      </w:rPr>
+    </w:lvl>
+    <w:lvl w:ilvl="3" w:tentative="1">
+      <w:start w:val="1"/>
+      <w:numFmt w:val="bullet"/>
+      <w:lvlText w:val=""/>
+      <w:lvlJc w:val="left"/>
+      <w:pPr>
+        <w:tabs>
+          <w:tab w:val="num" w:pos="2880"/>
+        </w:tabs>
+        <w:ind w:left="2880" w:hanging="360"/>
+      </w:pPr>
+      <w:rPr>
+        <w:rFonts w:ascii="Wingdings" w:hAnsi="Wingdings" w:hint="default"/>
+        <w:sz w:val="20"/>
+      </w:rPr>
+    </w:lvl>
+    <w:lvl w:ilvl="4" w:tentative="1">
+      <w:start w:val="1"/>
+      <w:numFmt w:val="bullet"/>
+      <w:lvlText w:val=""/>
+      <w:lvlJc w:val="left"/>
+      <w:pPr>
+        <w:tabs>
+          <w:tab w:val="num" w:pos="3600"/>
+        </w:tabs>
+        <w:ind w:left="3600" w:hanging="360"/>
+      </w:pPr>
+      <w:rPr>
+        <w:rFonts w:ascii="Wingdings" w:hAnsi="Wingdings" w:hint="default"/>
+        <w:sz w:val="20"/>
+      </w:rPr>
+    </w:lvl>
+    <w:lvl w:ilvl="5" w:tentative="1">
+      <w:start w:val="1"/>
+      <w:numFmt w:val="bullet"/>
+      <w:lvlText w:val=""/>
+      <w:lvlJc w:val="left"/>
+      <w:pPr>
+        <w:tabs>
+          <w:tab w:val="num" w:pos="4320"/>
+        </w:tabs>
+        <w:ind w:left="4320" w:hanging="360"/>
+      </w:pPr>
+      <w:rPr>
+        <w:rFonts w:ascii="Wingdings" w:hAnsi="Wingdings" w:hint="default"/>
+        <w:sz w:val="20"/>
+      </w:rPr>
+    </w:lvl>
+    <w:lvl w:ilvl="6" w:tentative="1">
+      <w:start w:val="1"/>
+      <w:numFmt w:val="bullet"/>
+      <w:lvlText w:val=""/>
+      <w:lvlJc w:val="left"/>
+      <w:pPr>
+        <w:tabs>
+          <w:tab w:val="num" w:pos="5040"/>
+        </w:tabs>
+        <w:ind w:left="5040" w:hanging="360"/>
+      </w:pPr>
+      <w:rPr>
+        <w:rFonts w:ascii="Wingdings" w:hAnsi="Wingdings" w:hint="default"/>
+        <w:sz w:val="20"/>
+      </w:rPr>
+    </w:lvl>
+    <w:lvl w:ilvl="7" w:tentative="1">
+      <w:start w:val="1"/>
+      <w:numFmt w:val="bullet"/>
+      <w:lvlText w:val=""/>
+      <w:lvlJc w:val="left"/>
+      <w:pPr>
+        <w:tabs>
+          <w:tab w:val="num" w:pos="5760"/>
+        </w:tabs>
+        <w:ind w:left="5760" w:hanging="360"/>
+      </w:pPr>
+      <w:rPr>
+        <w:rFonts w:ascii="Wingdings" w:hAnsi="Wingdings" w:hint="default"/>
+        <w:sz w:val="20"/>
+      </w:rPr>
+    </w:lvl>
+    <w:lvl w:ilvl="8" w:tentative="1">
+      <w:start w:val="1"/>
+      <w:numFmt w:val="bullet"/>
+      <w:lvlText w:val=""/>
+      <w:lvlJc w:val="left"/>
+      <w:pPr>
+        <w:tabs>
+          <w:tab w:val="num" w:pos="6480"/>
+        </w:tabs>
+        <w:ind w:left="6480" w:hanging="360"/>
+      </w:pPr>
+      <w:rPr>
+        <w:rFonts w:ascii="Wingdings" w:hAnsi="Wingdings" w:hint="default"/>
+        <w:sz w:val="20"/>
+      </w:rPr>
+    </w:lvl>
+  </w:abstractNum>
+  <w:abstractNum w:abstractNumId="2" w15:restartNumberingAfterBreak="0">
+    <w:nsid w:val="1AD21B9C"/>
+    <w:multiLevelType w:val="multilevel"/>
+    <w:tmpl w:val="EABA8E32"/>
+    <w:lvl w:ilvl="0">
+      <w:start w:val="1"/>
+      <w:numFmt w:val="bullet"/>
+      <w:lvlText w:val=""/>
+      <w:lvlJc w:val="left"/>
+      <w:pPr>
+        <w:tabs>
+          <w:tab w:val="num" w:pos="720"/>
+        </w:tabs>
+        <w:ind w:left="720" w:hanging="360"/>
+      </w:pPr>
+      <w:rPr>
+        <w:rFonts w:ascii="Symbol" w:hAnsi="Symbol" w:hint="default"/>
+        <w:sz w:val="20"/>
+      </w:rPr>
+    </w:lvl>
+    <w:lvl w:ilvl="1" w:tentative="1">
+      <w:start w:val="1"/>
+      <w:numFmt w:val="bullet"/>
+      <w:lvlText w:val="o"/>
+      <w:lvlJc w:val="left"/>
+      <w:pPr>
+        <w:tabs>
+          <w:tab w:val="num" w:pos="1440"/>
+        </w:tabs>
+        <w:ind w:left="1440" w:hanging="360"/>
+      </w:pPr>
+      <w:rPr>
+        <w:rFonts w:ascii="Courier New" w:hAnsi="Courier New" w:hint="default"/>
+        <w:sz w:val="20"/>
+      </w:rPr>
+    </w:lvl>
+    <w:lvl w:ilvl="2" w:tentative="1">
+      <w:start w:val="1"/>
+      <w:numFmt w:val="bullet"/>
+      <w:lvlText w:val=""/>
+      <w:lvlJc w:val="left"/>
+      <w:pPr>
+        <w:tabs>
+          <w:tab w:val="num" w:pos="2160"/>
+        </w:tabs>
+        <w:ind w:left="2160" w:hanging="360"/>
+      </w:pPr>
+      <w:rPr>
+        <w:rFonts w:ascii="Wingdings" w:hAnsi="Wingdings" w:hint="default"/>
+        <w:sz w:val="20"/>
+      </w:rPr>
+    </w:lvl>
+    <w:lvl w:ilvl="3" w:tentative="1">
+      <w:start w:val="1"/>
+      <w:numFmt w:val="bullet"/>
+      <w:lvlText w:val=""/>
+      <w:lvlJc w:val="left"/>
+      <w:pPr>
+        <w:tabs>
+          <w:tab w:val="num" w:pos="2880"/>
+        </w:tabs>
+        <w:ind w:left="2880" w:hanging="360"/>
+      </w:pPr>
+      <w:rPr>
+        <w:rFonts w:ascii="Wingdings" w:hAnsi="Wingdings" w:hint="default"/>
+        <w:sz w:val="20"/>
+      </w:rPr>
+    </w:lvl>
+    <w:lvl w:ilvl="4" w:tentative="1">
+      <w:start w:val="1"/>
+      <w:numFmt w:val="bullet"/>
+      <w:lvlText w:val=""/>
+      <w:lvlJc w:val="left"/>
+      <w:pPr>
+        <w:tabs>
+          <w:tab w:val="num" w:pos="3600"/>
+        </w:tabs>
+        <w:ind w:left="3600" w:hanging="360"/>
+      </w:pPr>
+      <w:rPr>
+        <w:rFonts w:ascii="Wingdings" w:hAnsi="Wingdings" w:hint="default"/>
+        <w:sz w:val="20"/>
+      </w:rPr>
+    </w:lvl>
+    <w:lvl w:ilvl="5" w:tentative="1">
+      <w:start w:val="1"/>
+      <w:numFmt w:val="bullet"/>
+      <w:lvlText w:val=""/>
+      <w:lvlJc w:val="left"/>
+      <w:pPr>
+        <w:tabs>
+          <w:tab w:val="num" w:pos="4320"/>
+        </w:tabs>
+        <w:ind w:left="4320" w:hanging="360"/>
+      </w:pPr>
+      <w:rPr>
+        <w:rFonts w:ascii="Wingdings" w:hAnsi="Wingdings" w:hint="default"/>
+        <w:sz w:val="20"/>
+      </w:rPr>
+    </w:lvl>
+    <w:lvl w:ilvl="6" w:tentative="1">
+      <w:start w:val="1"/>
+      <w:numFmt w:val="bullet"/>
+      <w:lvlText w:val=""/>
+      <w:lvlJc w:val="left"/>
+      <w:pPr>
+        <w:tabs>
+          <w:tab w:val="num" w:pos="5040"/>
+        </w:tabs>
+        <w:ind w:left="5040" w:hanging="360"/>
+      </w:pPr>
+      <w:rPr>
+        <w:rFonts w:ascii="Wingdings" w:hAnsi="Wingdings" w:hint="default"/>
+        <w:sz w:val="20"/>
+      </w:rPr>
+    </w:lvl>
+    <w:lvl w:ilvl="7" w:tentative="1">
+      <w:start w:val="1"/>
+      <w:numFmt w:val="bullet"/>
+      <w:lvlText w:val=""/>
+      <w:lvlJc w:val="left"/>
+      <w:pPr>
+        <w:tabs>
+          <w:tab w:val="num" w:pos="5760"/>
+        </w:tabs>
+        <w:ind w:left="5760" w:hanging="360"/>
+      </w:pPr>
+      <w:rPr>
+        <w:rFonts w:ascii="Wingdings" w:hAnsi="Wingdings" w:hint="default"/>
+        <w:sz w:val="20"/>
+      </w:rPr>
+    </w:lvl>
+    <w:lvl w:ilvl="8" w:tentative="1">
+      <w:start w:val="1"/>
+      <w:numFmt w:val="bullet"/>
+      <w:lvlText w:val=""/>
+      <w:lvlJc w:val="left"/>
+      <w:pPr>
+        <w:tabs>
+          <w:tab w:val="num" w:pos="6480"/>
+        </w:tabs>
+        <w:ind w:left="6480" w:hanging="360"/>
+      </w:pPr>
+      <w:rPr>
+        <w:rFonts w:ascii="Wingdings" w:hAnsi="Wingdings" w:hint="default"/>
+        <w:sz w:val="20"/>
+      </w:rPr>
+    </w:lvl>
+  </w:abstractNum>
+  <w:abstractNum w:abstractNumId="3" w15:restartNumberingAfterBreak="0">
+    <w:nsid w:val="1BB77936"/>
+    <w:multiLevelType w:val="multilevel"/>
+    <w:tmpl w:val="CC84996E"/>
+    <w:lvl w:ilvl="0">
+      <w:start w:val="1"/>
+      <w:numFmt w:val="bullet"/>
+      <w:lvlText w:val=""/>
+      <w:lvlJc w:val="left"/>
+      <w:pPr>
+        <w:tabs>
+          <w:tab w:val="num" w:pos="720"/>
+        </w:tabs>
+        <w:ind w:left="720" w:hanging="360"/>
+      </w:pPr>
+      <w:rPr>
+        <w:rFonts w:ascii="Symbol" w:hAnsi="Symbol" w:hint="default"/>
+        <w:sz w:val="20"/>
+      </w:rPr>
+    </w:lvl>
+    <w:lvl w:ilvl="1" w:tentative="1">
+      <w:start w:val="1"/>
+      <w:numFmt w:val="bullet"/>
+      <w:lvlText w:val="o"/>
+      <w:lvlJc w:val="left"/>
+      <w:pPr>
+        <w:tabs>
+          <w:tab w:val="num" w:pos="1440"/>
+        </w:tabs>
+        <w:ind w:left="1440" w:hanging="360"/>
+      </w:pPr>
+      <w:rPr>
+        <w:rFonts w:ascii="Courier New" w:hAnsi="Courier New" w:hint="default"/>
+        <w:sz w:val="20"/>
+      </w:rPr>
+    </w:lvl>
+    <w:lvl w:ilvl="2" w:tentative="1">
+      <w:start w:val="1"/>
+      <w:numFmt w:val="bullet"/>
+      <w:lvlText w:val=""/>
+      <w:lvlJc w:val="left"/>
+      <w:pPr>
+        <w:tabs>
+          <w:tab w:val="num" w:pos="2160"/>
+        </w:tabs>
+        <w:ind w:left="2160" w:hanging="360"/>
+      </w:pPr>
+      <w:rPr>
+        <w:rFonts w:ascii="Wingdings" w:hAnsi="Wingdings" w:hint="default"/>
+        <w:sz w:val="20"/>
+      </w:rPr>
+    </w:lvl>
+    <w:lvl w:ilvl="3" w:tentative="1">
+      <w:start w:val="1"/>
+      <w:numFmt w:val="bullet"/>
+      <w:lvlText w:val=""/>
+      <w:lvlJc w:val="left"/>
+      <w:pPr>
+        <w:tabs>
+          <w:tab w:val="num" w:pos="2880"/>
+        </w:tabs>
+        <w:ind w:left="2880" w:hanging="360"/>
+      </w:pPr>
+      <w:rPr>
+        <w:rFonts w:ascii="Wingdings" w:hAnsi="Wingdings" w:hint="default"/>
+        <w:sz w:val="20"/>
+      </w:rPr>
+    </w:lvl>
+    <w:lvl w:ilvl="4" w:tentative="1">
+      <w:start w:val="1"/>
+      <w:numFmt w:val="bullet"/>
+      <w:lvlText w:val=""/>
+      <w:lvlJc w:val="left"/>
+      <w:pPr>
+        <w:tabs>
+          <w:tab w:val="num" w:pos="3600"/>
+        </w:tabs>
+        <w:ind w:left="3600" w:hanging="360"/>
+      </w:pPr>
+      <w:rPr>
+        <w:rFonts w:ascii="Wingdings" w:hAnsi="Wingdings" w:hint="default"/>
+        <w:sz w:val="20"/>
+      </w:rPr>
+    </w:lvl>
+    <w:lvl w:ilvl="5" w:tentative="1">
+      <w:start w:val="1"/>
+      <w:numFmt w:val="bullet"/>
+      <w:lvlText w:val=""/>
+      <w:lvlJc w:val="left"/>
+      <w:pPr>
+        <w:tabs>
+          <w:tab w:val="num" w:pos="4320"/>
+        </w:tabs>
+        <w:ind w:left="4320" w:hanging="360"/>
+      </w:pPr>
+      <w:rPr>
+        <w:rFonts w:ascii="Wingdings" w:hAnsi="Wingdings" w:hint="default"/>
+        <w:sz w:val="20"/>
+      </w:rPr>
+    </w:lvl>
+    <w:lvl w:ilvl="6" w:tentative="1">
+      <w:start w:val="1"/>
+      <w:numFmt w:val="bullet"/>
+      <w:lvlText w:val=""/>
+      <w:lvlJc w:val="left"/>
+      <w:pPr>
+        <w:tabs>
+          <w:tab w:val="num" w:pos="5040"/>
+        </w:tabs>
+        <w:ind w:left="5040" w:hanging="360"/>
+      </w:pPr>
+      <w:rPr>
+        <w:rFonts w:ascii="Wingdings" w:hAnsi="Wingdings" w:hint="default"/>
+        <w:sz w:val="20"/>
+      </w:rPr>
+    </w:lvl>
+    <w:lvl w:ilvl="7" w:tentative="1">
+      <w:start w:val="1"/>
+      <w:numFmt w:val="bullet"/>
+      <w:lvlText w:val=""/>
+      <w:lvlJc w:val="left"/>
+      <w:pPr>
+        <w:tabs>
+          <w:tab w:val="num" w:pos="5760"/>
+        </w:tabs>
+        <w:ind w:left="5760" w:hanging="360"/>
+      </w:pPr>
+      <w:rPr>
+        <w:rFonts w:ascii="Wingdings" w:hAnsi="Wingdings" w:hint="default"/>
+        <w:sz w:val="20"/>
+      </w:rPr>
+    </w:lvl>
+    <w:lvl w:ilvl="8" w:tentative="1">
+      <w:start w:val="1"/>
+      <w:numFmt w:val="bullet"/>
+      <w:lvlText w:val=""/>
+      <w:lvlJc w:val="left"/>
+      <w:pPr>
+        <w:tabs>
+          <w:tab w:val="num" w:pos="6480"/>
+        </w:tabs>
+        <w:ind w:left="6480" w:hanging="360"/>
+      </w:pPr>
+      <w:rPr>
+        <w:rFonts w:ascii="Wingdings" w:hAnsi="Wingdings" w:hint="default"/>
+        <w:sz w:val="20"/>
+      </w:rPr>
+    </w:lvl>
+  </w:abstractNum>
+  <w:abstractNum w:abstractNumId="4" w15:restartNumberingAfterBreak="0">
+    <w:nsid w:val="2F313731"/>
+    <w:multiLevelType w:val="multilevel"/>
+    <w:tmpl w:val="3B1C143E"/>
+    <w:lvl w:ilvl="0">
+      <w:start w:val="1"/>
+      <w:numFmt w:val="bullet"/>
+      <w:lvlText w:val=""/>
+      <w:lvlJc w:val="left"/>
+      <w:pPr>
+        <w:tabs>
+          <w:tab w:val="num" w:pos="720"/>
+        </w:tabs>
+        <w:ind w:left="720" w:hanging="360"/>
+      </w:pPr>
+      <w:rPr>
+        <w:rFonts w:ascii="Symbol" w:hAnsi="Symbol" w:hint="default"/>
+        <w:sz w:val="20"/>
+      </w:rPr>
+    </w:lvl>
+    <w:lvl w:ilvl="1" w:tentative="1">
+      <w:start w:val="1"/>
+      <w:numFmt w:val="bullet"/>
+      <w:lvlText w:val="o"/>
+      <w:lvlJc w:val="left"/>
+      <w:pPr>
+        <w:tabs>
+          <w:tab w:val="num" w:pos="1440"/>
+        </w:tabs>
+        <w:ind w:left="1440" w:hanging="360"/>
+      </w:pPr>
+      <w:rPr>
+        <w:rFonts w:ascii="Courier New" w:hAnsi="Courier New" w:hint="default"/>
+        <w:sz w:val="20"/>
+      </w:rPr>
+    </w:lvl>
+    <w:lvl w:ilvl="2" w:tentative="1">
+      <w:start w:val="1"/>
+      <w:numFmt w:val="bullet"/>
+      <w:lvlText w:val=""/>
+      <w:lvlJc w:val="left"/>
+      <w:pPr>
+        <w:tabs>
+          <w:tab w:val="num" w:pos="2160"/>
+        </w:tabs>
+        <w:ind w:left="2160" w:hanging="360"/>
+      </w:pPr>
+      <w:rPr>
+        <w:rFonts w:ascii="Wingdings" w:hAnsi="Wingdings" w:hint="default"/>
+        <w:sz w:val="20"/>
+      </w:rPr>
+    </w:lvl>
+    <w:lvl w:ilvl="3" w:tentative="1">
+      <w:start w:val="1"/>
+      <w:numFmt w:val="bullet"/>
+      <w:lvlText w:val=""/>
+      <w:lvlJc w:val="left"/>
+      <w:pPr>
+        <w:tabs>
+          <w:tab w:val="num" w:pos="2880"/>
+        </w:tabs>
+        <w:ind w:left="2880" w:hanging="360"/>
+      </w:pPr>
+      <w:rPr>
+        <w:rFonts w:ascii="Wingdings" w:hAnsi="Wingdings" w:hint="default"/>
+        <w:sz w:val="20"/>
+      </w:rPr>
+    </w:lvl>
+    <w:lvl w:ilvl="4" w:tentative="1">
+      <w:start w:val="1"/>
+      <w:numFmt w:val="bullet"/>
+      <w:lvlText w:val=""/>
+      <w:lvlJc w:val="left"/>
+      <w:pPr>
+        <w:tabs>
+          <w:tab w:val="num" w:pos="3600"/>
+        </w:tabs>
+        <w:ind w:left="3600" w:hanging="360"/>
+      </w:pPr>
+      <w:rPr>
+        <w:rFonts w:ascii="Wingdings" w:hAnsi="Wingdings" w:hint="default"/>
+        <w:sz w:val="20"/>
+      </w:rPr>
+    </w:lvl>
+    <w:lvl w:ilvl="5" w:tentative="1">
+      <w:start w:val="1"/>
+      <w:numFmt w:val="bullet"/>
+      <w:lvlText w:val=""/>
+      <w:lvlJc w:val="left"/>
+      <w:pPr>
+        <w:tabs>
+          <w:tab w:val="num" w:pos="4320"/>
+        </w:tabs>
+        <w:ind w:left="4320" w:hanging="360"/>
+      </w:pPr>
+      <w:rPr>
+        <w:rFonts w:ascii="Wingdings" w:hAnsi="Wingdings" w:hint="default"/>
+        <w:sz w:val="20"/>
+      </w:rPr>
+    </w:lvl>
+    <w:lvl w:ilvl="6" w:tentative="1">
+      <w:start w:val="1"/>
+      <w:numFmt w:val="bullet"/>
+      <w:lvlText w:val=""/>
+      <w:lvlJc w:val="left"/>
+      <w:pPr>
+        <w:tabs>
+          <w:tab w:val="num" w:pos="5040"/>
+        </w:tabs>
+        <w:ind w:left="5040" w:hanging="360"/>
+      </w:pPr>
+      <w:rPr>
+        <w:rFonts w:ascii="Wingdings" w:hAnsi="Wingdings" w:hint="default"/>
+        <w:sz w:val="20"/>
+      </w:rPr>
+    </w:lvl>
+    <w:lvl w:ilvl="7" w:tentative="1">
+      <w:start w:val="1"/>
+      <w:numFmt w:val="bullet"/>
+      <w:lvlText w:val=""/>
+      <w:lvlJc w:val="left"/>
+      <w:pPr>
+        <w:tabs>
+          <w:tab w:val="num" w:pos="5760"/>
+        </w:tabs>
+        <w:ind w:left="5760" w:hanging="360"/>
+      </w:pPr>
+      <w:rPr>
+        <w:rFonts w:ascii="Wingdings" w:hAnsi="Wingdings" w:hint="default"/>
+        <w:sz w:val="20"/>
+      </w:rPr>
+    </w:lvl>
+    <w:lvl w:ilvl="8" w:tentative="1">
+      <w:start w:val="1"/>
+      <w:numFmt w:val="bullet"/>
+      <w:lvlText w:val=""/>
+      <w:lvlJc w:val="left"/>
+      <w:pPr>
+        <w:tabs>
+          <w:tab w:val="num" w:pos="6480"/>
+        </w:tabs>
+        <w:ind w:left="6480" w:hanging="360"/>
+      </w:pPr>
+      <w:rPr>
+        <w:rFonts w:ascii="Wingdings" w:hAnsi="Wingdings" w:hint="default"/>
+        <w:sz w:val="20"/>
+      </w:rPr>
+    </w:lvl>
+  </w:abstractNum>
+  <w:abstractNum w:abstractNumId="5" w15:restartNumberingAfterBreak="0">
+    <w:nsid w:val="35677BCC"/>
+    <w:multiLevelType w:val="multilevel"/>
+    <w:tmpl w:val="3B1046F4"/>
+    <w:lvl w:ilvl="0">
+      <w:start w:val="1"/>
+      <w:numFmt w:val="decimal"/>
+      <w:lvlText w:val="%1."/>
+      <w:lvlJc w:val="left"/>
+      <w:pPr>
+        <w:tabs>
+          <w:tab w:val="num" w:pos="720"/>
+        </w:tabs>
+        <w:ind w:left="720" w:hanging="360"/>
+      </w:pPr>
+    </w:lvl>
+    <w:lvl w:ilvl="1" w:tentative="1">
+      <w:start w:val="1"/>
+      <w:numFmt w:val="decimal"/>
+      <w:lvlText w:val="%2."/>
+      <w:lvlJc w:val="left"/>
+      <w:pPr>
+        <w:tabs>
+          <w:tab w:val="num" w:pos="1440"/>
+        </w:tabs>
+        <w:ind w:left="1440" w:hanging="360"/>
+      </w:pPr>
+    </w:lvl>
+    <w:lvl w:ilvl="2" w:tentative="1">
+      <w:start w:val="1"/>
+      <w:numFmt w:val="decimal"/>
+      <w:lvlText w:val="%3."/>
+      <w:lvlJc w:val="left"/>
+      <w:pPr>
+        <w:tabs>
+          <w:tab w:val="num" w:pos="2160"/>
+        </w:tabs>
+        <w:ind w:left="2160" w:hanging="360"/>
+      </w:pPr>
+    </w:lvl>
+    <w:lvl w:ilvl="3" w:tentative="1">
+      <w:start w:val="1"/>
+      <w:numFmt w:val="decimal"/>
+      <w:lvlText w:val="%4."/>
+      <w:lvlJc w:val="left"/>
+      <w:pPr>
+        <w:tabs>
+          <w:tab w:val="num" w:pos="2880"/>
+        </w:tabs>
+        <w:ind w:left="2880" w:hanging="360"/>
+      </w:pPr>
+    </w:lvl>
+    <w:lvl w:ilvl="4" w:tentative="1">
+      <w:start w:val="1"/>
+      <w:numFmt w:val="decimal"/>
+      <w:lvlText w:val="%5."/>
+      <w:lvlJc w:val="left"/>
+      <w:pPr>
+        <w:tabs>
+          <w:tab w:val="num" w:pos="3600"/>
+        </w:tabs>
+        <w:ind w:left="3600" w:hanging="360"/>
+      </w:pPr>
+    </w:lvl>
+    <w:lvl w:ilvl="5" w:tentative="1">
+      <w:start w:val="1"/>
+      <w:numFmt w:val="decimal"/>
+      <w:lvlText w:val="%6."/>
+      <w:lvlJc w:val="left"/>
+      <w:pPr>
+        <w:tabs>
+          <w:tab w:val="num" w:pos="4320"/>
+        </w:tabs>
+        <w:ind w:left="4320" w:hanging="360"/>
+      </w:pPr>
+    </w:lvl>
+    <w:lvl w:ilvl="6" w:tentative="1">
+      <w:start w:val="1"/>
+      <w:numFmt w:val="decimal"/>
+      <w:lvlText w:val="%7."/>
+      <w:lvlJc w:val="left"/>
+      <w:pPr>
+        <w:tabs>
+          <w:tab w:val="num" w:pos="5040"/>
+        </w:tabs>
+        <w:ind w:left="5040" w:hanging="360"/>
+      </w:pPr>
+    </w:lvl>
+    <w:lvl w:ilvl="7" w:tentative="1">
+      <w:start w:val="1"/>
+      <w:numFmt w:val="decimal"/>
+      <w:lvlText w:val="%8."/>
+      <w:lvlJc w:val="left"/>
+      <w:pPr>
+        <w:tabs>
+          <w:tab w:val="num" w:pos="5760"/>
+        </w:tabs>
+        <w:ind w:left="5760" w:hanging="360"/>
+      </w:pPr>
+    </w:lvl>
+    <w:lvl w:ilvl="8" w:tentative="1">
+      <w:start w:val="1"/>
+      <w:numFmt w:val="decimal"/>
+      <w:lvlText w:val="%9."/>
+      <w:lvlJc w:val="left"/>
+      <w:pPr>
+        <w:tabs>
+          <w:tab w:val="num" w:pos="6480"/>
+        </w:tabs>
+        <w:ind w:left="6480" w:hanging="360"/>
+      </w:pPr>
+    </w:lvl>
+  </w:abstractNum>
+  <w:abstractNum w:abstractNumId="6" w15:restartNumberingAfterBreak="0">
+    <w:nsid w:val="3F8C2B31"/>
+    <w:multiLevelType w:val="multilevel"/>
+    <w:tmpl w:val="65A63052"/>
+    <w:lvl w:ilvl="0">
+      <w:start w:val="1"/>
+      <w:numFmt w:val="bullet"/>
+      <w:lvlText w:val=""/>
+      <w:lvlJc w:val="left"/>
+      <w:pPr>
+        <w:tabs>
+          <w:tab w:val="num" w:pos="720"/>
+        </w:tabs>
+        <w:ind w:left="720" w:hanging="360"/>
+      </w:pPr>
+      <w:rPr>
+        <w:rFonts w:ascii="Symbol" w:hAnsi="Symbol" w:hint="default"/>
+        <w:sz w:val="20"/>
+      </w:rPr>
+    </w:lvl>
+    <w:lvl w:ilvl="1" w:tentative="1">
+      <w:start w:val="1"/>
+      <w:numFmt w:val="bullet"/>
+      <w:lvlText w:val="o"/>
+      <w:lvlJc w:val="left"/>
+      <w:pPr>
+        <w:tabs>
+          <w:tab w:val="num" w:pos="1440"/>
+        </w:tabs>
+        <w:ind w:left="1440" w:hanging="360"/>
+      </w:pPr>
+      <w:rPr>
+        <w:rFonts w:ascii="Courier New" w:hAnsi="Courier New" w:hint="default"/>
+        <w:sz w:val="20"/>
+      </w:rPr>
+    </w:lvl>
+    <w:lvl w:ilvl="2" w:tentative="1">
+      <w:start w:val="1"/>
+      <w:numFmt w:val="bullet"/>
+      <w:lvlText w:val=""/>
+      <w:lvlJc w:val="left"/>
+      <w:pPr>
+        <w:tabs>
+          <w:tab w:val="num" w:pos="2160"/>
+        </w:tabs>
+        <w:ind w:left="2160" w:hanging="360"/>
+      </w:pPr>
+      <w:rPr>
+        <w:rFonts w:ascii="Wingdings" w:hAnsi="Wingdings" w:hint="default"/>
+        <w:sz w:val="20"/>
+      </w:rPr>
+    </w:lvl>
+    <w:lvl w:ilvl="3" w:tentative="1">
+      <w:start w:val="1"/>
+      <w:numFmt w:val="bullet"/>
+      <w:lvlText w:val=""/>
+      <w:lvlJc w:val="left"/>
+      <w:pPr>
+        <w:tabs>
+          <w:tab w:val="num" w:pos="2880"/>
+        </w:tabs>
+        <w:ind w:left="2880" w:hanging="360"/>
+      </w:pPr>
+      <w:rPr>
+        <w:rFonts w:ascii="Wingdings" w:hAnsi="Wingdings" w:hint="default"/>
+        <w:sz w:val="20"/>
+      </w:rPr>
+    </w:lvl>
+    <w:lvl w:ilvl="4" w:tentative="1">
+      <w:start w:val="1"/>
+      <w:numFmt w:val="bullet"/>
+      <w:lvlText w:val=""/>
+      <w:lvlJc w:val="left"/>
+      <w:pPr>
+        <w:tabs>
+          <w:tab w:val="num" w:pos="3600"/>
+        </w:tabs>
+        <w:ind w:left="3600" w:hanging="360"/>
+      </w:pPr>
+      <w:rPr>
+        <w:rFonts w:ascii="Wingdings" w:hAnsi="Wingdings" w:hint="default"/>
+        <w:sz w:val="20"/>
+      </w:rPr>
+    </w:lvl>
+    <w:lvl w:ilvl="5" w:tentative="1">
+      <w:start w:val="1"/>
+      <w:numFmt w:val="bullet"/>
+      <w:lvlText w:val=""/>
+      <w:lvlJc w:val="left"/>
+      <w:pPr>
+        <w:tabs>
+          <w:tab w:val="num" w:pos="4320"/>
+        </w:tabs>
+        <w:ind w:left="4320" w:hanging="360"/>
+      </w:pPr>
+      <w:rPr>
+        <w:rFonts w:ascii="Wingdings" w:hAnsi="Wingdings" w:hint="default"/>
+        <w:sz w:val="20"/>
+      </w:rPr>
+    </w:lvl>
+    <w:lvl w:ilvl="6" w:tentative="1">
+      <w:start w:val="1"/>
+      <w:numFmt w:val="bullet"/>
+      <w:lvlText w:val=""/>
+      <w:lvlJc w:val="left"/>
+      <w:pPr>
+        <w:tabs>
+          <w:tab w:val="num" w:pos="5040"/>
+        </w:tabs>
+        <w:ind w:left="5040" w:hanging="360"/>
+      </w:pPr>
+      <w:rPr>
+        <w:rFonts w:ascii="Wingdings" w:hAnsi="Wingdings" w:hint="default"/>
+        <w:sz w:val="20"/>
+      </w:rPr>
+    </w:lvl>
+    <w:lvl w:ilvl="7" w:tentative="1">
+      <w:start w:val="1"/>
+      <w:numFmt w:val="bullet"/>
+      <w:lvlText w:val=""/>
+      <w:lvlJc w:val="left"/>
+      <w:pPr>
+        <w:tabs>
+          <w:tab w:val="num" w:pos="5760"/>
+        </w:tabs>
+        <w:ind w:left="5760" w:hanging="360"/>
+      </w:pPr>
+      <w:rPr>
+        <w:rFonts w:ascii="Wingdings" w:hAnsi="Wingdings" w:hint="default"/>
+        <w:sz w:val="20"/>
+      </w:rPr>
+    </w:lvl>
+    <w:lvl w:ilvl="8" w:tentative="1">
+      <w:start w:val="1"/>
+      <w:numFmt w:val="bullet"/>
+      <w:lvlText w:val=""/>
+      <w:lvlJc w:val="left"/>
+      <w:pPr>
+        <w:tabs>
+          <w:tab w:val="num" w:pos="6480"/>
+        </w:tabs>
+        <w:ind w:left="6480" w:hanging="360"/>
+      </w:pPr>
+      <w:rPr>
+        <w:rFonts w:ascii="Wingdings" w:hAnsi="Wingdings" w:hint="default"/>
+        <w:sz w:val="20"/>
+      </w:rPr>
+    </w:lvl>
+  </w:abstractNum>
+  <w:abstractNum w:abstractNumId="7" w15:restartNumberingAfterBreak="0">
+    <w:nsid w:val="4BB0674F"/>
+    <w:multiLevelType w:val="multilevel"/>
+    <w:tmpl w:val="0A827CF8"/>
+    <w:lvl w:ilvl="0">
+      <w:start w:val="1"/>
+      <w:numFmt w:val="bullet"/>
+      <w:lvlText w:val=""/>
+      <w:lvlJc w:val="left"/>
+      <w:pPr>
+        <w:tabs>
+          <w:tab w:val="num" w:pos="720"/>
+        </w:tabs>
+        <w:ind w:left="720" w:hanging="360"/>
+      </w:pPr>
+      <w:rPr>
+        <w:rFonts w:ascii="Symbol" w:hAnsi="Symbol" w:hint="default"/>
+        <w:sz w:val="20"/>
+      </w:rPr>
+    </w:lvl>
+    <w:lvl w:ilvl="1" w:tentative="1">
+      <w:start w:val="1"/>
+      <w:numFmt w:val="bullet"/>
+      <w:lvlText w:val="o"/>
+      <w:lvlJc w:val="left"/>
+      <w:pPr>
+        <w:tabs>
+          <w:tab w:val="num" w:pos="1440"/>
+        </w:tabs>
+        <w:ind w:left="1440" w:hanging="360"/>
+      </w:pPr>
+      <w:rPr>
+        <w:rFonts w:ascii="Courier New" w:hAnsi="Courier New" w:hint="default"/>
+        <w:sz w:val="20"/>
+      </w:rPr>
+    </w:lvl>
+    <w:lvl w:ilvl="2" w:tentative="1">
+      <w:start w:val="1"/>
+      <w:numFmt w:val="bullet"/>
+      <w:lvlText w:val=""/>
+      <w:lvlJc w:val="left"/>
+      <w:pPr>
+        <w:tabs>
+          <w:tab w:val="num" w:pos="2160"/>
+        </w:tabs>
+        <w:ind w:left="2160" w:hanging="360"/>
+      </w:pPr>
+      <w:rPr>
+        <w:rFonts w:ascii="Wingdings" w:hAnsi="Wingdings" w:hint="default"/>
+        <w:sz w:val="20"/>
+      </w:rPr>
+    </w:lvl>
+    <w:lvl w:ilvl="3" w:tentative="1">
+      <w:start w:val="1"/>
+      <w:numFmt w:val="bullet"/>
+      <w:lvlText w:val=""/>
+      <w:lvlJc w:val="left"/>
+      <w:pPr>
+        <w:tabs>
+          <w:tab w:val="num" w:pos="2880"/>
+        </w:tabs>
+        <w:ind w:left="2880" w:hanging="360"/>
+      </w:pPr>
+      <w:rPr>
+        <w:rFonts w:ascii="Wingdings" w:hAnsi="Wingdings" w:hint="default"/>
+        <w:sz w:val="20"/>
+      </w:rPr>
+    </w:lvl>
+    <w:lvl w:ilvl="4" w:tentative="1">
+      <w:start w:val="1"/>
+      <w:numFmt w:val="bullet"/>
+      <w:lvlText w:val=""/>
+      <w:lvlJc w:val="left"/>
+      <w:pPr>
+        <w:tabs>
+          <w:tab w:val="num" w:pos="3600"/>
+        </w:tabs>
+        <w:ind w:left="3600" w:hanging="360"/>
+      </w:pPr>
+      <w:rPr>
+        <w:rFonts w:ascii="Wingdings" w:hAnsi="Wingdings" w:hint="default"/>
+        <w:sz w:val="20"/>
+      </w:rPr>
+    </w:lvl>
+    <w:lvl w:ilvl="5" w:tentative="1">
+      <w:start w:val="1"/>
+      <w:numFmt w:val="bullet"/>
+      <w:lvlText w:val=""/>
+      <w:lvlJc w:val="left"/>
+      <w:pPr>
+        <w:tabs>
+          <w:tab w:val="num" w:pos="4320"/>
+        </w:tabs>
+        <w:ind w:left="4320" w:hanging="360"/>
+      </w:pPr>
+      <w:rPr>
+        <w:rFonts w:ascii="Wingdings" w:hAnsi="Wingdings" w:hint="default"/>
+        <w:sz w:val="20"/>
+      </w:rPr>
+    </w:lvl>
+    <w:lvl w:ilvl="6" w:tentative="1">
+      <w:start w:val="1"/>
+      <w:numFmt w:val="bullet"/>
+      <w:lvlText w:val=""/>
+      <w:lvlJc w:val="left"/>
+      <w:pPr>
+        <w:tabs>
+          <w:tab w:val="num" w:pos="5040"/>
+        </w:tabs>
+        <w:ind w:left="5040" w:hanging="360"/>
+      </w:pPr>
+      <w:rPr>
+        <w:rFonts w:ascii="Wingdings" w:hAnsi="Wingdings" w:hint="default"/>
+        <w:sz w:val="20"/>
+      </w:rPr>
+    </w:lvl>
+    <w:lvl w:ilvl="7" w:tentative="1">
+      <w:start w:val="1"/>
+      <w:numFmt w:val="bullet"/>
+      <w:lvlText w:val=""/>
+      <w:lvlJc w:val="left"/>
+      <w:pPr>
+        <w:tabs>
+          <w:tab w:val="num" w:pos="5760"/>
+        </w:tabs>
+        <w:ind w:left="5760" w:hanging="360"/>
+      </w:pPr>
+      <w:rPr>
+        <w:rFonts w:ascii="Wingdings" w:hAnsi="Wingdings" w:hint="default"/>
+        <w:sz w:val="20"/>
+      </w:rPr>
+    </w:lvl>
+    <w:lvl w:ilvl="8" w:tentative="1">
+      <w:start w:val="1"/>
+      <w:numFmt w:val="bullet"/>
+      <w:lvlText w:val=""/>
+      <w:lvlJc w:val="left"/>
+      <w:pPr>
+        <w:tabs>
+          <w:tab w:val="num" w:pos="6480"/>
+        </w:tabs>
+        <w:ind w:left="6480" w:hanging="360"/>
+      </w:pPr>
+      <w:rPr>
+        <w:rFonts w:ascii="Wingdings" w:hAnsi="Wingdings" w:hint="default"/>
+        <w:sz w:val="20"/>
+      </w:rPr>
+    </w:lvl>
+  </w:abstractNum>
+  <w:abstractNum w:abstractNumId="8" w15:restartNumberingAfterBreak="0">
+    <w:nsid w:val="51A90B62"/>
+    <w:multiLevelType w:val="multilevel"/>
+    <w:tmpl w:val="9AE4AB5A"/>
+    <w:lvl w:ilvl="0">
+      <w:start w:val="1"/>
+      <w:numFmt w:val="bullet"/>
+      <w:lvlText w:val=""/>
+      <w:lvlJc w:val="left"/>
+      <w:pPr>
+        <w:tabs>
+          <w:tab w:val="num" w:pos="720"/>
+        </w:tabs>
+        <w:ind w:left="720" w:hanging="360"/>
+      </w:pPr>
+      <w:rPr>
+        <w:rFonts w:ascii="Symbol" w:hAnsi="Symbol" w:hint="default"/>
+        <w:sz w:val="20"/>
+      </w:rPr>
+    </w:lvl>
+    <w:lvl w:ilvl="1" w:tentative="1">
+      <w:start w:val="1"/>
+      <w:numFmt w:val="bullet"/>
+      <w:lvlText w:val="o"/>
+      <w:lvlJc w:val="left"/>
+      <w:pPr>
+        <w:tabs>
+          <w:tab w:val="num" w:pos="1440"/>
+        </w:tabs>
+        <w:ind w:left="1440" w:hanging="360"/>
+      </w:pPr>
+      <w:rPr>
+        <w:rFonts w:ascii="Courier New" w:hAnsi="Courier New" w:hint="default"/>
+        <w:sz w:val="20"/>
+      </w:rPr>
+    </w:lvl>
+    <w:lvl w:ilvl="2" w:tentative="1">
+      <w:start w:val="1"/>
+      <w:numFmt w:val="bullet"/>
+      <w:lvlText w:val=""/>
+      <w:lvlJc w:val="left"/>
+      <w:pPr>
+        <w:tabs>
+          <w:tab w:val="num" w:pos="2160"/>
+        </w:tabs>
+        <w:ind w:left="2160" w:hanging="360"/>
+      </w:pPr>
+      <w:rPr>
+        <w:rFonts w:ascii="Wingdings" w:hAnsi="Wingdings" w:hint="default"/>
+        <w:sz w:val="20"/>
+      </w:rPr>
+    </w:lvl>
+    <w:lvl w:ilvl="3" w:tentative="1">
+      <w:start w:val="1"/>
+      <w:numFmt w:val="bullet"/>
+      <w:lvlText w:val=""/>
+      <w:lvlJc w:val="left"/>
+      <w:pPr>
+        <w:tabs>
+          <w:tab w:val="num" w:pos="2880"/>
+        </w:tabs>
+        <w:ind w:left="2880" w:hanging="360"/>
+      </w:pPr>
+      <w:rPr>
+        <w:rFonts w:ascii="Wingdings" w:hAnsi="Wingdings" w:hint="default"/>
+        <w:sz w:val="20"/>
+      </w:rPr>
+    </w:lvl>
+    <w:lvl w:ilvl="4" w:tentative="1">
+      <w:start w:val="1"/>
+      <w:numFmt w:val="bullet"/>
+      <w:lvlText w:val=""/>
+      <w:lvlJc w:val="left"/>
+      <w:pPr>
+        <w:tabs>
+          <w:tab w:val="num" w:pos="3600"/>
+        </w:tabs>
+        <w:ind w:left="3600" w:hanging="360"/>
+      </w:pPr>
+      <w:rPr>
+        <w:rFonts w:ascii="Wingdings" w:hAnsi="Wingdings" w:hint="default"/>
+        <w:sz w:val="20"/>
+      </w:rPr>
+    </w:lvl>
+    <w:lvl w:ilvl="5" w:tentative="1">
+      <w:start w:val="1"/>
+      <w:numFmt w:val="bullet"/>
+      <w:lvlText w:val=""/>
+      <w:lvlJc w:val="left"/>
+      <w:pPr>
+        <w:tabs>
+          <w:tab w:val="num" w:pos="4320"/>
+        </w:tabs>
+        <w:ind w:left="4320" w:hanging="360"/>
+      </w:pPr>
+      <w:rPr>
+        <w:rFonts w:ascii="Wingdings" w:hAnsi="Wingdings" w:hint="default"/>
+        <w:sz w:val="20"/>
+      </w:rPr>
+    </w:lvl>
+    <w:lvl w:ilvl="6" w:tentative="1">
+      <w:start w:val="1"/>
+      <w:numFmt w:val="bullet"/>
+      <w:lvlText w:val=""/>
+      <w:lvlJc w:val="left"/>
+      <w:pPr>
+        <w:tabs>
+          <w:tab w:val="num" w:pos="5040"/>
+        </w:tabs>
+        <w:ind w:left="5040" w:hanging="360"/>
+      </w:pPr>
+      <w:rPr>
+        <w:rFonts w:ascii="Wingdings" w:hAnsi="Wingdings" w:hint="default"/>
+        <w:sz w:val="20"/>
+      </w:rPr>
+    </w:lvl>
+    <w:lvl w:ilvl="7" w:tentative="1">
+      <w:start w:val="1"/>
+      <w:numFmt w:val="bullet"/>
+      <w:lvlText w:val=""/>
+      <w:lvlJc w:val="left"/>
+      <w:pPr>
+        <w:tabs>
+          <w:tab w:val="num" w:pos="5760"/>
+        </w:tabs>
+        <w:ind w:left="5760" w:hanging="360"/>
+      </w:pPr>
+      <w:rPr>
+        <w:rFonts w:ascii="Wingdings" w:hAnsi="Wingdings" w:hint="default"/>
+        <w:sz w:val="20"/>
+      </w:rPr>
+    </w:lvl>
+    <w:lvl w:ilvl="8" w:tentative="1">
+      <w:start w:val="1"/>
+      <w:numFmt w:val="bullet"/>
+      <w:lvlText w:val=""/>
+      <w:lvlJc w:val="left"/>
+      <w:pPr>
+        <w:tabs>
+          <w:tab w:val="num" w:pos="6480"/>
+        </w:tabs>
+        <w:ind w:left="6480" w:hanging="360"/>
+      </w:pPr>
+      <w:rPr>
+        <w:rFonts w:ascii="Wingdings" w:hAnsi="Wingdings" w:hint="default"/>
+        <w:sz w:val="20"/>
+      </w:rPr>
+    </w:lvl>
+  </w:abstractNum>
+  <w:abstractNum w:abstractNumId="9" w15:restartNumberingAfterBreak="0">
+    <w:nsid w:val="52AB2F47"/>
+    <w:multiLevelType w:val="multilevel"/>
+    <w:tmpl w:val="09A0B3D6"/>
+    <w:lvl w:ilvl="0">
+      <w:start w:val="1"/>
+      <w:numFmt w:val="bullet"/>
+      <w:lvlText w:val=""/>
+      <w:lvlJc w:val="left"/>
+      <w:pPr>
+        <w:tabs>
+          <w:tab w:val="num" w:pos="720"/>
+        </w:tabs>
+        <w:ind w:left="720" w:hanging="360"/>
+      </w:pPr>
+      <w:rPr>
+        <w:rFonts w:ascii="Symbol" w:hAnsi="Symbol" w:hint="default"/>
+        <w:sz w:val="20"/>
+      </w:rPr>
+    </w:lvl>
+    <w:lvl w:ilvl="1" w:tentative="1">
+      <w:start w:val="1"/>
+      <w:numFmt w:val="bullet"/>
+      <w:lvlText w:val="o"/>
+      <w:lvlJc w:val="left"/>
+      <w:pPr>
+        <w:tabs>
+          <w:tab w:val="num" w:pos="1440"/>
+        </w:tabs>
+        <w:ind w:left="1440" w:hanging="360"/>
+      </w:pPr>
+      <w:rPr>
+        <w:rFonts w:ascii="Courier New" w:hAnsi="Courier New" w:hint="default"/>
+        <w:sz w:val="20"/>
+      </w:rPr>
+    </w:lvl>
+    <w:lvl w:ilvl="2" w:tentative="1">
+      <w:start w:val="1"/>
+      <w:numFmt w:val="bullet"/>
+      <w:lvlText w:val=""/>
+      <w:lvlJc w:val="left"/>
+      <w:pPr>
+        <w:tabs>
+          <w:tab w:val="num" w:pos="2160"/>
+        </w:tabs>
+        <w:ind w:left="2160" w:hanging="360"/>
+      </w:pPr>
+      <w:rPr>
+        <w:rFonts w:ascii="Wingdings" w:hAnsi="Wingdings" w:hint="default"/>
+        <w:sz w:val="20"/>
+      </w:rPr>
+    </w:lvl>
+    <w:lvl w:ilvl="3" w:tentative="1">
+      <w:start w:val="1"/>
+      <w:numFmt w:val="bullet"/>
+      <w:lvlText w:val=""/>
+      <w:lvlJc w:val="left"/>
+      <w:pPr>
+        <w:tabs>
+          <w:tab w:val="num" w:pos="2880"/>
+        </w:tabs>
+        <w:ind w:left="2880" w:hanging="360"/>
+      </w:pPr>
+      <w:rPr>
+        <w:rFonts w:ascii="Wingdings" w:hAnsi="Wingdings" w:hint="default"/>
+        <w:sz w:val="20"/>
+      </w:rPr>
+    </w:lvl>
+    <w:lvl w:ilvl="4" w:tentative="1">
+      <w:start w:val="1"/>
+      <w:numFmt w:val="bullet"/>
+      <w:lvlText w:val=""/>
+      <w:lvlJc w:val="left"/>
+      <w:pPr>
+        <w:tabs>
+          <w:tab w:val="num" w:pos="3600"/>
+        </w:tabs>
+        <w:ind w:left="3600" w:hanging="360"/>
+      </w:pPr>
+      <w:rPr>
+        <w:rFonts w:ascii="Wingdings" w:hAnsi="Wingdings" w:hint="default"/>
+        <w:sz w:val="20"/>
+      </w:rPr>
+    </w:lvl>
+    <w:lvl w:ilvl="5" w:tentative="1">
+      <w:start w:val="1"/>
+      <w:numFmt w:val="bullet"/>
+      <w:lvlText w:val=""/>
+      <w:lvlJc w:val="left"/>
+      <w:pPr>
+        <w:tabs>
+          <w:tab w:val="num" w:pos="4320"/>
+        </w:tabs>
+        <w:ind w:left="4320" w:hanging="360"/>
+      </w:pPr>
+      <w:rPr>
+        <w:rFonts w:ascii="Wingdings" w:hAnsi="Wingdings" w:hint="default"/>
+        <w:sz w:val="20"/>
+      </w:rPr>
+    </w:lvl>
+    <w:lvl w:ilvl="6" w:tentative="1">
+      <w:start w:val="1"/>
+      <w:numFmt w:val="bullet"/>
+      <w:lvlText w:val=""/>
+      <w:lvlJc w:val="left"/>
+      <w:pPr>
+        <w:tabs>
+          <w:tab w:val="num" w:pos="5040"/>
+        </w:tabs>
+        <w:ind w:left="5040" w:hanging="360"/>
+      </w:pPr>
+      <w:rPr>
+        <w:rFonts w:ascii="Wingdings" w:hAnsi="Wingdings" w:hint="default"/>
+        <w:sz w:val="20"/>
+      </w:rPr>
+    </w:lvl>
+    <w:lvl w:ilvl="7" w:tentative="1">
+      <w:start w:val="1"/>
+      <w:numFmt w:val="bullet"/>
+      <w:lvlText w:val=""/>
+      <w:lvlJc w:val="left"/>
+      <w:pPr>
+        <w:tabs>
+          <w:tab w:val="num" w:pos="5760"/>
+        </w:tabs>
+        <w:ind w:left="5760" w:hanging="360"/>
+      </w:pPr>
+      <w:rPr>
+        <w:rFonts w:ascii="Wingdings" w:hAnsi="Wingdings" w:hint="default"/>
+        <w:sz w:val="20"/>
+      </w:rPr>
+    </w:lvl>
+    <w:lvl w:ilvl="8" w:tentative="1">
+      <w:start w:val="1"/>
+      <w:numFmt w:val="bullet"/>
+      <w:lvlText w:val=""/>
+      <w:lvlJc w:val="left"/>
+      <w:pPr>
+        <w:tabs>
+          <w:tab w:val="num" w:pos="6480"/>
+        </w:tabs>
+        <w:ind w:left="6480" w:hanging="360"/>
+      </w:pPr>
+      <w:rPr>
+        <w:rFonts w:ascii="Wingdings" w:hAnsi="Wingdings" w:hint="default"/>
+        <w:sz w:val="20"/>
+      </w:rPr>
+    </w:lvl>
+  </w:abstractNum>
+  <w:abstractNum w:abstractNumId="10" w15:restartNumberingAfterBreak="0">
+    <w:nsid w:val="6D1E72F2"/>
+    <w:multiLevelType w:val="multilevel"/>
+    <w:tmpl w:val="DBB2CF8A"/>
+    <w:lvl w:ilvl="0">
+      <w:start w:val="1"/>
+      <w:numFmt w:val="bullet"/>
+      <w:lvlText w:val=""/>
+      <w:lvlJc w:val="left"/>
+      <w:pPr>
+        <w:tabs>
+          <w:tab w:val="num" w:pos="720"/>
+        </w:tabs>
+        <w:ind w:left="720" w:hanging="360"/>
+      </w:pPr>
+      <w:rPr>
+        <w:rFonts w:ascii="Symbol" w:hAnsi="Symbol" w:hint="default"/>
+        <w:sz w:val="20"/>
+      </w:rPr>
+    </w:lvl>
+    <w:lvl w:ilvl="1" w:tentative="1">
+      <w:start w:val="1"/>
+      <w:numFmt w:val="bullet"/>
+      <w:lvlText w:val="o"/>
+      <w:lvlJc w:val="left"/>
+      <w:pPr>
+        <w:tabs>
+          <w:tab w:val="num" w:pos="1440"/>
+        </w:tabs>
+        <w:ind w:left="1440" w:hanging="360"/>
+      </w:pPr>
+      <w:rPr>
+        <w:rFonts w:ascii="Courier New" w:hAnsi="Courier New" w:hint="default"/>
+        <w:sz w:val="20"/>
+      </w:rPr>
+    </w:lvl>
+    <w:lvl w:ilvl="2" w:tentative="1">
+      <w:start w:val="1"/>
+      <w:numFmt w:val="bullet"/>
+      <w:lvlText w:val=""/>
+      <w:lvlJc w:val="left"/>
+      <w:pPr>
+        <w:tabs>
+          <w:tab w:val="num" w:pos="2160"/>
+        </w:tabs>
+        <w:ind w:left="2160" w:hanging="360"/>
+      </w:pPr>
+      <w:rPr>
+        <w:rFonts w:ascii="Wingdings" w:hAnsi="Wingdings" w:hint="default"/>
+        <w:sz w:val="20"/>
+      </w:rPr>
+    </w:lvl>
+    <w:lvl w:ilvl="3" w:tentative="1">
+      <w:start w:val="1"/>
+      <w:numFmt w:val="bullet"/>
+      <w:lvlText w:val=""/>
+      <w:lvlJc w:val="left"/>
+      <w:pPr>
+        <w:tabs>
+          <w:tab w:val="num" w:pos="2880"/>
+        </w:tabs>
+        <w:ind w:left="2880" w:hanging="360"/>
+      </w:pPr>
+      <w:rPr>
+        <w:rFonts w:ascii="Wingdings" w:hAnsi="Wingdings" w:hint="default"/>
+        <w:sz w:val="20"/>
+      </w:rPr>
+    </w:lvl>
+    <w:lvl w:ilvl="4" w:tentative="1">
+      <w:start w:val="1"/>
+      <w:numFmt w:val="bullet"/>
+      <w:lvlText w:val=""/>
+      <w:lvlJc w:val="left"/>
+      <w:pPr>
+        <w:tabs>
+          <w:tab w:val="num" w:pos="3600"/>
+        </w:tabs>
+        <w:ind w:left="3600" w:hanging="360"/>
+      </w:pPr>
+      <w:rPr>
+        <w:rFonts w:ascii="Wingdings" w:hAnsi="Wingdings" w:hint="default"/>
+        <w:sz w:val="20"/>
+      </w:rPr>
+    </w:lvl>
+    <w:lvl w:ilvl="5" w:tentative="1">
+      <w:start w:val="1"/>
+      <w:numFmt w:val="bullet"/>
+      <w:lvlText w:val=""/>
+      <w:lvlJc w:val="left"/>
+      <w:pPr>
+        <w:tabs>
+          <w:tab w:val="num" w:pos="4320"/>
+        </w:tabs>
+        <w:ind w:left="4320" w:hanging="360"/>
+      </w:pPr>
+      <w:rPr>
+        <w:rFonts w:ascii="Wingdings" w:hAnsi="Wingdings" w:hint="default"/>
+        <w:sz w:val="20"/>
+      </w:rPr>
+    </w:lvl>
+    <w:lvl w:ilvl="6" w:tentative="1">
+      <w:start w:val="1"/>
+      <w:numFmt w:val="bullet"/>
+      <w:lvlText w:val=""/>
+      <w:lvlJc w:val="left"/>
+      <w:pPr>
+        <w:tabs>
+          <w:tab w:val="num" w:pos="5040"/>
+        </w:tabs>
+        <w:ind w:left="5040" w:hanging="360"/>
+      </w:pPr>
+      <w:rPr>
+        <w:rFonts w:ascii="Wingdings" w:hAnsi="Wingdings" w:hint="default"/>
+        <w:sz w:val="20"/>
+      </w:rPr>
+    </w:lvl>
+    <w:lvl w:ilvl="7" w:tentative="1">
+      <w:start w:val="1"/>
+      <w:numFmt w:val="bullet"/>
+      <w:lvlText w:val=""/>
+      <w:lvlJc w:val="left"/>
+      <w:pPr>
+        <w:tabs>
+          <w:tab w:val="num" w:pos="5760"/>
+        </w:tabs>
+        <w:ind w:left="5760" w:hanging="360"/>
+      </w:pPr>
+      <w:rPr>
+        <w:rFonts w:ascii="Wingdings" w:hAnsi="Wingdings" w:hint="default"/>
+        <w:sz w:val="20"/>
+      </w:rPr>
+    </w:lvl>
+    <w:lvl w:ilvl="8" w:tentative="1">
+      <w:start w:val="1"/>
+      <w:numFmt w:val="bullet"/>
+      <w:lvlText w:val=""/>
+      <w:lvlJc w:val="left"/>
+      <w:pPr>
+        <w:tabs>
+          <w:tab w:val="num" w:pos="6480"/>
+        </w:tabs>
+        <w:ind w:left="6480" w:hanging="360"/>
+      </w:pPr>
+      <w:rPr>
+        <w:rFonts w:ascii="Wingdings" w:hAnsi="Wingdings" w:hint="default"/>
+        <w:sz w:val="20"/>
+      </w:rPr>
+    </w:lvl>
+  </w:abstractNum>
+  <w:abstractNum w:abstractNumId="11" w15:restartNumberingAfterBreak="0">
+    <w:nsid w:val="6F2061AD"/>
+    <w:multiLevelType w:val="multilevel"/>
+    <w:tmpl w:val="F85EC8A0"/>
+    <w:lvl w:ilvl="0">
+      <w:start w:val="1"/>
+      <w:numFmt w:val="bullet"/>
+      <w:lvlText w:val=""/>
+      <w:lvlJc w:val="left"/>
+      <w:pPr>
+        <w:tabs>
+          <w:tab w:val="num" w:pos="720"/>
+        </w:tabs>
+        <w:ind w:left="720" w:hanging="360"/>
+      </w:pPr>
+      <w:rPr>
+        <w:rFonts w:ascii="Symbol" w:hAnsi="Symbol" w:hint="default"/>
+        <w:sz w:val="20"/>
+      </w:rPr>
+    </w:lvl>
+    <w:lvl w:ilvl="1" w:tentative="1">
+      <w:start w:val="1"/>
+      <w:numFmt w:val="bullet"/>
+      <w:lvlText w:val="o"/>
+      <w:lvlJc w:val="left"/>
+      <w:pPr>
+        <w:tabs>
+          <w:tab w:val="num" w:pos="1440"/>
+        </w:tabs>
+        <w:ind w:left="1440" w:hanging="360"/>
+      </w:pPr>
+      <w:rPr>
+        <w:rFonts w:ascii="Courier New" w:hAnsi="Courier New" w:hint="default"/>
+        <w:sz w:val="20"/>
+      </w:rPr>
+    </w:lvl>
+    <w:lvl w:ilvl="2" w:tentative="1">
+      <w:start w:val="1"/>
+      <w:numFmt w:val="bullet"/>
+      <w:lvlText w:val=""/>
+      <w:lvlJc w:val="left"/>
+      <w:pPr>
+        <w:tabs>
+          <w:tab w:val="num" w:pos="2160"/>
+        </w:tabs>
+        <w:ind w:left="2160" w:hanging="360"/>
+      </w:pPr>
+      <w:rPr>
+        <w:rFonts w:ascii="Wingdings" w:hAnsi="Wingdings" w:hint="default"/>
+        <w:sz w:val="20"/>
+      </w:rPr>
+    </w:lvl>
+    <w:lvl w:ilvl="3" w:tentative="1">
+      <w:start w:val="1"/>
+      <w:numFmt w:val="bullet"/>
+      <w:lvlText w:val=""/>
+      <w:lvlJc w:val="left"/>
+      <w:pPr>
+        <w:tabs>
+          <w:tab w:val="num" w:pos="2880"/>
+        </w:tabs>
+        <w:ind w:left="2880" w:hanging="360"/>
+      </w:pPr>
+      <w:rPr>
+        <w:rFonts w:ascii="Wingdings" w:hAnsi="Wingdings" w:hint="default"/>
+        <w:sz w:val="20"/>
+      </w:rPr>
+    </w:lvl>
+    <w:lvl w:ilvl="4" w:tentative="1">
+      <w:start w:val="1"/>
+      <w:numFmt w:val="bullet"/>
+      <w:lvlText w:val=""/>
+      <w:lvlJc w:val="left"/>
+      <w:pPr>
+        <w:tabs>
+          <w:tab w:val="num" w:pos="3600"/>
+        </w:tabs>
+        <w:ind w:left="3600" w:hanging="360"/>
+      </w:pPr>
+      <w:rPr>
+        <w:rFonts w:ascii="Wingdings" w:hAnsi="Wingdings" w:hint="default"/>
+        <w:sz w:val="20"/>
+      </w:rPr>
+    </w:lvl>
+    <w:lvl w:ilvl="5" w:tentative="1">
+      <w:start w:val="1"/>
+      <w:numFmt w:val="bullet"/>
+      <w:lvlText w:val=""/>
+      <w:lvlJc w:val="left"/>
+      <w:pPr>
+        <w:tabs>
+          <w:tab w:val="num" w:pos="4320"/>
+        </w:tabs>
+        <w:ind w:left="4320" w:hanging="360"/>
+      </w:pPr>
+      <w:rPr>
+        <w:rFonts w:ascii="Wingdings" w:hAnsi="Wingdings" w:hint="default"/>
+        <w:sz w:val="20"/>
+      </w:rPr>
+    </w:lvl>
+    <w:lvl w:ilvl="6" w:tentative="1">
+      <w:start w:val="1"/>
+      <w:numFmt w:val="bullet"/>
+      <w:lvlText w:val=""/>
+      <w:lvlJc w:val="left"/>
+      <w:pPr>
+        <w:tabs>
+          <w:tab w:val="num" w:pos="5040"/>
+        </w:tabs>
+        <w:ind w:left="5040" w:hanging="360"/>
+      </w:pPr>
+      <w:rPr>
+        <w:rFonts w:ascii="Wingdings" w:hAnsi="Wingdings" w:hint="default"/>
+        <w:sz w:val="20"/>
+      </w:rPr>
+    </w:lvl>
+    <w:lvl w:ilvl="7" w:tentative="1">
+      <w:start w:val="1"/>
+      <w:numFmt w:val="bullet"/>
+      <w:lvlText w:val=""/>
+      <w:lvlJc w:val="left"/>
+      <w:pPr>
+        <w:tabs>
+          <w:tab w:val="num" w:pos="5760"/>
+        </w:tabs>
+        <w:ind w:left="5760" w:hanging="360"/>
+      </w:pPr>
+      <w:rPr>
+        <w:rFonts w:ascii="Wingdings" w:hAnsi="Wingdings" w:hint="default"/>
+        <w:sz w:val="20"/>
+      </w:rPr>
+    </w:lvl>
+    <w:lvl w:ilvl="8" w:tentative="1">
+      <w:start w:val="1"/>
+      <w:numFmt w:val="bullet"/>
+      <w:lvlText w:val=""/>
+      <w:lvlJc w:val="left"/>
+      <w:pPr>
+        <w:tabs>
+          <w:tab w:val="num" w:pos="6480"/>
+        </w:tabs>
+        <w:ind w:left="6480" w:hanging="360"/>
+      </w:pPr>
+      <w:rPr>
+        <w:rFonts w:ascii="Wingdings" w:hAnsi="Wingdings" w:hint="default"/>
+        <w:sz w:val="20"/>
+      </w:rPr>
+    </w:lvl>
+  </w:abstractNum>
+  <w:abstractNum w:abstractNumId="12" w15:restartNumberingAfterBreak="0">
+    <w:nsid w:val="6F7A6227"/>
+    <w:multiLevelType w:val="multilevel"/>
+    <w:tmpl w:val="83E42100"/>
+    <w:lvl w:ilvl="0">
+      <w:start w:val="1"/>
+      <w:numFmt w:val="bullet"/>
+      <w:lvlText w:val=""/>
+      <w:lvlJc w:val="left"/>
+      <w:pPr>
+        <w:tabs>
+          <w:tab w:val="num" w:pos="720"/>
+        </w:tabs>
+        <w:ind w:left="720" w:hanging="360"/>
+      </w:pPr>
+      <w:rPr>
+        <w:rFonts w:ascii="Symbol" w:hAnsi="Symbol" w:hint="default"/>
+        <w:sz w:val="20"/>
+      </w:rPr>
+    </w:lvl>
+    <w:lvl w:ilvl="1" w:tentative="1">
+      <w:start w:val="1"/>
+      <w:numFmt w:val="bullet"/>
+      <w:lvlText w:val="o"/>
+      <w:lvlJc w:val="left"/>
+      <w:pPr>
+        <w:tabs>
+          <w:tab w:val="num" w:pos="1440"/>
+        </w:tabs>
+        <w:ind w:left="1440" w:hanging="360"/>
+      </w:pPr>
+      <w:rPr>
+        <w:rFonts w:ascii="Courier New" w:hAnsi="Courier New" w:hint="default"/>
+        <w:sz w:val="20"/>
+      </w:rPr>
+    </w:lvl>
+    <w:lvl w:ilvl="2" w:tentative="1">
+      <w:start w:val="1"/>
+      <w:numFmt w:val="bullet"/>
+      <w:lvlText w:val=""/>
+      <w:lvlJc w:val="left"/>
+      <w:pPr>
+        <w:tabs>
+          <w:tab w:val="num" w:pos="2160"/>
+        </w:tabs>
+        <w:ind w:left="2160" w:hanging="360"/>
+      </w:pPr>
+      <w:rPr>
+        <w:rFonts w:ascii="Wingdings" w:hAnsi="Wingdings" w:hint="default"/>
+        <w:sz w:val="20"/>
+      </w:rPr>
+    </w:lvl>
+    <w:lvl w:ilvl="3" w:tentative="1">
+      <w:start w:val="1"/>
+      <w:numFmt w:val="bullet"/>
+      <w:lvlText w:val=""/>
+      <w:lvlJc w:val="left"/>
+      <w:pPr>
+        <w:tabs>
+          <w:tab w:val="num" w:pos="2880"/>
+        </w:tabs>
+        <w:ind w:left="2880" w:hanging="360"/>
+      </w:pPr>
+      <w:rPr>
+        <w:rFonts w:ascii="Wingdings" w:hAnsi="Wingdings" w:hint="default"/>
+        <w:sz w:val="20"/>
+      </w:rPr>
+    </w:lvl>
+    <w:lvl w:ilvl="4" w:tentative="1">
+      <w:start w:val="1"/>
+      <w:numFmt w:val="bullet"/>
+      <w:lvlText w:val=""/>
+      <w:lvlJc w:val="left"/>
+      <w:pPr>
+        <w:tabs>
+          <w:tab w:val="num" w:pos="3600"/>
+        </w:tabs>
+        <w:ind w:left="3600" w:hanging="360"/>
+      </w:pPr>
+      <w:rPr>
+        <w:rFonts w:ascii="Wingdings" w:hAnsi="Wingdings" w:hint="default"/>
+        <w:sz w:val="20"/>
+      </w:rPr>
+    </w:lvl>
+    <w:lvl w:ilvl="5" w:tentative="1">
+      <w:start w:val="1"/>
+      <w:numFmt w:val="bullet"/>
+      <w:lvlText w:val=""/>
+      <w:lvlJc w:val="left"/>
+      <w:pPr>
+        <w:tabs>
+          <w:tab w:val="num" w:pos="4320"/>
+        </w:tabs>
+        <w:ind w:left="4320" w:hanging="360"/>
+      </w:pPr>
+      <w:rPr>
+        <w:rFonts w:ascii="Wingdings" w:hAnsi="Wingdings" w:hint="default"/>
+        <w:sz w:val="20"/>
+      </w:rPr>
+    </w:lvl>
+    <w:lvl w:ilvl="6" w:tentative="1">
+      <w:start w:val="1"/>
+      <w:numFmt w:val="bullet"/>
+      <w:lvlText w:val=""/>
+      <w:lvlJc w:val="left"/>
+      <w:pPr>
+        <w:tabs>
+          <w:tab w:val="num" w:pos="5040"/>
+        </w:tabs>
+        <w:ind w:left="5040" w:hanging="360"/>
+      </w:pPr>
+      <w:rPr>
+        <w:rFonts w:ascii="Wingdings" w:hAnsi="Wingdings" w:hint="default"/>
+        <w:sz w:val="20"/>
+      </w:rPr>
+    </w:lvl>
+    <w:lvl w:ilvl="7" w:tentative="1">
+      <w:start w:val="1"/>
+      <w:numFmt w:val="bullet"/>
+      <w:lvlText w:val=""/>
+      <w:lvlJc w:val="left"/>
+      <w:pPr>
+        <w:tabs>
+          <w:tab w:val="num" w:pos="5760"/>
+        </w:tabs>
+        <w:ind w:left="5760" w:hanging="360"/>
+      </w:pPr>
+      <w:rPr>
+        <w:rFonts w:ascii="Wingdings" w:hAnsi="Wingdings" w:hint="default"/>
+        <w:sz w:val="20"/>
+      </w:rPr>
+    </w:lvl>
+    <w:lvl w:ilvl="8" w:tentative="1">
+      <w:start w:val="1"/>
+      <w:numFmt w:val="bullet"/>
+      <w:lvlText w:val=""/>
+      <w:lvlJc w:val="left"/>
+      <w:pPr>
+        <w:tabs>
+          <w:tab w:val="num" w:pos="6480"/>
+        </w:tabs>
+        <w:ind w:left="6480" w:hanging="360"/>
+      </w:pPr>
+      <w:rPr>
+        <w:rFonts w:ascii="Wingdings" w:hAnsi="Wingdings" w:hint="default"/>
+        <w:sz w:val="20"/>
+      </w:rPr>
+    </w:lvl>
+  </w:abstractNum>
+  <w:num w:numId="1" w16cid:durableId="1496064708">
+    <w:abstractNumId w:val="2"/>
+  </w:num>
+  <w:num w:numId="2" w16cid:durableId="208958430">
+    <w:abstractNumId w:val="11"/>
+  </w:num>
+  <w:num w:numId="3" w16cid:durableId="1042706668">
+    <w:abstractNumId w:val="12"/>
+  </w:num>
+  <w:num w:numId="4" w16cid:durableId="1683435858">
+    <w:abstractNumId w:val="7"/>
+  </w:num>
+  <w:num w:numId="5" w16cid:durableId="1332222712">
+    <w:abstractNumId w:val="9"/>
+  </w:num>
+  <w:num w:numId="6" w16cid:durableId="509218992">
+    <w:abstractNumId w:val="6"/>
+  </w:num>
+  <w:num w:numId="7" w16cid:durableId="1073628128">
+    <w:abstractNumId w:val="5"/>
+  </w:num>
+  <w:num w:numId="8" w16cid:durableId="1099569315">
+    <w:abstractNumId w:val="10"/>
+  </w:num>
+  <w:num w:numId="9" w16cid:durableId="212356325">
+    <w:abstractNumId w:val="8"/>
+  </w:num>
+  <w:num w:numId="10" w16cid:durableId="72435509">
+    <w:abstractNumId w:val="4"/>
+  </w:num>
+  <w:num w:numId="11" w16cid:durableId="575479842">
+    <w:abstractNumId w:val="1"/>
+  </w:num>
+  <w:num w:numId="12" w16cid:durableId="809444264">
+    <w:abstractNumId w:val="0"/>
+  </w:num>
+  <w:num w:numId="13" w16cid:durableId="1239291147">
+    <w:abstractNumId w:val="3"/>
+  </w:num>
+</w:numbering>
 </file>
 
 <file path=word/styles.xml><?xml version="1.0" encoding="utf-8"?>
@@ -1952,6 +6925,29 @@
     <w:uiPriority w:val="99"/>
     <w:rsid w:val="009F2E50"/>
   </w:style>
+  <w:style w:type="character" w:styleId="Hyperlink">
+    <w:name w:val="Hyperlink"/>
+    <w:basedOn w:val="Absatz-Standardschriftart"/>
+    <w:uiPriority w:val="99"/>
+    <w:unhideWhenUsed/>
+    <w:rsid w:val="00881DC3"/>
+    <w:rPr>
+      <w:color w:val="467886" w:themeColor="hyperlink"/>
+      <w:u w:val="single"/>
+    </w:rPr>
+  </w:style>
+  <w:style w:type="character" w:styleId="NichtaufgelsteErwhnung">
+    <w:name w:val="Unresolved Mention"/>
+    <w:basedOn w:val="Absatz-Standardschriftart"/>
+    <w:uiPriority w:val="99"/>
+    <w:semiHidden/>
+    <w:unhideWhenUsed/>
+    <w:rsid w:val="00881DC3"/>
+    <w:rPr>
+      <w:color w:val="605E5C"/>
+      <w:shd w:val="clear" w:color="auto" w:fill="E1DFDD"/>
+    </w:rPr>
+  </w:style>
 </w:styles>
 </file>
 
